--- a/Sistem-Kendali-Cerdas/Modul-Word/Modul-10-Aturan-Mason-dan-Grafik-Aliran-Sinyal.docx
+++ b/Sistem-Kendali-Cerdas/Modul-Word/Modul-10-Aturan-Mason-dan-Grafik-Aliran-Sinyal.docx
@@ -3600,7 +3600,7 @@
           <w:i w:val="0"/>
           <w:sz w:val="22"/>
         </w:rPr>
-        <w:t xml:space="preserve">Perlu diingat bahwa determinan tidak berubah bergantung lintasan mana yang ditinjau. Karena itu kestabilan sistem sama untuk seluruh pasangan masukan dan keluaran, dan hanya bentuk responsnya yang berbeda — kesimpulan yang sama dengan yang diperoleh lewat superposisi pada diagram blok.</w:t>
+        <w:t xml:space="preserve">Perlu diingat bahwa determinan tidak berubah bergantung lintasan mana yang ditinjau. Karena itu kestabilan sistem sama untuk seluruh pasangan masukan dan keluaran, dan hanya bentuk responsnya yang berbeda, kesimpulan yang sama dengan yang diperoleh lewat superposisi pada diagram blok.</w:t>
       </w:r>
     </w:p>
     <w:p>
@@ -3749,7 +3749,7 @@
           <w:i w:val="0"/>
           <w:sz w:val="22"/>
         </w:rPr>
-        <w:t xml:space="preserve">Pemeriksaan yang lebih menyeluruh membandingkan pada beberapa nilai frekuensi, bukan hanya pada s sama dengan nol. Kesesuaian pada frekuensi nol saja tidak menjamin apa pun, karena kekeliruan pada suku berorde tinggi tidak tampak di sana — persis kelemahan yang membuat kekeliruan suku hasil kali loop mudah lolos.</w:t>
+        <w:t xml:space="preserve">Pemeriksaan yang lebih menyeluruh membandingkan pada beberapa nilai frekuensi, bukan hanya pada s sama dengan nol. Kesesuaian pada frekuensi nol saja tidak menjamin apa pun, karena kekeliruan pada suku berorde tinggi tidak tampak di sana, persis kelemahan yang membuat kekeliruan suku hasil kali loop mudah lolos.</w:t>
       </w:r>
     </w:p>
     <w:p>
@@ -4530,7 +4530,7 @@
           <w:i w:val="0"/>
           <w:sz w:val="22"/>
         </w:rPr>
-        <w:t xml:space="preserve">Jawaban. Bentuk terfaktor pada penyebut mengandung makna fisik: karena kedua loop tidak berinteraksi, sistem berperilaku seperti dua subsistem berumpan balik yang dipasang seri. Bila suku hasil kali loop terlupakan, penyebutnya menjadi 1 + G1*H1 + G3*H2 yang tidak dapat difaktorkan, dan letak pole yang dihitung akan meleset — kekeliruan yang tidak akan terdeteksi oleh pemeriksaan gain arus searah sederhana.</w:t>
+        <w:t xml:space="preserve">Jawaban. Bentuk terfaktor pada penyebut mengandung makna fisik: karena kedua loop tidak berinteraksi, sistem berperilaku seperti dua subsistem berumpan balik yang dipasang seri. Bila suku hasil kali loop terlupakan, penyebutnya menjadi 1 + G1*H1 + G3*H2 yang tidak dapat difaktorkan, dan letak pole yang dihitung akan meleset, kekeliruan yang tidak akan terdeteksi oleh pemeriksaan gain arus searah sederhana.</w:t>
       </w:r>
     </w:p>
     <w:p>

--- a/Sistem-Kendali-Cerdas/Modul-Word/Modul-10-Aturan-Mason-dan-Grafik-Aliran-Sinyal.docx
+++ b/Sistem-Kendali-Cerdas/Modul-Word/Modul-10-Aturan-Mason-dan-Grafik-Aliran-Sinyal.docx
@@ -1379,7 +1379,7 @@
                                 <w:szCs w:val="20"/>
                                 <w:lang w:val="en-US"/>
                               </w:rPr>
-                              <w:t>myclass.mercubuana.ac.id</w:t>
+                              <w:t xml:space="preserve">myclass.mercubuana.ac·id</w:t>
                             </w:r>
                           </w:p>
                         </w:txbxContent>
@@ -1426,7 +1426,7 @@
                           <w:szCs w:val="20"/>
                           <w:lang w:val="en-US"/>
                         </w:rPr>
-                        <w:t>myclass.mercubuana.ac.id</w:t>
+                        <w:t xml:space="preserve">myclass.mercubuana.ac·id</w:t>
                       </w:r>
                     </w:p>
                   </w:txbxContent>
@@ -2512,7 +2512,7 @@
                                 <w:sz w:val="20"/>
                                 <w:szCs w:val="20"/>
                               </w:rPr>
-                              <w:t>www.mercubuana.ac.id</w:t>
+                              <w:t xml:space="preserve">www.mercubuana.ac·id</w:t>
                             </w:r>
                           </w:p>
                         </w:txbxContent>
@@ -2558,7 +2558,7 @@
                           <w:sz w:val="20"/>
                           <w:szCs w:val="20"/>
                         </w:rPr>
-                        <w:t>www.mercubuana.ac.id</w:t>
+                        <w:t xml:space="preserve">www.mercubuana.ac·id</w:t>
                       </w:r>
                     </w:p>
                   </w:txbxContent>
@@ -2627,6 +2627,15 @@
           <w:sz w:val="22"/>
         </w:rPr>
         <w:t xml:space="preserve">Signal-flow graph menampilkan hubungan antarvariabel sebagai node dan branch gain. Mason's Gain Formula menghitung transfer total tanpa mereduksi diagram blok satu per satu, terutama saat terdapat banyak loop yang saling bersinggungan.</w:t>
+      </w:r>
+      <w:r>
+        <w:rPr>
+          <w:rFonts w:ascii="Arial" w:hAnsi="Arial" w:cs="Arial"/>
+          <w:b w:val="0"/>
+          <w:i w:val="0"/>
+          <w:sz w:val="22"/>
+        </w:rPr>
+        <w:t xml:space="preserve"> Gambar 1 mengilustrasikan gagasan ini.</w:t>
       </w:r>
     </w:p>
     <w:p>
@@ -3070,6 +3079,15 @@
         </w:rPr>
         <w:t xml:space="preserve">Untuk setiap lintasan maju terdapat kofaktor tersendiri, yaitu determinan yang dihitung ulang dengan menghapus seluruh loop yang bersentuhan dengan lintasan tersebut. Bila seluruh loop bersentuhan dengan sebuah lintasan, kofaktornya bernilai satu.</w:t>
       </w:r>
+      <w:r>
+        <w:rPr>
+          <w:rFonts w:ascii="Arial" w:hAnsi="Arial" w:cs="Arial"/>
+          <w:b w:val="0"/>
+          <w:i w:val="0"/>
+          <w:sz w:val="22"/>
+        </w:rPr>
+        <w:t xml:space="preserve"> Hubungan ini dirangkum dalam Persamaan (1).</w:t>
+      </w:r>
     </w:p>
     <w:p>
       <w:pPr>
@@ -3084,7 +3102,110 @@
           <w:color w:val="305496"/>
           <w:sz w:val="22"/>
         </w:rPr>
-        <w:t xml:space="preserve">Delta = 1 - sum(L_i) + sum(L_i*L_j tak bersentuhan) - sum(tripel) + ...</w:t>
+        <w:t xml:space="preserve">Δ = 1 - sum(</w:t>
+      </w:r>
+      <w:r>
+        <w:rPr>
+          <w:rFonts w:ascii="Arial" w:hAnsi="Arial" w:cs="Arial"/>
+          <w:b/>
+          <w:i/>
+          <w:color w:val="305496"/>
+          <w:sz w:val="22"/>
+        </w:rPr>
+        <w:t xml:space="preserve">L</w:t>
+      </w:r>
+      <w:r>
+        <w:rPr>
+          <w:rFonts w:ascii="Arial" w:hAnsi="Arial" w:cs="Arial"/>
+          <w:b/>
+          <w:i/>
+          <w:color w:val="305496"/>
+          <w:sz w:val="22"/>
+          <w:vertAlign w:val="subscript"/>
+        </w:rPr>
+        <w:t xml:space="preserve">i</w:t>
+      </w:r>
+      <w:r>
+        <w:rPr>
+          <w:rFonts w:ascii="Arial" w:hAnsi="Arial" w:cs="Arial"/>
+          <w:b/>
+          <w:i/>
+          <w:color w:val="305496"/>
+          <w:sz w:val="22"/>
+        </w:rPr>
+        <w:t xml:space="preserve">) + sum(</w:t>
+      </w:r>
+      <w:r>
+        <w:rPr>
+          <w:rFonts w:ascii="Arial" w:hAnsi="Arial" w:cs="Arial"/>
+          <w:b/>
+          <w:i/>
+          <w:color w:val="305496"/>
+          <w:sz w:val="22"/>
+        </w:rPr>
+        <w:t xml:space="preserve">L</w:t>
+      </w:r>
+      <w:r>
+        <w:rPr>
+          <w:rFonts w:ascii="Arial" w:hAnsi="Arial" w:cs="Arial"/>
+          <w:b/>
+          <w:i/>
+          <w:color w:val="305496"/>
+          <w:sz w:val="22"/>
+          <w:vertAlign w:val="subscript"/>
+        </w:rPr>
+        <w:t xml:space="preserve">i</w:t>
+      </w:r>
+      <w:r>
+        <w:rPr>
+          <w:rFonts w:ascii="Arial" w:hAnsi="Arial" w:cs="Arial"/>
+          <w:b/>
+          <w:i/>
+          <w:color w:val="305496"/>
+          <w:sz w:val="22"/>
+        </w:rPr>
+        <w:t xml:space="preserve">·</w:t>
+      </w:r>
+      <w:r>
+        <w:rPr>
+          <w:rFonts w:ascii="Arial" w:hAnsi="Arial" w:cs="Arial"/>
+          <w:b/>
+          <w:i/>
+          <w:color w:val="305496"/>
+          <w:sz w:val="22"/>
+        </w:rPr>
+        <w:t xml:space="preserve">L</w:t>
+      </w:r>
+      <w:r>
+        <w:rPr>
+          <w:rFonts w:ascii="Arial" w:hAnsi="Arial" w:cs="Arial"/>
+          <w:b/>
+          <w:i/>
+          <w:color w:val="305496"/>
+          <w:sz w:val="22"/>
+          <w:vertAlign w:val="subscript"/>
+        </w:rPr>
+        <w:t xml:space="preserve">j</w:t>
+      </w:r>
+      <w:r>
+        <w:rPr>
+          <w:rFonts w:ascii="Arial" w:hAnsi="Arial" w:cs="Arial"/>
+          <w:b/>
+          <w:i/>
+          <w:color w:val="305496"/>
+          <w:sz w:val="22"/>
+        </w:rPr>
+        <w:t xml:space="preserve"> tak bersentuhan) - sum(tripel) + ...</w:t>
+      </w:r>
+      <w:r>
+        <w:rPr>
+          <w:rFonts w:ascii="Arial" w:hAnsi="Arial" w:cs="Arial"/>
+          <w:b/>
+          <w:i/>
+          <w:color w:val="305496"/>
+          <w:sz w:val="22"/>
+        </w:rPr>
+        <w:t xml:space="preserve">   (1)</w:t>
       </w:r>
     </w:p>
     <w:p>
@@ -3162,6 +3283,15 @@
         </w:rPr>
         <w:t xml:space="preserve">Hasilnya wajib diperiksa dengan dua uji murah. Pertama, evaluasi pada s sama dengan nol dan bandingkan dengan gain arus searah yang diharapkan secara fisik. Kedua, periksa apakah satuan keluaran terhadap masukan masuk akal. Kedua uji ini menangkap sebagian besar kekeliruan aritmetika.</w:t>
       </w:r>
+      <w:r>
+        <w:rPr>
+          <w:rFonts w:ascii="Arial" w:hAnsi="Arial" w:cs="Arial"/>
+          <w:b w:val="0"/>
+          <w:i w:val="0"/>
+          <w:sz w:val="22"/>
+        </w:rPr>
+        <w:t xml:space="preserve"> Bentuk ringkasnya dituliskan pada Persamaan (2).</w:t>
+      </w:r>
     </w:p>
     <w:p>
       <w:pPr>
@@ -3176,7 +3306,79 @@
           <w:color w:val="305496"/>
           <w:sz w:val="22"/>
         </w:rPr>
-        <w:t xml:space="preserve">T = (1/Delta) * sum(P_k * Delta_k)</w:t>
+        <w:t xml:space="preserve">T = (1/Δ)·sum(</w:t>
+      </w:r>
+      <w:r>
+        <w:rPr>
+          <w:rFonts w:ascii="Arial" w:hAnsi="Arial" w:cs="Arial"/>
+          <w:b/>
+          <w:i/>
+          <w:color w:val="305496"/>
+          <w:sz w:val="22"/>
+        </w:rPr>
+        <w:t xml:space="preserve">P</w:t>
+      </w:r>
+      <w:r>
+        <w:rPr>
+          <w:rFonts w:ascii="Arial" w:hAnsi="Arial" w:cs="Arial"/>
+          <w:b/>
+          <w:i/>
+          <w:color w:val="305496"/>
+          <w:sz w:val="22"/>
+          <w:vertAlign w:val="subscript"/>
+        </w:rPr>
+        <w:t xml:space="preserve">k</w:t>
+      </w:r>
+      <w:r>
+        <w:rPr>
+          <w:rFonts w:ascii="Arial" w:hAnsi="Arial" w:cs="Arial"/>
+          <w:b/>
+          <w:i/>
+          <w:color w:val="305496"/>
+          <w:sz w:val="22"/>
+        </w:rPr>
+        <w:t xml:space="preserve">·</w:t>
+      </w:r>
+      <w:r>
+        <w:rPr>
+          <w:rFonts w:ascii="Arial" w:hAnsi="Arial" w:cs="Arial"/>
+          <w:b/>
+          <w:i/>
+          <w:color w:val="305496"/>
+          <w:sz w:val="22"/>
+        </w:rPr>
+        <w:t xml:space="preserve">Δ</w:t>
+      </w:r>
+      <w:r>
+        <w:rPr>
+          <w:rFonts w:ascii="Arial" w:hAnsi="Arial" w:cs="Arial"/>
+          <w:b/>
+          <w:i/>
+          <w:color w:val="305496"/>
+          <w:sz w:val="22"/>
+          <w:vertAlign w:val="subscript"/>
+        </w:rPr>
+        <w:t xml:space="preserve">k</w:t>
+      </w:r>
+      <w:r>
+        <w:rPr>
+          <w:rFonts w:ascii="Arial" w:hAnsi="Arial" w:cs="Arial"/>
+          <w:b/>
+          <w:i/>
+          <w:color w:val="305496"/>
+          <w:sz w:val="22"/>
+        </w:rPr>
+        <w:t xml:space="preserve">)</w:t>
+      </w:r>
+      <w:r>
+        <w:rPr>
+          <w:rFonts w:ascii="Arial" w:hAnsi="Arial" w:cs="Arial"/>
+          <w:b/>
+          <w:i/>
+          <w:color w:val="305496"/>
+          <w:sz w:val="22"/>
+        </w:rPr>
+        <w:t xml:space="preserve">   (2)</w:t>
       </w:r>
     </w:p>
     <w:p>
@@ -3254,6 +3456,15 @@
         </w:rPr>
         <w:t xml:space="preserve">Pada praktik modern, perhitungan simbolik dan numerik banyak menggantikan penerapan tangan. Nilai aturan Mason karena itu bergeser: bukan sebagai alat hitung utama, melainkan sebagai cara memahami dari mana persamaan karakteristik berasal dan mengapa loop yang saling bersentuhan berperilaku berbeda dari yang tidak.</w:t>
       </w:r>
+      <w:r>
+        <w:rPr>
+          <w:rFonts w:ascii="Arial" w:hAnsi="Arial" w:cs="Arial"/>
+          <w:b w:val="0"/>
+          <w:i w:val="0"/>
+          <w:sz w:val="22"/>
+        </w:rPr>
+        <w:t xml:space="preserve"> Persamaan (3) memadatkan aturan tersebut.</w:t>
+      </w:r>
     </w:p>
     <w:p>
       <w:pPr>
@@ -3268,7 +3479,17 @@
           <w:color w:val="305496"/>
           <w:sz w:val="22"/>
         </w:rPr>
-        <w:t xml:space="preserve">Delta = penyebut fungsi transfer = persamaan karakteristik</w:t>
+        <w:t xml:space="preserve">Δ = penyebut fungsi transfer = persamaan karakteristik</w:t>
+      </w:r>
+      <w:r>
+        <w:rPr>
+          <w:rFonts w:ascii="Arial" w:hAnsi="Arial" w:cs="Arial"/>
+          <w:b/>
+          <w:i/>
+          <w:color w:val="305496"/>
+          <w:sz w:val="22"/>
+        </w:rPr>
+        <w:t xml:space="preserve">   (3)</w:t>
       </w:r>
     </w:p>
     <w:p>
@@ -3432,7 +3653,7 @@
           <w:color w:val="305496"/>
           <w:sz w:val="22"/>
         </w:rPr>
-        <w:t xml:space="preserve">sinyal -&gt; simpul, blok -&gt; cabang, tanda penjumlahan -&gt; tanda gain cabang</w:t>
+        <w:t xml:space="preserve">sinyal → simpul, blok → cabang, tanda penjumlahan → tanda gain cabang</w:t>
       </w:r>
     </w:p>
     <w:p>
@@ -3602,6 +3823,15 @@
         </w:rPr>
         <w:t xml:space="preserve">Perlu diingat bahwa determinan tidak berubah bergantung lintasan mana yang ditinjau. Karena itu kestabilan sistem sama untuk seluruh pasangan masukan dan keluaran, dan hanya bentuk responsnya yang berbeda, kesimpulan yang sama dengan yang diperoleh lewat superposisi pada diagram blok.</w:t>
       </w:r>
+      <w:r>
+        <w:rPr>
+          <w:rFonts w:ascii="Arial" w:hAnsi="Arial" w:cs="Arial"/>
+          <w:b w:val="0"/>
+          <w:i w:val="0"/>
+          <w:sz w:val="22"/>
+        </w:rPr>
+        <w:t xml:space="preserve"> Rangkuman kuantitatifnya tertulis pada Persamaan (4).</w:t>
+      </w:r>
     </w:p>
     <w:p>
       <w:pPr>
@@ -3616,7 +3846,17 @@
           <w:color w:val="305496"/>
           <w:sz w:val="22"/>
         </w:rPr>
-        <w:t xml:space="preserve">Delta = 0 adalah persamaan karakteristik; pembilang tidak diperlukan</w:t>
+        <w:t xml:space="preserve">Δ = 0 adalah persamaan karakteristik; pembilang tidak diperlukan</w:t>
+      </w:r>
+      <w:r>
+        <w:rPr>
+          <w:rFonts w:ascii="Arial" w:hAnsi="Arial" w:cs="Arial"/>
+          <w:b/>
+          <w:i/>
+          <w:color w:val="305496"/>
+          <w:sz w:val="22"/>
+        </w:rPr>
+        <w:t xml:space="preserve">   (4)</w:t>
       </w:r>
     </w:p>
     <w:p>
@@ -3849,7 +4089,7 @@
           <w:color w:val="305496"/>
           <w:sz w:val="22"/>
         </w:rPr>
-        <w:t xml:space="preserve">R -&gt; E -&gt; Y dengan cabang balik dari Y ke E</w:t>
+        <w:t xml:space="preserve">R → E → Y dengan cabang balik dari Y ke E</w:t>
       </w:r>
     </w:p>
     <w:p>
@@ -3865,6 +4105,15 @@
           <w:sz w:val="22"/>
         </w:rPr>
         <w:t xml:space="preserve">Simpul E adalah error, cabang maju bergain G, cabang balik bergain -H.</w:t>
+      </w:r>
+      <w:r>
+        <w:rPr>
+          <w:rFonts w:ascii="Arial" w:hAnsi="Arial" w:cs="Arial"/>
+          <w:b w:val="0"/>
+          <w:i w:val="0"/>
+          <w:sz w:val="22"/>
+        </w:rPr>
+        <w:t xml:space="preserve"> Hubungan ini dirangkum dalam Persamaan (5).</w:t>
       </w:r>
     </w:p>
     <w:p>
@@ -3895,7 +4144,48 @@
           <w:color w:val="305496"/>
           <w:sz w:val="22"/>
         </w:rPr>
-        <w:t xml:space="preserve">P1 = G</w:t>
+        <w:t xml:space="preserve"/>
+      </w:r>
+      <w:r>
+        <w:rPr>
+          <w:rFonts w:ascii="Arial" w:hAnsi="Arial" w:cs="Arial"/>
+          <w:b/>
+          <w:i/>
+          <w:color w:val="305496"/>
+          <w:sz w:val="22"/>
+        </w:rPr>
+        <w:t xml:space="preserve">P</w:t>
+      </w:r>
+      <w:r>
+        <w:rPr>
+          <w:rFonts w:ascii="Arial" w:hAnsi="Arial" w:cs="Arial"/>
+          <w:b/>
+          <w:i/>
+          <w:color w:val="305496"/>
+          <w:sz w:val="22"/>
+          <w:vertAlign w:val="subscript"/>
+        </w:rPr>
+        <w:t xml:space="preserve">1</w:t>
+      </w:r>
+      <w:r>
+        <w:rPr>
+          <w:rFonts w:ascii="Arial" w:hAnsi="Arial" w:cs="Arial"/>
+          <w:b/>
+          <w:i/>
+          <w:color w:val="305496"/>
+          <w:sz w:val="22"/>
+        </w:rPr>
+        <w:t xml:space="preserve"> = G</w:t>
+      </w:r>
+      <w:r>
+        <w:rPr>
+          <w:rFonts w:ascii="Arial" w:hAnsi="Arial" w:cs="Arial"/>
+          <w:b/>
+          <w:i/>
+          <w:color w:val="305496"/>
+          <w:sz w:val="22"/>
+        </w:rPr>
+        <w:t xml:space="preserve">   (5)</w:t>
       </w:r>
     </w:p>
     <w:p>
@@ -3911,6 +4201,15 @@
           <w:sz w:val="22"/>
         </w:rPr>
         <w:t xml:space="preserve">Hanya ada satu lintasan dari R ke Y.</w:t>
+      </w:r>
+      <w:r>
+        <w:rPr>
+          <w:rFonts w:ascii="Arial" w:hAnsi="Arial" w:cs="Arial"/>
+          <w:b w:val="0"/>
+          <w:i w:val="0"/>
+          <w:sz w:val="22"/>
+        </w:rPr>
+        <w:t xml:space="preserve"> Bentuk ringkasnya dituliskan pada Persamaan (6).</w:t>
       </w:r>
     </w:p>
     <w:p>
@@ -3941,7 +4240,48 @@
           <w:color w:val="305496"/>
           <w:sz w:val="22"/>
         </w:rPr>
-        <w:t xml:space="preserve">L1 = -G*H</w:t>
+        <w:t xml:space="preserve"/>
+      </w:r>
+      <w:r>
+        <w:rPr>
+          <w:rFonts w:ascii="Arial" w:hAnsi="Arial" w:cs="Arial"/>
+          <w:b/>
+          <w:i/>
+          <w:color w:val="305496"/>
+          <w:sz w:val="22"/>
+        </w:rPr>
+        <w:t xml:space="preserve">L</w:t>
+      </w:r>
+      <w:r>
+        <w:rPr>
+          <w:rFonts w:ascii="Arial" w:hAnsi="Arial" w:cs="Arial"/>
+          <w:b/>
+          <w:i/>
+          <w:color w:val="305496"/>
+          <w:sz w:val="22"/>
+          <w:vertAlign w:val="subscript"/>
+        </w:rPr>
+        <w:t xml:space="preserve">1</w:t>
+      </w:r>
+      <w:r>
+        <w:rPr>
+          <w:rFonts w:ascii="Arial" w:hAnsi="Arial" w:cs="Arial"/>
+          <w:b/>
+          <w:i/>
+          <w:color w:val="305496"/>
+          <w:sz w:val="22"/>
+        </w:rPr>
+        <w:t xml:space="preserve"> = -G·H</w:t>
+      </w:r>
+      <w:r>
+        <w:rPr>
+          <w:rFonts w:ascii="Arial" w:hAnsi="Arial" w:cs="Arial"/>
+          <w:b/>
+          <w:i/>
+          <w:color w:val="305496"/>
+          <w:sz w:val="22"/>
+        </w:rPr>
+        <w:t xml:space="preserve">   (6)</w:t>
       </w:r>
     </w:p>
     <w:p>
@@ -4004,6 +4344,15 @@
         </w:rPr>
         <w:t xml:space="preserve">Hanya ada satu loop, sehingga tidak ada pasangan.</w:t>
       </w:r>
+      <w:r>
+        <w:rPr>
+          <w:rFonts w:ascii="Arial" w:hAnsi="Arial" w:cs="Arial"/>
+          <w:b w:val="0"/>
+          <w:i w:val="0"/>
+          <w:sz w:val="22"/>
+        </w:rPr>
+        <w:t xml:space="preserve"> Persamaan (7) memadatkan aturan tersebut.</w:t>
+      </w:r>
     </w:p>
     <w:p>
       <w:pPr>
@@ -4033,7 +4382,17 @@
           <w:color w:val="305496"/>
           <w:sz w:val="22"/>
         </w:rPr>
-        <w:t xml:space="preserve">Delta = 1 - (-G*H) = 1 + G*H</w:t>
+        <w:t xml:space="preserve">Δ = 1 - (-G·H) = 1 + G·H</w:t>
+      </w:r>
+      <w:r>
+        <w:rPr>
+          <w:rFonts w:ascii="Arial" w:hAnsi="Arial" w:cs="Arial"/>
+          <w:b/>
+          <w:i/>
+          <w:color w:val="305496"/>
+          <w:sz w:val="22"/>
+        </w:rPr>
+        <w:t xml:space="preserve">   (7)</w:t>
       </w:r>
     </w:p>
     <w:p>
@@ -4049,6 +4408,15 @@
           <w:sz w:val="22"/>
         </w:rPr>
         <w:t xml:space="preserve">Inilah persamaan karakteristik yang sudah dikenal.</w:t>
+      </w:r>
+      <w:r>
+        <w:rPr>
+          <w:rFonts w:ascii="Arial" w:hAnsi="Arial" w:cs="Arial"/>
+          <w:b w:val="0"/>
+          <w:i w:val="0"/>
+          <w:sz w:val="22"/>
+        </w:rPr>
+        <w:t xml:space="preserve"> Rangkuman kuantitatifnya tertulis pada Persamaan (8).</w:t>
       </w:r>
     </w:p>
     <w:p>
@@ -4079,22 +4447,100 @@
           <w:color w:val="305496"/>
           <w:sz w:val="22"/>
         </w:rPr>
-        <w:t xml:space="preserve">Delta_1 = 1</w:t>
-      </w:r>
-    </w:p>
-    <w:p>
-      <w:pPr>
-        <w:spacing w:line="360" w:lineRule="auto" w:after="120"/>
-        <w:jc w:val="both"/>
-      </w:pPr>
-      <w:r>
-        <w:rPr>
-          <w:rFonts w:ascii="Arial" w:hAnsi="Arial" w:cs="Arial"/>
-          <w:b w:val="0"/>
-          <w:i w:val="0"/>
-          <w:sz w:val="22"/>
-        </w:rPr>
-        <w:t xml:space="preserve">Loop L1 bersentuhan dengan lintasan P1, sehingga dihapus seluruhnya.</w:t>
+        <w:t xml:space="preserve"/>
+      </w:r>
+      <w:r>
+        <w:rPr>
+          <w:rFonts w:ascii="Arial" w:hAnsi="Arial" w:cs="Arial"/>
+          <w:b/>
+          <w:i/>
+          <w:color w:val="305496"/>
+          <w:sz w:val="22"/>
+        </w:rPr>
+        <w:t xml:space="preserve">Δ</w:t>
+      </w:r>
+      <w:r>
+        <w:rPr>
+          <w:rFonts w:ascii="Arial" w:hAnsi="Arial" w:cs="Arial"/>
+          <w:b/>
+          <w:i/>
+          <w:color w:val="305496"/>
+          <w:sz w:val="22"/>
+          <w:vertAlign w:val="subscript"/>
+        </w:rPr>
+        <w:t xml:space="preserve">1</w:t>
+      </w:r>
+      <w:r>
+        <w:rPr>
+          <w:rFonts w:ascii="Arial" w:hAnsi="Arial" w:cs="Arial"/>
+          <w:b/>
+          <w:i/>
+          <w:color w:val="305496"/>
+          <w:sz w:val="22"/>
+        </w:rPr>
+        <w:t xml:space="preserve"> = 1</w:t>
+      </w:r>
+      <w:r>
+        <w:rPr>
+          <w:rFonts w:ascii="Arial" w:hAnsi="Arial" w:cs="Arial"/>
+          <w:b/>
+          <w:i/>
+          <w:color w:val="305496"/>
+          <w:sz w:val="22"/>
+        </w:rPr>
+        <w:t xml:space="preserve">   (8)</w:t>
+      </w:r>
+    </w:p>
+    <w:p>
+      <w:pPr>
+        <w:spacing w:line="360" w:lineRule="auto" w:after="120"/>
+        <w:jc w:val="both"/>
+      </w:pPr>
+      <w:r>
+        <w:rPr>
+          <w:rFonts w:ascii="Arial" w:hAnsi="Arial" w:cs="Arial"/>
+          <w:b w:val="0"/>
+          <w:i w:val="0"/>
+          <w:sz w:val="22"/>
+        </w:rPr>
+        <w:t xml:space="preserve">Loop L1 bersentuhan dengan lintasan </w:t>
+      </w:r>
+      <w:r>
+        <w:rPr>
+          <w:rFonts w:ascii="Arial" w:hAnsi="Arial" w:cs="Arial"/>
+          <w:b w:val="0"/>
+          <w:i w:val="0"/>
+          <w:sz w:val="22"/>
+        </w:rPr>
+        <w:t xml:space="preserve">P</w:t>
+      </w:r>
+      <w:r>
+        <w:rPr>
+          <w:rFonts w:ascii="Arial" w:hAnsi="Arial" w:cs="Arial"/>
+          <w:b w:val="0"/>
+          <w:i w:val="0"/>
+          <w:sz w:val="22"/>
+          <w:vertAlign w:val="subscript"/>
+        </w:rPr>
+        <w:t xml:space="preserve">1</w:t>
+      </w:r>
+      <w:r>
+        <w:rPr>
+          <w:rFonts w:ascii="Arial" w:hAnsi="Arial" w:cs="Arial"/>
+          <w:b w:val="0"/>
+          <w:i w:val="0"/>
+          <w:sz w:val="22"/>
+        </w:rPr>
+        <w:t xml:space="preserve">, sehingga dihapus seluruhnya.</w:t>
+      </w:r>
+      <w:r>
+        <w:rPr>
+          <w:rFonts w:ascii="Arial" w:hAnsi="Arial" w:cs="Arial"/>
+          <w:b w:val="0"/>
+          <w:i w:val="0"/>
+          <w:sz w:val="22"/>
+        </w:rPr>
+        <w:t xml:space="preserve"> Hubungan ini dirangkum dalam Persamaan (9).</w:t>
       </w:r>
     </w:p>
     <w:p>
@@ -4125,7 +4571,79 @@
           <w:color w:val="305496"/>
           <w:sz w:val="22"/>
         </w:rPr>
-        <w:t xml:space="preserve">T = P1*Delta_1/Delta = G/(1 + G*H)</w:t>
+        <w:t xml:space="preserve">T = </w:t>
+      </w:r>
+      <w:r>
+        <w:rPr>
+          <w:rFonts w:ascii="Arial" w:hAnsi="Arial" w:cs="Arial"/>
+          <w:b/>
+          <w:i/>
+          <w:color w:val="305496"/>
+          <w:sz w:val="22"/>
+        </w:rPr>
+        <w:t xml:space="preserve">P</w:t>
+      </w:r>
+      <w:r>
+        <w:rPr>
+          <w:rFonts w:ascii="Arial" w:hAnsi="Arial" w:cs="Arial"/>
+          <w:b/>
+          <w:i/>
+          <w:color w:val="305496"/>
+          <w:sz w:val="22"/>
+          <w:vertAlign w:val="subscript"/>
+        </w:rPr>
+        <w:t xml:space="preserve">1</w:t>
+      </w:r>
+      <w:r>
+        <w:rPr>
+          <w:rFonts w:ascii="Arial" w:hAnsi="Arial" w:cs="Arial"/>
+          <w:b/>
+          <w:i/>
+          <w:color w:val="305496"/>
+          <w:sz w:val="22"/>
+        </w:rPr>
+        <w:t xml:space="preserve">·</w:t>
+      </w:r>
+      <w:r>
+        <w:rPr>
+          <w:rFonts w:ascii="Arial" w:hAnsi="Arial" w:cs="Arial"/>
+          <w:b/>
+          <w:i/>
+          <w:color w:val="305496"/>
+          <w:sz w:val="22"/>
+        </w:rPr>
+        <w:t xml:space="preserve">Δ</w:t>
+      </w:r>
+      <w:r>
+        <w:rPr>
+          <w:rFonts w:ascii="Arial" w:hAnsi="Arial" w:cs="Arial"/>
+          <w:b/>
+          <w:i/>
+          <w:color w:val="305496"/>
+          <w:sz w:val="22"/>
+          <w:vertAlign w:val="subscript"/>
+        </w:rPr>
+        <w:t xml:space="preserve">1</w:t>
+      </w:r>
+      <w:r>
+        <w:rPr>
+          <w:rFonts w:ascii="Arial" w:hAnsi="Arial" w:cs="Arial"/>
+          <w:b/>
+          <w:i/>
+          <w:color w:val="305496"/>
+          <w:sz w:val="22"/>
+        </w:rPr>
+        <w:t xml:space="preserve">/Δ = G/(1 + G·H)</w:t>
+      </w:r>
+      <w:r>
+        <w:rPr>
+          <w:rFonts w:ascii="Arial" w:hAnsi="Arial" w:cs="Arial"/>
+          <w:b/>
+          <w:i/>
+          <w:color w:val="305496"/>
+          <w:sz w:val="22"/>
+        </w:rPr>
+        <w:t xml:space="preserve">   (9)</w:t>
       </w:r>
     </w:p>
     <w:p>
@@ -4156,6 +4674,15 @@
           <w:sz w:val="22"/>
         </w:rPr>
         <w:t xml:space="preserve">Kesesuaian ini menunjukkan rumus umpan balik yang biasa dipakai sebenarnya kasus khusus aturan Mason. Keunggulan Mason baru terasa ketika lintasan maju lebih dari satu atau loop saling bersilangan, keadaan yang membuat reduksi bertahap menjadi berbelit.</w:t>
+      </w:r>
+      <w:r>
+        <w:rPr>
+          <w:rFonts w:ascii="Arial" w:hAnsi="Arial" w:cs="Arial"/>
+          <w:b w:val="0"/>
+          <w:i w:val="0"/>
+          <w:sz w:val="22"/>
+        </w:rPr>
+        <w:t xml:space="preserve"> Bentuk ringkasnya dituliskan pada Persamaan (10).</w:t>
       </w:r>
     </w:p>
     <w:p>
@@ -4193,7 +4720,287 @@
           <w:i w:val="0"/>
           <w:sz w:val="22"/>
         </w:rPr>
-        <w:t xml:space="preserve">Diketahui: Lintasan maju tunggal dengan gain P1 = G1*G2*G3 · Loop pertama L1 = -G1*H1 berada di bagian awal lintasan · Loop kedua L2 = -G3*H2 berada di bagian akhir lintasan · Kedua loop tidak berbagi simpul mana pun</w:t>
+        <w:t xml:space="preserve">Diketahui: Lintasan maju tunggal dengan gain </w:t>
+      </w:r>
+      <w:r>
+        <w:rPr>
+          <w:rFonts w:ascii="Arial" w:hAnsi="Arial" w:cs="Arial"/>
+          <w:b w:val="0"/>
+          <w:i w:val="0"/>
+          <w:sz w:val="22"/>
+        </w:rPr>
+        <w:t xml:space="preserve">P</w:t>
+      </w:r>
+      <w:r>
+        <w:rPr>
+          <w:rFonts w:ascii="Arial" w:hAnsi="Arial" w:cs="Arial"/>
+          <w:b w:val="0"/>
+          <w:i w:val="0"/>
+          <w:sz w:val="22"/>
+          <w:vertAlign w:val="subscript"/>
+        </w:rPr>
+        <w:t xml:space="preserve">1</w:t>
+      </w:r>
+      <w:r>
+        <w:rPr>
+          <w:rFonts w:ascii="Arial" w:hAnsi="Arial" w:cs="Arial"/>
+          <w:b w:val="0"/>
+          <w:i w:val="0"/>
+          <w:sz w:val="22"/>
+        </w:rPr>
+        <w:t xml:space="preserve"> = </w:t>
+      </w:r>
+      <w:r>
+        <w:rPr>
+          <w:rFonts w:ascii="Arial" w:hAnsi="Arial" w:cs="Arial"/>
+          <w:b w:val="0"/>
+          <w:i w:val="0"/>
+          <w:sz w:val="22"/>
+        </w:rPr>
+        <w:t xml:space="preserve">G</w:t>
+      </w:r>
+      <w:r>
+        <w:rPr>
+          <w:rFonts w:ascii="Arial" w:hAnsi="Arial" w:cs="Arial"/>
+          <w:b w:val="0"/>
+          <w:i w:val="0"/>
+          <w:sz w:val="22"/>
+          <w:vertAlign w:val="subscript"/>
+        </w:rPr>
+        <w:t xml:space="preserve">1</w:t>
+      </w:r>
+      <w:r>
+        <w:rPr>
+          <w:rFonts w:ascii="Arial" w:hAnsi="Arial" w:cs="Arial"/>
+          <w:b w:val="0"/>
+          <w:i w:val="0"/>
+          <w:sz w:val="22"/>
+        </w:rPr>
+        <w:t xml:space="preserve">·</w:t>
+      </w:r>
+      <w:r>
+        <w:rPr>
+          <w:rFonts w:ascii="Arial" w:hAnsi="Arial" w:cs="Arial"/>
+          <w:b w:val="0"/>
+          <w:i w:val="0"/>
+          <w:sz w:val="22"/>
+        </w:rPr>
+        <w:t xml:space="preserve">G</w:t>
+      </w:r>
+      <w:r>
+        <w:rPr>
+          <w:rFonts w:ascii="Arial" w:hAnsi="Arial" w:cs="Arial"/>
+          <w:b w:val="0"/>
+          <w:i w:val="0"/>
+          <w:sz w:val="22"/>
+          <w:vertAlign w:val="subscript"/>
+        </w:rPr>
+        <w:t xml:space="preserve">2</w:t>
+      </w:r>
+      <w:r>
+        <w:rPr>
+          <w:rFonts w:ascii="Arial" w:hAnsi="Arial" w:cs="Arial"/>
+          <w:b w:val="0"/>
+          <w:i w:val="0"/>
+          <w:sz w:val="22"/>
+        </w:rPr>
+        <w:t xml:space="preserve">·</w:t>
+      </w:r>
+      <w:r>
+        <w:rPr>
+          <w:rFonts w:ascii="Arial" w:hAnsi="Arial" w:cs="Arial"/>
+          <w:b w:val="0"/>
+          <w:i w:val="0"/>
+          <w:sz w:val="22"/>
+        </w:rPr>
+        <w:t xml:space="preserve">G</w:t>
+      </w:r>
+      <w:r>
+        <w:rPr>
+          <w:rFonts w:ascii="Arial" w:hAnsi="Arial" w:cs="Arial"/>
+          <w:b w:val="0"/>
+          <w:i w:val="0"/>
+          <w:sz w:val="22"/>
+          <w:vertAlign w:val="subscript"/>
+        </w:rPr>
+        <w:t xml:space="preserve">3</w:t>
+      </w:r>
+      <w:r>
+        <w:rPr>
+          <w:rFonts w:ascii="Arial" w:hAnsi="Arial" w:cs="Arial"/>
+          <w:b w:val="0"/>
+          <w:i w:val="0"/>
+          <w:sz w:val="22"/>
+        </w:rPr>
+        <w:t xml:space="preserve"> · Loop pertama </w:t>
+      </w:r>
+      <w:r>
+        <w:rPr>
+          <w:rFonts w:ascii="Arial" w:hAnsi="Arial" w:cs="Arial"/>
+          <w:b w:val="0"/>
+          <w:i w:val="0"/>
+          <w:sz w:val="22"/>
+        </w:rPr>
+        <w:t xml:space="preserve">L</w:t>
+      </w:r>
+      <w:r>
+        <w:rPr>
+          <w:rFonts w:ascii="Arial" w:hAnsi="Arial" w:cs="Arial"/>
+          <w:b w:val="0"/>
+          <w:i w:val="0"/>
+          <w:sz w:val="22"/>
+          <w:vertAlign w:val="subscript"/>
+        </w:rPr>
+        <w:t xml:space="preserve">1</w:t>
+      </w:r>
+      <w:r>
+        <w:rPr>
+          <w:rFonts w:ascii="Arial" w:hAnsi="Arial" w:cs="Arial"/>
+          <w:b w:val="0"/>
+          <w:i w:val="0"/>
+          <w:sz w:val="22"/>
+        </w:rPr>
+        <w:t xml:space="preserve"> = -</w:t>
+      </w:r>
+      <w:r>
+        <w:rPr>
+          <w:rFonts w:ascii="Arial" w:hAnsi="Arial" w:cs="Arial"/>
+          <w:b w:val="0"/>
+          <w:i w:val="0"/>
+          <w:sz w:val="22"/>
+        </w:rPr>
+        <w:t xml:space="preserve">G</w:t>
+      </w:r>
+      <w:r>
+        <w:rPr>
+          <w:rFonts w:ascii="Arial" w:hAnsi="Arial" w:cs="Arial"/>
+          <w:b w:val="0"/>
+          <w:i w:val="0"/>
+          <w:sz w:val="22"/>
+          <w:vertAlign w:val="subscript"/>
+        </w:rPr>
+        <w:t xml:space="preserve">1</w:t>
+      </w:r>
+      <w:r>
+        <w:rPr>
+          <w:rFonts w:ascii="Arial" w:hAnsi="Arial" w:cs="Arial"/>
+          <w:b w:val="0"/>
+          <w:i w:val="0"/>
+          <w:sz w:val="22"/>
+        </w:rPr>
+        <w:t xml:space="preserve">·</w:t>
+      </w:r>
+      <w:r>
+        <w:rPr>
+          <w:rFonts w:ascii="Arial" w:hAnsi="Arial" w:cs="Arial"/>
+          <w:b w:val="0"/>
+          <w:i w:val="0"/>
+          <w:sz w:val="22"/>
+        </w:rPr>
+        <w:t xml:space="preserve">H</w:t>
+      </w:r>
+      <w:r>
+        <w:rPr>
+          <w:rFonts w:ascii="Arial" w:hAnsi="Arial" w:cs="Arial"/>
+          <w:b w:val="0"/>
+          <w:i w:val="0"/>
+          <w:sz w:val="22"/>
+          <w:vertAlign w:val="subscript"/>
+        </w:rPr>
+        <w:t xml:space="preserve">1</w:t>
+      </w:r>
+      <w:r>
+        <w:rPr>
+          <w:rFonts w:ascii="Arial" w:hAnsi="Arial" w:cs="Arial"/>
+          <w:b w:val="0"/>
+          <w:i w:val="0"/>
+          <w:sz w:val="22"/>
+        </w:rPr>
+        <w:t xml:space="preserve"> berada di bagian awal lintasan · Loop kedua </w:t>
+      </w:r>
+      <w:r>
+        <w:rPr>
+          <w:rFonts w:ascii="Arial" w:hAnsi="Arial" w:cs="Arial"/>
+          <w:b w:val="0"/>
+          <w:i w:val="0"/>
+          <w:sz w:val="22"/>
+        </w:rPr>
+        <w:t xml:space="preserve">L</w:t>
+      </w:r>
+      <w:r>
+        <w:rPr>
+          <w:rFonts w:ascii="Arial" w:hAnsi="Arial" w:cs="Arial"/>
+          <w:b w:val="0"/>
+          <w:i w:val="0"/>
+          <w:sz w:val="22"/>
+          <w:vertAlign w:val="subscript"/>
+        </w:rPr>
+        <w:t xml:space="preserve">2</w:t>
+      </w:r>
+      <w:r>
+        <w:rPr>
+          <w:rFonts w:ascii="Arial" w:hAnsi="Arial" w:cs="Arial"/>
+          <w:b w:val="0"/>
+          <w:i w:val="0"/>
+          <w:sz w:val="22"/>
+        </w:rPr>
+        <w:t xml:space="preserve"> = -</w:t>
+      </w:r>
+      <w:r>
+        <w:rPr>
+          <w:rFonts w:ascii="Arial" w:hAnsi="Arial" w:cs="Arial"/>
+          <w:b w:val="0"/>
+          <w:i w:val="0"/>
+          <w:sz w:val="22"/>
+        </w:rPr>
+        <w:t xml:space="preserve">G</w:t>
+      </w:r>
+      <w:r>
+        <w:rPr>
+          <w:rFonts w:ascii="Arial" w:hAnsi="Arial" w:cs="Arial"/>
+          <w:b w:val="0"/>
+          <w:i w:val="0"/>
+          <w:sz w:val="22"/>
+          <w:vertAlign w:val="subscript"/>
+        </w:rPr>
+        <w:t xml:space="preserve">3</w:t>
+      </w:r>
+      <w:r>
+        <w:rPr>
+          <w:rFonts w:ascii="Arial" w:hAnsi="Arial" w:cs="Arial"/>
+          <w:b w:val="0"/>
+          <w:i w:val="0"/>
+          <w:sz w:val="22"/>
+        </w:rPr>
+        <w:t xml:space="preserve">·</w:t>
+      </w:r>
+      <w:r>
+        <w:rPr>
+          <w:rFonts w:ascii="Arial" w:hAnsi="Arial" w:cs="Arial"/>
+          <w:b w:val="0"/>
+          <w:i w:val="0"/>
+          <w:sz w:val="22"/>
+        </w:rPr>
+        <w:t xml:space="preserve">H</w:t>
+      </w:r>
+      <w:r>
+        <w:rPr>
+          <w:rFonts w:ascii="Arial" w:hAnsi="Arial" w:cs="Arial"/>
+          <w:b w:val="0"/>
+          <w:i w:val="0"/>
+          <w:sz w:val="22"/>
+          <w:vertAlign w:val="subscript"/>
+        </w:rPr>
+        <w:t xml:space="preserve">2</w:t>
+      </w:r>
+      <w:r>
+        <w:rPr>
+          <w:rFonts w:ascii="Arial" w:hAnsi="Arial" w:cs="Arial"/>
+          <w:b w:val="0"/>
+          <w:i w:val="0"/>
+          <w:sz w:val="22"/>
+        </w:rPr>
+        <w:t xml:space="preserve"> berada di bagian akhir lintasan · Kedua loop tidak berbagi simpul mana pun</w:t>
       </w:r>
     </w:p>
     <w:p>
@@ -4224,7 +5031,131 @@
           <w:color w:val="305496"/>
           <w:sz w:val="22"/>
         </w:rPr>
-        <w:t xml:space="preserve">sum L = -G1*H1 - G3*H2</w:t>
+        <w:t xml:space="preserve">sum L = -</w:t>
+      </w:r>
+      <w:r>
+        <w:rPr>
+          <w:rFonts w:ascii="Arial" w:hAnsi="Arial" w:cs="Arial"/>
+          <w:b/>
+          <w:i/>
+          <w:color w:val="305496"/>
+          <w:sz w:val="22"/>
+        </w:rPr>
+        <w:t xml:space="preserve">G</w:t>
+      </w:r>
+      <w:r>
+        <w:rPr>
+          <w:rFonts w:ascii="Arial" w:hAnsi="Arial" w:cs="Arial"/>
+          <w:b/>
+          <w:i/>
+          <w:color w:val="305496"/>
+          <w:sz w:val="22"/>
+          <w:vertAlign w:val="subscript"/>
+        </w:rPr>
+        <w:t xml:space="preserve">1</w:t>
+      </w:r>
+      <w:r>
+        <w:rPr>
+          <w:rFonts w:ascii="Arial" w:hAnsi="Arial" w:cs="Arial"/>
+          <w:b/>
+          <w:i/>
+          <w:color w:val="305496"/>
+          <w:sz w:val="22"/>
+        </w:rPr>
+        <w:t xml:space="preserve">·</w:t>
+      </w:r>
+      <w:r>
+        <w:rPr>
+          <w:rFonts w:ascii="Arial" w:hAnsi="Arial" w:cs="Arial"/>
+          <w:b/>
+          <w:i/>
+          <w:color w:val="305496"/>
+          <w:sz w:val="22"/>
+        </w:rPr>
+        <w:t xml:space="preserve">H</w:t>
+      </w:r>
+      <w:r>
+        <w:rPr>
+          <w:rFonts w:ascii="Arial" w:hAnsi="Arial" w:cs="Arial"/>
+          <w:b/>
+          <w:i/>
+          <w:color w:val="305496"/>
+          <w:sz w:val="22"/>
+          <w:vertAlign w:val="subscript"/>
+        </w:rPr>
+        <w:t xml:space="preserve">1</w:t>
+      </w:r>
+      <w:r>
+        <w:rPr>
+          <w:rFonts w:ascii="Arial" w:hAnsi="Arial" w:cs="Arial"/>
+          <w:b/>
+          <w:i/>
+          <w:color w:val="305496"/>
+          <w:sz w:val="22"/>
+        </w:rPr>
+        <w:t xml:space="preserve"> - </w:t>
+      </w:r>
+      <w:r>
+        <w:rPr>
+          <w:rFonts w:ascii="Arial" w:hAnsi="Arial" w:cs="Arial"/>
+          <w:b/>
+          <w:i/>
+          <w:color w:val="305496"/>
+          <w:sz w:val="22"/>
+        </w:rPr>
+        <w:t xml:space="preserve">G</w:t>
+      </w:r>
+      <w:r>
+        <w:rPr>
+          <w:rFonts w:ascii="Arial" w:hAnsi="Arial" w:cs="Arial"/>
+          <w:b/>
+          <w:i/>
+          <w:color w:val="305496"/>
+          <w:sz w:val="22"/>
+          <w:vertAlign w:val="subscript"/>
+        </w:rPr>
+        <w:t xml:space="preserve">3</w:t>
+      </w:r>
+      <w:r>
+        <w:rPr>
+          <w:rFonts w:ascii="Arial" w:hAnsi="Arial" w:cs="Arial"/>
+          <w:b/>
+          <w:i/>
+          <w:color w:val="305496"/>
+          <w:sz w:val="22"/>
+        </w:rPr>
+        <w:t xml:space="preserve">·</w:t>
+      </w:r>
+      <w:r>
+        <w:rPr>
+          <w:rFonts w:ascii="Arial" w:hAnsi="Arial" w:cs="Arial"/>
+          <w:b/>
+          <w:i/>
+          <w:color w:val="305496"/>
+          <w:sz w:val="22"/>
+        </w:rPr>
+        <w:t xml:space="preserve">H</w:t>
+      </w:r>
+      <w:r>
+        <w:rPr>
+          <w:rFonts w:ascii="Arial" w:hAnsi="Arial" w:cs="Arial"/>
+          <w:b/>
+          <w:i/>
+          <w:color w:val="305496"/>
+          <w:sz w:val="22"/>
+          <w:vertAlign w:val="subscript"/>
+        </w:rPr>
+        <w:t xml:space="preserve">2</w:t>
+      </w:r>
+      <w:r>
+        <w:rPr>
+          <w:rFonts w:ascii="Arial" w:hAnsi="Arial" w:cs="Arial"/>
+          <w:b/>
+          <w:i/>
+          <w:color w:val="305496"/>
+          <w:sz w:val="22"/>
+        </w:rPr>
+        <w:t xml:space="preserve">   (10)</w:t>
       </w:r>
     </w:p>
     <w:p>
@@ -4287,6 +5218,15 @@
         </w:rPr>
         <w:t xml:space="preserve">Keduanya berada di bagian berbeda pada lintasan dan tidak berbagi simpul.</w:t>
       </w:r>
+      <w:r>
+        <w:rPr>
+          <w:rFonts w:ascii="Arial" w:hAnsi="Arial" w:cs="Arial"/>
+          <w:b w:val="0"/>
+          <w:i w:val="0"/>
+          <w:sz w:val="22"/>
+        </w:rPr>
+        <w:t xml:space="preserve"> Persamaan (11) memadatkan aturan tersebut.</w:t>
+      </w:r>
     </w:p>
     <w:p>
       <w:pPr>
@@ -4316,7 +5256,193 @@
           <w:color w:val="305496"/>
           <w:sz w:val="22"/>
         </w:rPr>
-        <w:t xml:space="preserve">L1*L2 = G1*H1*G3*H2</w:t>
+        <w:t xml:space="preserve"/>
+      </w:r>
+      <w:r>
+        <w:rPr>
+          <w:rFonts w:ascii="Arial" w:hAnsi="Arial" w:cs="Arial"/>
+          <w:b/>
+          <w:i/>
+          <w:color w:val="305496"/>
+          <w:sz w:val="22"/>
+        </w:rPr>
+        <w:t xml:space="preserve">L</w:t>
+      </w:r>
+      <w:r>
+        <w:rPr>
+          <w:rFonts w:ascii="Arial" w:hAnsi="Arial" w:cs="Arial"/>
+          <w:b/>
+          <w:i/>
+          <w:color w:val="305496"/>
+          <w:sz w:val="22"/>
+          <w:vertAlign w:val="subscript"/>
+        </w:rPr>
+        <w:t xml:space="preserve">1</w:t>
+      </w:r>
+      <w:r>
+        <w:rPr>
+          <w:rFonts w:ascii="Arial" w:hAnsi="Arial" w:cs="Arial"/>
+          <w:b/>
+          <w:i/>
+          <w:color w:val="305496"/>
+          <w:sz w:val="22"/>
+        </w:rPr>
+        <w:t xml:space="preserve">·</w:t>
+      </w:r>
+      <w:r>
+        <w:rPr>
+          <w:rFonts w:ascii="Arial" w:hAnsi="Arial" w:cs="Arial"/>
+          <w:b/>
+          <w:i/>
+          <w:color w:val="305496"/>
+          <w:sz w:val="22"/>
+        </w:rPr>
+        <w:t xml:space="preserve">L</w:t>
+      </w:r>
+      <w:r>
+        <w:rPr>
+          <w:rFonts w:ascii="Arial" w:hAnsi="Arial" w:cs="Arial"/>
+          <w:b/>
+          <w:i/>
+          <w:color w:val="305496"/>
+          <w:sz w:val="22"/>
+          <w:vertAlign w:val="subscript"/>
+        </w:rPr>
+        <w:t xml:space="preserve">2</w:t>
+      </w:r>
+      <w:r>
+        <w:rPr>
+          <w:rFonts w:ascii="Arial" w:hAnsi="Arial" w:cs="Arial"/>
+          <w:b/>
+          <w:i/>
+          <w:color w:val="305496"/>
+          <w:sz w:val="22"/>
+        </w:rPr>
+        <w:t xml:space="preserve"> = </w:t>
+      </w:r>
+      <w:r>
+        <w:rPr>
+          <w:rFonts w:ascii="Arial" w:hAnsi="Arial" w:cs="Arial"/>
+          <w:b/>
+          <w:i/>
+          <w:color w:val="305496"/>
+          <w:sz w:val="22"/>
+        </w:rPr>
+        <w:t xml:space="preserve">G</w:t>
+      </w:r>
+      <w:r>
+        <w:rPr>
+          <w:rFonts w:ascii="Arial" w:hAnsi="Arial" w:cs="Arial"/>
+          <w:b/>
+          <w:i/>
+          <w:color w:val="305496"/>
+          <w:sz w:val="22"/>
+          <w:vertAlign w:val="subscript"/>
+        </w:rPr>
+        <w:t xml:space="preserve">1</w:t>
+      </w:r>
+      <w:r>
+        <w:rPr>
+          <w:rFonts w:ascii="Arial" w:hAnsi="Arial" w:cs="Arial"/>
+          <w:b/>
+          <w:i/>
+          <w:color w:val="305496"/>
+          <w:sz w:val="22"/>
+        </w:rPr>
+        <w:t xml:space="preserve">·</w:t>
+      </w:r>
+      <w:r>
+        <w:rPr>
+          <w:rFonts w:ascii="Arial" w:hAnsi="Arial" w:cs="Arial"/>
+          <w:b/>
+          <w:i/>
+          <w:color w:val="305496"/>
+          <w:sz w:val="22"/>
+        </w:rPr>
+        <w:t xml:space="preserve">H</w:t>
+      </w:r>
+      <w:r>
+        <w:rPr>
+          <w:rFonts w:ascii="Arial" w:hAnsi="Arial" w:cs="Arial"/>
+          <w:b/>
+          <w:i/>
+          <w:color w:val="305496"/>
+          <w:sz w:val="22"/>
+          <w:vertAlign w:val="subscript"/>
+        </w:rPr>
+        <w:t xml:space="preserve">1</w:t>
+      </w:r>
+      <w:r>
+        <w:rPr>
+          <w:rFonts w:ascii="Arial" w:hAnsi="Arial" w:cs="Arial"/>
+          <w:b/>
+          <w:i/>
+          <w:color w:val="305496"/>
+          <w:sz w:val="22"/>
+        </w:rPr>
+        <w:t xml:space="preserve">·</w:t>
+      </w:r>
+      <w:r>
+        <w:rPr>
+          <w:rFonts w:ascii="Arial" w:hAnsi="Arial" w:cs="Arial"/>
+          <w:b/>
+          <w:i/>
+          <w:color w:val="305496"/>
+          <w:sz w:val="22"/>
+        </w:rPr>
+        <w:t xml:space="preserve">G</w:t>
+      </w:r>
+      <w:r>
+        <w:rPr>
+          <w:rFonts w:ascii="Arial" w:hAnsi="Arial" w:cs="Arial"/>
+          <w:b/>
+          <w:i/>
+          <w:color w:val="305496"/>
+          <w:sz w:val="22"/>
+          <w:vertAlign w:val="subscript"/>
+        </w:rPr>
+        <w:t xml:space="preserve">3</w:t>
+      </w:r>
+      <w:r>
+        <w:rPr>
+          <w:rFonts w:ascii="Arial" w:hAnsi="Arial" w:cs="Arial"/>
+          <w:b/>
+          <w:i/>
+          <w:color w:val="305496"/>
+          <w:sz w:val="22"/>
+        </w:rPr>
+        <w:t xml:space="preserve">·</w:t>
+      </w:r>
+      <w:r>
+        <w:rPr>
+          <w:rFonts w:ascii="Arial" w:hAnsi="Arial" w:cs="Arial"/>
+          <w:b/>
+          <w:i/>
+          <w:color w:val="305496"/>
+          <w:sz w:val="22"/>
+        </w:rPr>
+        <w:t xml:space="preserve">H</w:t>
+      </w:r>
+      <w:r>
+        <w:rPr>
+          <w:rFonts w:ascii="Arial" w:hAnsi="Arial" w:cs="Arial"/>
+          <w:b/>
+          <w:i/>
+          <w:color w:val="305496"/>
+          <w:sz w:val="22"/>
+          <w:vertAlign w:val="subscript"/>
+        </w:rPr>
+        <w:t xml:space="preserve">2</w:t>
+      </w:r>
+      <w:r>
+        <w:rPr>
+          <w:rFonts w:ascii="Arial" w:hAnsi="Arial" w:cs="Arial"/>
+          <w:b/>
+          <w:i/>
+          <w:color w:val="305496"/>
+          <w:sz w:val="22"/>
+        </w:rPr>
+        <w:t xml:space="preserve">   (11)</w:t>
       </w:r>
     </w:p>
     <w:p>
@@ -4332,6 +5458,15 @@
           <w:sz w:val="22"/>
         </w:rPr>
         <w:t xml:space="preserve">Perkalian dua bilangan negatif menghasilkan positif.</w:t>
+      </w:r>
+      <w:r>
+        <w:rPr>
+          <w:rFonts w:ascii="Arial" w:hAnsi="Arial" w:cs="Arial"/>
+          <w:b w:val="0"/>
+          <w:i w:val="0"/>
+          <w:sz w:val="22"/>
+        </w:rPr>
+        <w:t xml:space="preserve"> Rangkuman kuantitatifnya tertulis pada Persamaan (12).</w:t>
       </w:r>
     </w:p>
     <w:p>
@@ -4362,7 +5497,255 @@
           <w:color w:val="305496"/>
           <w:sz w:val="22"/>
         </w:rPr>
-        <w:t xml:space="preserve">Delta = 1 + G1*H1 + G3*H2 + G1*H1*G3*H2</w:t>
+        <w:t xml:space="preserve">Δ = 1 + </w:t>
+      </w:r>
+      <w:r>
+        <w:rPr>
+          <w:rFonts w:ascii="Arial" w:hAnsi="Arial" w:cs="Arial"/>
+          <w:b/>
+          <w:i/>
+          <w:color w:val="305496"/>
+          <w:sz w:val="22"/>
+        </w:rPr>
+        <w:t xml:space="preserve">G</w:t>
+      </w:r>
+      <w:r>
+        <w:rPr>
+          <w:rFonts w:ascii="Arial" w:hAnsi="Arial" w:cs="Arial"/>
+          <w:b/>
+          <w:i/>
+          <w:color w:val="305496"/>
+          <w:sz w:val="22"/>
+          <w:vertAlign w:val="subscript"/>
+        </w:rPr>
+        <w:t xml:space="preserve">1</w:t>
+      </w:r>
+      <w:r>
+        <w:rPr>
+          <w:rFonts w:ascii="Arial" w:hAnsi="Arial" w:cs="Arial"/>
+          <w:b/>
+          <w:i/>
+          <w:color w:val="305496"/>
+          <w:sz w:val="22"/>
+        </w:rPr>
+        <w:t xml:space="preserve">·</w:t>
+      </w:r>
+      <w:r>
+        <w:rPr>
+          <w:rFonts w:ascii="Arial" w:hAnsi="Arial" w:cs="Arial"/>
+          <w:b/>
+          <w:i/>
+          <w:color w:val="305496"/>
+          <w:sz w:val="22"/>
+        </w:rPr>
+        <w:t xml:space="preserve">H</w:t>
+      </w:r>
+      <w:r>
+        <w:rPr>
+          <w:rFonts w:ascii="Arial" w:hAnsi="Arial" w:cs="Arial"/>
+          <w:b/>
+          <w:i/>
+          <w:color w:val="305496"/>
+          <w:sz w:val="22"/>
+          <w:vertAlign w:val="subscript"/>
+        </w:rPr>
+        <w:t xml:space="preserve">1</w:t>
+      </w:r>
+      <w:r>
+        <w:rPr>
+          <w:rFonts w:ascii="Arial" w:hAnsi="Arial" w:cs="Arial"/>
+          <w:b/>
+          <w:i/>
+          <w:color w:val="305496"/>
+          <w:sz w:val="22"/>
+        </w:rPr>
+        <w:t xml:space="preserve"> + </w:t>
+      </w:r>
+      <w:r>
+        <w:rPr>
+          <w:rFonts w:ascii="Arial" w:hAnsi="Arial" w:cs="Arial"/>
+          <w:b/>
+          <w:i/>
+          <w:color w:val="305496"/>
+          <w:sz w:val="22"/>
+        </w:rPr>
+        <w:t xml:space="preserve">G</w:t>
+      </w:r>
+      <w:r>
+        <w:rPr>
+          <w:rFonts w:ascii="Arial" w:hAnsi="Arial" w:cs="Arial"/>
+          <w:b/>
+          <w:i/>
+          <w:color w:val="305496"/>
+          <w:sz w:val="22"/>
+          <w:vertAlign w:val="subscript"/>
+        </w:rPr>
+        <w:t xml:space="preserve">3</w:t>
+      </w:r>
+      <w:r>
+        <w:rPr>
+          <w:rFonts w:ascii="Arial" w:hAnsi="Arial" w:cs="Arial"/>
+          <w:b/>
+          <w:i/>
+          <w:color w:val="305496"/>
+          <w:sz w:val="22"/>
+        </w:rPr>
+        <w:t xml:space="preserve">·</w:t>
+      </w:r>
+      <w:r>
+        <w:rPr>
+          <w:rFonts w:ascii="Arial" w:hAnsi="Arial" w:cs="Arial"/>
+          <w:b/>
+          <w:i/>
+          <w:color w:val="305496"/>
+          <w:sz w:val="22"/>
+        </w:rPr>
+        <w:t xml:space="preserve">H</w:t>
+      </w:r>
+      <w:r>
+        <w:rPr>
+          <w:rFonts w:ascii="Arial" w:hAnsi="Arial" w:cs="Arial"/>
+          <w:b/>
+          <w:i/>
+          <w:color w:val="305496"/>
+          <w:sz w:val="22"/>
+          <w:vertAlign w:val="subscript"/>
+        </w:rPr>
+        <w:t xml:space="preserve">2</w:t>
+      </w:r>
+      <w:r>
+        <w:rPr>
+          <w:rFonts w:ascii="Arial" w:hAnsi="Arial" w:cs="Arial"/>
+          <w:b/>
+          <w:i/>
+          <w:color w:val="305496"/>
+          <w:sz w:val="22"/>
+        </w:rPr>
+        <w:t xml:space="preserve"> + </w:t>
+      </w:r>
+      <w:r>
+        <w:rPr>
+          <w:rFonts w:ascii="Arial" w:hAnsi="Arial" w:cs="Arial"/>
+          <w:b/>
+          <w:i/>
+          <w:color w:val="305496"/>
+          <w:sz w:val="22"/>
+        </w:rPr>
+        <w:t xml:space="preserve">G</w:t>
+      </w:r>
+      <w:r>
+        <w:rPr>
+          <w:rFonts w:ascii="Arial" w:hAnsi="Arial" w:cs="Arial"/>
+          <w:b/>
+          <w:i/>
+          <w:color w:val="305496"/>
+          <w:sz w:val="22"/>
+          <w:vertAlign w:val="subscript"/>
+        </w:rPr>
+        <w:t xml:space="preserve">1</w:t>
+      </w:r>
+      <w:r>
+        <w:rPr>
+          <w:rFonts w:ascii="Arial" w:hAnsi="Arial" w:cs="Arial"/>
+          <w:b/>
+          <w:i/>
+          <w:color w:val="305496"/>
+          <w:sz w:val="22"/>
+        </w:rPr>
+        <w:t xml:space="preserve">·</w:t>
+      </w:r>
+      <w:r>
+        <w:rPr>
+          <w:rFonts w:ascii="Arial" w:hAnsi="Arial" w:cs="Arial"/>
+          <w:b/>
+          <w:i/>
+          <w:color w:val="305496"/>
+          <w:sz w:val="22"/>
+        </w:rPr>
+        <w:t xml:space="preserve">H</w:t>
+      </w:r>
+      <w:r>
+        <w:rPr>
+          <w:rFonts w:ascii="Arial" w:hAnsi="Arial" w:cs="Arial"/>
+          <w:b/>
+          <w:i/>
+          <w:color w:val="305496"/>
+          <w:sz w:val="22"/>
+          <w:vertAlign w:val="subscript"/>
+        </w:rPr>
+        <w:t xml:space="preserve">1</w:t>
+      </w:r>
+      <w:r>
+        <w:rPr>
+          <w:rFonts w:ascii="Arial" w:hAnsi="Arial" w:cs="Arial"/>
+          <w:b/>
+          <w:i/>
+          <w:color w:val="305496"/>
+          <w:sz w:val="22"/>
+        </w:rPr>
+        <w:t xml:space="preserve">·</w:t>
+      </w:r>
+      <w:r>
+        <w:rPr>
+          <w:rFonts w:ascii="Arial" w:hAnsi="Arial" w:cs="Arial"/>
+          <w:b/>
+          <w:i/>
+          <w:color w:val="305496"/>
+          <w:sz w:val="22"/>
+        </w:rPr>
+        <w:t xml:space="preserve">G</w:t>
+      </w:r>
+      <w:r>
+        <w:rPr>
+          <w:rFonts w:ascii="Arial" w:hAnsi="Arial" w:cs="Arial"/>
+          <w:b/>
+          <w:i/>
+          <w:color w:val="305496"/>
+          <w:sz w:val="22"/>
+          <w:vertAlign w:val="subscript"/>
+        </w:rPr>
+        <w:t xml:space="preserve">3</w:t>
+      </w:r>
+      <w:r>
+        <w:rPr>
+          <w:rFonts w:ascii="Arial" w:hAnsi="Arial" w:cs="Arial"/>
+          <w:b/>
+          <w:i/>
+          <w:color w:val="305496"/>
+          <w:sz w:val="22"/>
+        </w:rPr>
+        <w:t xml:space="preserve">·</w:t>
+      </w:r>
+      <w:r>
+        <w:rPr>
+          <w:rFonts w:ascii="Arial" w:hAnsi="Arial" w:cs="Arial"/>
+          <w:b/>
+          <w:i/>
+          <w:color w:val="305496"/>
+          <w:sz w:val="22"/>
+        </w:rPr>
+        <w:t xml:space="preserve">H</w:t>
+      </w:r>
+      <w:r>
+        <w:rPr>
+          <w:rFonts w:ascii="Arial" w:hAnsi="Arial" w:cs="Arial"/>
+          <w:b/>
+          <w:i/>
+          <w:color w:val="305496"/>
+          <w:sz w:val="22"/>
+          <w:vertAlign w:val="subscript"/>
+        </w:rPr>
+        <w:t xml:space="preserve">2</w:t>
+      </w:r>
+      <w:r>
+        <w:rPr>
+          <w:rFonts w:ascii="Arial" w:hAnsi="Arial" w:cs="Arial"/>
+          <w:b/>
+          <w:i/>
+          <w:color w:val="305496"/>
+          <w:sz w:val="22"/>
+        </w:rPr>
+        <w:t xml:space="preserve">   (12)</w:t>
       </w:r>
     </w:p>
     <w:p>
@@ -4378,6 +5761,15 @@
           <w:sz w:val="22"/>
         </w:rPr>
         <w:t xml:space="preserve">Suku terakhir inilah yang paling sering terlupakan.</w:t>
+      </w:r>
+      <w:r>
+        <w:rPr>
+          <w:rFonts w:ascii="Arial" w:hAnsi="Arial" w:cs="Arial"/>
+          <w:b w:val="0"/>
+          <w:i w:val="0"/>
+          <w:sz w:val="22"/>
+        </w:rPr>
+        <w:t xml:space="preserve"> Hubungan ini dirangkum dalam Persamaan (13).</w:t>
       </w:r>
     </w:p>
     <w:p>
@@ -4408,7 +5800,141 @@
           <w:color w:val="305496"/>
           <w:sz w:val="22"/>
         </w:rPr>
-        <w:t xml:space="preserve">Delta = (1 + G1*H1)*(1 + G3*H2)</w:t>
+        <w:t xml:space="preserve">Δ = (1 + </w:t>
+      </w:r>
+      <w:r>
+        <w:rPr>
+          <w:rFonts w:ascii="Arial" w:hAnsi="Arial" w:cs="Arial"/>
+          <w:b/>
+          <w:i/>
+          <w:color w:val="305496"/>
+          <w:sz w:val="22"/>
+        </w:rPr>
+        <w:t xml:space="preserve">G</w:t>
+      </w:r>
+      <w:r>
+        <w:rPr>
+          <w:rFonts w:ascii="Arial" w:hAnsi="Arial" w:cs="Arial"/>
+          <w:b/>
+          <w:i/>
+          <w:color w:val="305496"/>
+          <w:sz w:val="22"/>
+          <w:vertAlign w:val="subscript"/>
+        </w:rPr>
+        <w:t xml:space="preserve">1</w:t>
+      </w:r>
+      <w:r>
+        <w:rPr>
+          <w:rFonts w:ascii="Arial" w:hAnsi="Arial" w:cs="Arial"/>
+          <w:b/>
+          <w:i/>
+          <w:color w:val="305496"/>
+          <w:sz w:val="22"/>
+        </w:rPr>
+        <w:t xml:space="preserve">·</w:t>
+      </w:r>
+      <w:r>
+        <w:rPr>
+          <w:rFonts w:ascii="Arial" w:hAnsi="Arial" w:cs="Arial"/>
+          <w:b/>
+          <w:i/>
+          <w:color w:val="305496"/>
+          <w:sz w:val="22"/>
+        </w:rPr>
+        <w:t xml:space="preserve">H</w:t>
+      </w:r>
+      <w:r>
+        <w:rPr>
+          <w:rFonts w:ascii="Arial" w:hAnsi="Arial" w:cs="Arial"/>
+          <w:b/>
+          <w:i/>
+          <w:color w:val="305496"/>
+          <w:sz w:val="22"/>
+          <w:vertAlign w:val="subscript"/>
+        </w:rPr>
+        <w:t xml:space="preserve">1</w:t>
+      </w:r>
+      <w:r>
+        <w:rPr>
+          <w:rFonts w:ascii="Arial" w:hAnsi="Arial" w:cs="Arial"/>
+          <w:b/>
+          <w:i/>
+          <w:color w:val="305496"/>
+          <w:sz w:val="22"/>
+        </w:rPr>
+        <w:t xml:space="preserve">)·(1 + </w:t>
+      </w:r>
+      <w:r>
+        <w:rPr>
+          <w:rFonts w:ascii="Arial" w:hAnsi="Arial" w:cs="Arial"/>
+          <w:b/>
+          <w:i/>
+          <w:color w:val="305496"/>
+          <w:sz w:val="22"/>
+        </w:rPr>
+        <w:t xml:space="preserve">G</w:t>
+      </w:r>
+      <w:r>
+        <w:rPr>
+          <w:rFonts w:ascii="Arial" w:hAnsi="Arial" w:cs="Arial"/>
+          <w:b/>
+          <w:i/>
+          <w:color w:val="305496"/>
+          <w:sz w:val="22"/>
+          <w:vertAlign w:val="subscript"/>
+        </w:rPr>
+        <w:t xml:space="preserve">3</w:t>
+      </w:r>
+      <w:r>
+        <w:rPr>
+          <w:rFonts w:ascii="Arial" w:hAnsi="Arial" w:cs="Arial"/>
+          <w:b/>
+          <w:i/>
+          <w:color w:val="305496"/>
+          <w:sz w:val="22"/>
+        </w:rPr>
+        <w:t xml:space="preserve">·</w:t>
+      </w:r>
+      <w:r>
+        <w:rPr>
+          <w:rFonts w:ascii="Arial" w:hAnsi="Arial" w:cs="Arial"/>
+          <w:b/>
+          <w:i/>
+          <w:color w:val="305496"/>
+          <w:sz w:val="22"/>
+        </w:rPr>
+        <w:t xml:space="preserve">H</w:t>
+      </w:r>
+      <w:r>
+        <w:rPr>
+          <w:rFonts w:ascii="Arial" w:hAnsi="Arial" w:cs="Arial"/>
+          <w:b/>
+          <w:i/>
+          <w:color w:val="305496"/>
+          <w:sz w:val="22"/>
+          <w:vertAlign w:val="subscript"/>
+        </w:rPr>
+        <w:t xml:space="preserve">2</w:t>
+      </w:r>
+      <w:r>
+        <w:rPr>
+          <w:rFonts w:ascii="Arial" w:hAnsi="Arial" w:cs="Arial"/>
+          <w:b/>
+          <w:i/>
+          <w:color w:val="305496"/>
+          <w:sz w:val="22"/>
+        </w:rPr>
+        <w:t xml:space="preserve">)</w:t>
+      </w:r>
+      <w:r>
+        <w:rPr>
+          <w:rFonts w:ascii="Arial" w:hAnsi="Arial" w:cs="Arial"/>
+          <w:b/>
+          <w:i/>
+          <w:color w:val="305496"/>
+          <w:sz w:val="22"/>
+        </w:rPr>
+        <w:t xml:space="preserve">   (13)</w:t>
       </w:r>
     </w:p>
     <w:p>
@@ -4424,6 +5950,15 @@
           <w:sz w:val="22"/>
         </w:rPr>
         <w:t xml:space="preserve">Bentuk terfaktor ini muncul justru karena kedua loop tidak bersentuhan.</w:t>
+      </w:r>
+      <w:r>
+        <w:rPr>
+          <w:rFonts w:ascii="Arial" w:hAnsi="Arial" w:cs="Arial"/>
+          <w:b w:val="0"/>
+          <w:i w:val="0"/>
+          <w:sz w:val="22"/>
+        </w:rPr>
+        <w:t xml:space="preserve"> Bentuk ringkasnya dituliskan pada Persamaan (14).</w:t>
       </w:r>
     </w:p>
     <w:p>
@@ -4454,7 +5989,48 @@
           <w:color w:val="305496"/>
           <w:sz w:val="22"/>
         </w:rPr>
-        <w:t xml:space="preserve">Delta_1 = 1</w:t>
+        <w:t xml:space="preserve"/>
+      </w:r>
+      <w:r>
+        <w:rPr>
+          <w:rFonts w:ascii="Arial" w:hAnsi="Arial" w:cs="Arial"/>
+          <w:b/>
+          <w:i/>
+          <w:color w:val="305496"/>
+          <w:sz w:val="22"/>
+        </w:rPr>
+        <w:t xml:space="preserve">Δ</w:t>
+      </w:r>
+      <w:r>
+        <w:rPr>
+          <w:rFonts w:ascii="Arial" w:hAnsi="Arial" w:cs="Arial"/>
+          <w:b/>
+          <w:i/>
+          <w:color w:val="305496"/>
+          <w:sz w:val="22"/>
+          <w:vertAlign w:val="subscript"/>
+        </w:rPr>
+        <w:t xml:space="preserve">1</w:t>
+      </w:r>
+      <w:r>
+        <w:rPr>
+          <w:rFonts w:ascii="Arial" w:hAnsi="Arial" w:cs="Arial"/>
+          <w:b/>
+          <w:i/>
+          <w:color w:val="305496"/>
+          <w:sz w:val="22"/>
+        </w:rPr>
+        <w:t xml:space="preserve"> = 1</w:t>
+      </w:r>
+      <w:r>
+        <w:rPr>
+          <w:rFonts w:ascii="Arial" w:hAnsi="Arial" w:cs="Arial"/>
+          <w:b/>
+          <w:i/>
+          <w:color w:val="305496"/>
+          <w:sz w:val="22"/>
+        </w:rPr>
+        <w:t xml:space="preserve">   (14)</w:t>
       </w:r>
     </w:p>
     <w:p>
@@ -4470,6 +6046,15 @@
           <w:sz w:val="22"/>
         </w:rPr>
         <w:t xml:space="preserve">Kedua loop bersentuhan dengan lintasan maju, sehingga seluruhnya dihapus.</w:t>
+      </w:r>
+      <w:r>
+        <w:rPr>
+          <w:rFonts w:ascii="Arial" w:hAnsi="Arial" w:cs="Arial"/>
+          <w:b w:val="0"/>
+          <w:i w:val="0"/>
+          <w:sz w:val="22"/>
+        </w:rPr>
+        <w:t xml:space="preserve"> Persamaan (15) memadatkan aturan tersebut.</w:t>
       </w:r>
     </w:p>
     <w:p>
@@ -4500,7 +6085,234 @@
           <w:color w:val="305496"/>
           <w:sz w:val="22"/>
         </w:rPr>
-        <w:t xml:space="preserve">T = G1*G2*G3/((1+G1*H1)*(1+G3*H2))</w:t>
+        <w:t xml:space="preserve">T = </w:t>
+      </w:r>
+      <w:r>
+        <w:rPr>
+          <w:rFonts w:ascii="Arial" w:hAnsi="Arial" w:cs="Arial"/>
+          <w:b/>
+          <w:i/>
+          <w:color w:val="305496"/>
+          <w:sz w:val="22"/>
+        </w:rPr>
+        <w:t xml:space="preserve">G</w:t>
+      </w:r>
+      <w:r>
+        <w:rPr>
+          <w:rFonts w:ascii="Arial" w:hAnsi="Arial" w:cs="Arial"/>
+          <w:b/>
+          <w:i/>
+          <w:color w:val="305496"/>
+          <w:sz w:val="22"/>
+          <w:vertAlign w:val="subscript"/>
+        </w:rPr>
+        <w:t xml:space="preserve">1</w:t>
+      </w:r>
+      <w:r>
+        <w:rPr>
+          <w:rFonts w:ascii="Arial" w:hAnsi="Arial" w:cs="Arial"/>
+          <w:b/>
+          <w:i/>
+          <w:color w:val="305496"/>
+          <w:sz w:val="22"/>
+        </w:rPr>
+        <w:t xml:space="preserve">·</w:t>
+      </w:r>
+      <w:r>
+        <w:rPr>
+          <w:rFonts w:ascii="Arial" w:hAnsi="Arial" w:cs="Arial"/>
+          <w:b/>
+          <w:i/>
+          <w:color w:val="305496"/>
+          <w:sz w:val="22"/>
+        </w:rPr>
+        <w:t xml:space="preserve">G</w:t>
+      </w:r>
+      <w:r>
+        <w:rPr>
+          <w:rFonts w:ascii="Arial" w:hAnsi="Arial" w:cs="Arial"/>
+          <w:b/>
+          <w:i/>
+          <w:color w:val="305496"/>
+          <w:sz w:val="22"/>
+          <w:vertAlign w:val="subscript"/>
+        </w:rPr>
+        <w:t xml:space="preserve">2</w:t>
+      </w:r>
+      <w:r>
+        <w:rPr>
+          <w:rFonts w:ascii="Arial" w:hAnsi="Arial" w:cs="Arial"/>
+          <w:b/>
+          <w:i/>
+          <w:color w:val="305496"/>
+          <w:sz w:val="22"/>
+        </w:rPr>
+        <w:t xml:space="preserve">·</w:t>
+      </w:r>
+      <w:r>
+        <w:rPr>
+          <w:rFonts w:ascii="Arial" w:hAnsi="Arial" w:cs="Arial"/>
+          <w:b/>
+          <w:i/>
+          <w:color w:val="305496"/>
+          <w:sz w:val="22"/>
+        </w:rPr>
+        <w:t xml:space="preserve">G</w:t>
+      </w:r>
+      <w:r>
+        <w:rPr>
+          <w:rFonts w:ascii="Arial" w:hAnsi="Arial" w:cs="Arial"/>
+          <w:b/>
+          <w:i/>
+          <w:color w:val="305496"/>
+          <w:sz w:val="22"/>
+          <w:vertAlign w:val="subscript"/>
+        </w:rPr>
+        <w:t xml:space="preserve">3</w:t>
+      </w:r>
+      <w:r>
+        <w:rPr>
+          <w:rFonts w:ascii="Arial" w:hAnsi="Arial" w:cs="Arial"/>
+          <w:b/>
+          <w:i/>
+          <w:color w:val="305496"/>
+          <w:sz w:val="22"/>
+        </w:rPr>
+        <w:t xml:space="preserve">/((1+</w:t>
+      </w:r>
+      <w:r>
+        <w:rPr>
+          <w:rFonts w:ascii="Arial" w:hAnsi="Arial" w:cs="Arial"/>
+          <w:b/>
+          <w:i/>
+          <w:color w:val="305496"/>
+          <w:sz w:val="22"/>
+        </w:rPr>
+        <w:t xml:space="preserve">G</w:t>
+      </w:r>
+      <w:r>
+        <w:rPr>
+          <w:rFonts w:ascii="Arial" w:hAnsi="Arial" w:cs="Arial"/>
+          <w:b/>
+          <w:i/>
+          <w:color w:val="305496"/>
+          <w:sz w:val="22"/>
+          <w:vertAlign w:val="subscript"/>
+        </w:rPr>
+        <w:t xml:space="preserve">1</w:t>
+      </w:r>
+      <w:r>
+        <w:rPr>
+          <w:rFonts w:ascii="Arial" w:hAnsi="Arial" w:cs="Arial"/>
+          <w:b/>
+          <w:i/>
+          <w:color w:val="305496"/>
+          <w:sz w:val="22"/>
+        </w:rPr>
+        <w:t xml:space="preserve">·</w:t>
+      </w:r>
+      <w:r>
+        <w:rPr>
+          <w:rFonts w:ascii="Arial" w:hAnsi="Arial" w:cs="Arial"/>
+          <w:b/>
+          <w:i/>
+          <w:color w:val="305496"/>
+          <w:sz w:val="22"/>
+        </w:rPr>
+        <w:t xml:space="preserve">H</w:t>
+      </w:r>
+      <w:r>
+        <w:rPr>
+          <w:rFonts w:ascii="Arial" w:hAnsi="Arial" w:cs="Arial"/>
+          <w:b/>
+          <w:i/>
+          <w:color w:val="305496"/>
+          <w:sz w:val="22"/>
+          <w:vertAlign w:val="subscript"/>
+        </w:rPr>
+        <w:t xml:space="preserve">1</w:t>
+      </w:r>
+      <w:r>
+        <w:rPr>
+          <w:rFonts w:ascii="Arial" w:hAnsi="Arial" w:cs="Arial"/>
+          <w:b/>
+          <w:i/>
+          <w:color w:val="305496"/>
+          <w:sz w:val="22"/>
+        </w:rPr>
+        <w:t xml:space="preserve">)·(1+</w:t>
+      </w:r>
+      <w:r>
+        <w:rPr>
+          <w:rFonts w:ascii="Arial" w:hAnsi="Arial" w:cs="Arial"/>
+          <w:b/>
+          <w:i/>
+          <w:color w:val="305496"/>
+          <w:sz w:val="22"/>
+        </w:rPr>
+        <w:t xml:space="preserve">G</w:t>
+      </w:r>
+      <w:r>
+        <w:rPr>
+          <w:rFonts w:ascii="Arial" w:hAnsi="Arial" w:cs="Arial"/>
+          <w:b/>
+          <w:i/>
+          <w:color w:val="305496"/>
+          <w:sz w:val="22"/>
+          <w:vertAlign w:val="subscript"/>
+        </w:rPr>
+        <w:t xml:space="preserve">3</w:t>
+      </w:r>
+      <w:r>
+        <w:rPr>
+          <w:rFonts w:ascii="Arial" w:hAnsi="Arial" w:cs="Arial"/>
+          <w:b/>
+          <w:i/>
+          <w:color w:val="305496"/>
+          <w:sz w:val="22"/>
+        </w:rPr>
+        <w:t xml:space="preserve">·</w:t>
+      </w:r>
+      <w:r>
+        <w:rPr>
+          <w:rFonts w:ascii="Arial" w:hAnsi="Arial" w:cs="Arial"/>
+          <w:b/>
+          <w:i/>
+          <w:color w:val="305496"/>
+          <w:sz w:val="22"/>
+        </w:rPr>
+        <w:t xml:space="preserve">H</w:t>
+      </w:r>
+      <w:r>
+        <w:rPr>
+          <w:rFonts w:ascii="Arial" w:hAnsi="Arial" w:cs="Arial"/>
+          <w:b/>
+          <w:i/>
+          <w:color w:val="305496"/>
+          <w:sz w:val="22"/>
+          <w:vertAlign w:val="subscript"/>
+        </w:rPr>
+        <w:t xml:space="preserve">2</w:t>
+      </w:r>
+      <w:r>
+        <w:rPr>
+          <w:rFonts w:ascii="Arial" w:hAnsi="Arial" w:cs="Arial"/>
+          <w:b/>
+          <w:i/>
+          <w:color w:val="305496"/>
+          <w:sz w:val="22"/>
+        </w:rPr>
+        <w:t xml:space="preserve">))</w:t>
+      </w:r>
+      <w:r>
+        <w:rPr>
+          <w:rFonts w:ascii="Arial" w:hAnsi="Arial" w:cs="Arial"/>
+          <w:b/>
+          <w:i/>
+          <w:color w:val="305496"/>
+          <w:sz w:val="22"/>
+        </w:rPr>
+        <w:t xml:space="preserve">   (15)</w:t>
       </w:r>
     </w:p>
     <w:p>
@@ -4530,7 +6342,119 @@
           <w:i w:val="0"/>
           <w:sz w:val="22"/>
         </w:rPr>
-        <w:t xml:space="preserve">Jawaban. Bentuk terfaktor pada penyebut mengandung makna fisik: karena kedua loop tidak berinteraksi, sistem berperilaku seperti dua subsistem berumpan balik yang dipasang seri. Bila suku hasil kali loop terlupakan, penyebutnya menjadi 1 + G1*H1 + G3*H2 yang tidak dapat difaktorkan, dan letak pole yang dihitung akan meleset, kekeliruan yang tidak akan terdeteksi oleh pemeriksaan gain arus searah sederhana.</w:t>
+        <w:t xml:space="preserve">Jawaban. Bentuk terfaktor pada penyebut mengandung makna fisik: karena kedua loop tidak berinteraksi, sistem berperilaku seperti dua subsistem berumpan balik yang dipasang seri. Bila suku hasil kali loop terlupakan, penyebutnya menjadi 1 + </w:t>
+      </w:r>
+      <w:r>
+        <w:rPr>
+          <w:rFonts w:ascii="Arial" w:hAnsi="Arial" w:cs="Arial"/>
+          <w:b w:val="0"/>
+          <w:i w:val="0"/>
+          <w:sz w:val="22"/>
+        </w:rPr>
+        <w:t xml:space="preserve">G</w:t>
+      </w:r>
+      <w:r>
+        <w:rPr>
+          <w:rFonts w:ascii="Arial" w:hAnsi="Arial" w:cs="Arial"/>
+          <w:b w:val="0"/>
+          <w:i w:val="0"/>
+          <w:sz w:val="22"/>
+          <w:vertAlign w:val="subscript"/>
+        </w:rPr>
+        <w:t xml:space="preserve">1</w:t>
+      </w:r>
+      <w:r>
+        <w:rPr>
+          <w:rFonts w:ascii="Arial" w:hAnsi="Arial" w:cs="Arial"/>
+          <w:b w:val="0"/>
+          <w:i w:val="0"/>
+          <w:sz w:val="22"/>
+        </w:rPr>
+        <w:t xml:space="preserve">·</w:t>
+      </w:r>
+      <w:r>
+        <w:rPr>
+          <w:rFonts w:ascii="Arial" w:hAnsi="Arial" w:cs="Arial"/>
+          <w:b w:val="0"/>
+          <w:i w:val="0"/>
+          <w:sz w:val="22"/>
+        </w:rPr>
+        <w:t xml:space="preserve">H</w:t>
+      </w:r>
+      <w:r>
+        <w:rPr>
+          <w:rFonts w:ascii="Arial" w:hAnsi="Arial" w:cs="Arial"/>
+          <w:b w:val="0"/>
+          <w:i w:val="0"/>
+          <w:sz w:val="22"/>
+          <w:vertAlign w:val="subscript"/>
+        </w:rPr>
+        <w:t xml:space="preserve">1</w:t>
+      </w:r>
+      <w:r>
+        <w:rPr>
+          <w:rFonts w:ascii="Arial" w:hAnsi="Arial" w:cs="Arial"/>
+          <w:b w:val="0"/>
+          <w:i w:val="0"/>
+          <w:sz w:val="22"/>
+        </w:rPr>
+        <w:t xml:space="preserve"> + </w:t>
+      </w:r>
+      <w:r>
+        <w:rPr>
+          <w:rFonts w:ascii="Arial" w:hAnsi="Arial" w:cs="Arial"/>
+          <w:b w:val="0"/>
+          <w:i w:val="0"/>
+          <w:sz w:val="22"/>
+        </w:rPr>
+        <w:t xml:space="preserve">G</w:t>
+      </w:r>
+      <w:r>
+        <w:rPr>
+          <w:rFonts w:ascii="Arial" w:hAnsi="Arial" w:cs="Arial"/>
+          <w:b w:val="0"/>
+          <w:i w:val="0"/>
+          <w:sz w:val="22"/>
+          <w:vertAlign w:val="subscript"/>
+        </w:rPr>
+        <w:t xml:space="preserve">3</w:t>
+      </w:r>
+      <w:r>
+        <w:rPr>
+          <w:rFonts w:ascii="Arial" w:hAnsi="Arial" w:cs="Arial"/>
+          <w:b w:val="0"/>
+          <w:i w:val="0"/>
+          <w:sz w:val="22"/>
+        </w:rPr>
+        <w:t xml:space="preserve">·</w:t>
+      </w:r>
+      <w:r>
+        <w:rPr>
+          <w:rFonts w:ascii="Arial" w:hAnsi="Arial" w:cs="Arial"/>
+          <w:b w:val="0"/>
+          <w:i w:val="0"/>
+          <w:sz w:val="22"/>
+        </w:rPr>
+        <w:t xml:space="preserve">H</w:t>
+      </w:r>
+      <w:r>
+        <w:rPr>
+          <w:rFonts w:ascii="Arial" w:hAnsi="Arial" w:cs="Arial"/>
+          <w:b w:val="0"/>
+          <w:i w:val="0"/>
+          <w:sz w:val="22"/>
+          <w:vertAlign w:val="subscript"/>
+        </w:rPr>
+        <w:t xml:space="preserve">2</w:t>
+      </w:r>
+      <w:r>
+        <w:rPr>
+          <w:rFonts w:ascii="Arial" w:hAnsi="Arial" w:cs="Arial"/>
+          <w:b w:val="0"/>
+          <w:i w:val="0"/>
+          <w:sz w:val="22"/>
+        </w:rPr>
+        <w:t xml:space="preserve"> yang tidak dapat difaktorkan, dan letak pole yang dihitung akan meleset, kekeliruan yang tidak akan terdeteksi oleh pemeriksaan gain arus searah sederhana.</w:t>
       </w:r>
     </w:p>
     <w:p>
@@ -5606,7 +7530,184 @@
           <w:i w:val="0"/>
           <w:sz w:val="22"/>
         </w:rPr>
-        <w:t xml:space="preserve">Parameter acuan: Grafik aliran sinyal dengan satu lintasan maju melewati G1, G2, lalu G3. Loop pertama mengelilingi G1 lewat H1, loop kedua mengelilingi G3 lewat H2, dan keduanya tidak berbagi simpul mana pun. Untuk bagian dinamik, G1 = 4/(s+2) dan G3 = 2/(s+6) sedangkan G2 tetap 5.</w:t>
+        <w:t xml:space="preserve">Parameter acuan: Grafik aliran sinyal dengan satu lintasan maju melewati </w:t>
+      </w:r>
+      <w:r>
+        <w:rPr>
+          <w:rFonts w:ascii="Arial" w:hAnsi="Arial" w:cs="Arial"/>
+          <w:b w:val="0"/>
+          <w:i w:val="0"/>
+          <w:sz w:val="22"/>
+        </w:rPr>
+        <w:t xml:space="preserve">G</w:t>
+      </w:r>
+      <w:r>
+        <w:rPr>
+          <w:rFonts w:ascii="Arial" w:hAnsi="Arial" w:cs="Arial"/>
+          <w:b w:val="0"/>
+          <w:i w:val="0"/>
+          <w:sz w:val="22"/>
+          <w:vertAlign w:val="subscript"/>
+        </w:rPr>
+        <w:t xml:space="preserve">1</w:t>
+      </w:r>
+      <w:r>
+        <w:rPr>
+          <w:rFonts w:ascii="Arial" w:hAnsi="Arial" w:cs="Arial"/>
+          <w:b w:val="0"/>
+          <w:i w:val="0"/>
+          <w:sz w:val="22"/>
+        </w:rPr>
+        <w:t xml:space="preserve">, </w:t>
+      </w:r>
+      <w:r>
+        <w:rPr>
+          <w:rFonts w:ascii="Arial" w:hAnsi="Arial" w:cs="Arial"/>
+          <w:b w:val="0"/>
+          <w:i w:val="0"/>
+          <w:sz w:val="22"/>
+        </w:rPr>
+        <w:t xml:space="preserve">G</w:t>
+      </w:r>
+      <w:r>
+        <w:rPr>
+          <w:rFonts w:ascii="Arial" w:hAnsi="Arial" w:cs="Arial"/>
+          <w:b w:val="0"/>
+          <w:i w:val="0"/>
+          <w:sz w:val="22"/>
+          <w:vertAlign w:val="subscript"/>
+        </w:rPr>
+        <w:t xml:space="preserve">2</w:t>
+      </w:r>
+      <w:r>
+        <w:rPr>
+          <w:rFonts w:ascii="Arial" w:hAnsi="Arial" w:cs="Arial"/>
+          <w:b w:val="0"/>
+          <w:i w:val="0"/>
+          <w:sz w:val="22"/>
+        </w:rPr>
+        <w:t xml:space="preserve">, lalu G3. Loop pertama mengelilingi G1 lewat </w:t>
+      </w:r>
+      <w:r>
+        <w:rPr>
+          <w:rFonts w:ascii="Arial" w:hAnsi="Arial" w:cs="Arial"/>
+          <w:b w:val="0"/>
+          <w:i w:val="0"/>
+          <w:sz w:val="22"/>
+        </w:rPr>
+        <w:t xml:space="preserve">H</w:t>
+      </w:r>
+      <w:r>
+        <w:rPr>
+          <w:rFonts w:ascii="Arial" w:hAnsi="Arial" w:cs="Arial"/>
+          <w:b w:val="0"/>
+          <w:i w:val="0"/>
+          <w:sz w:val="22"/>
+          <w:vertAlign w:val="subscript"/>
+        </w:rPr>
+        <w:t xml:space="preserve">1</w:t>
+      </w:r>
+      <w:r>
+        <w:rPr>
+          <w:rFonts w:ascii="Arial" w:hAnsi="Arial" w:cs="Arial"/>
+          <w:b w:val="0"/>
+          <w:i w:val="0"/>
+          <w:sz w:val="22"/>
+        </w:rPr>
+        <w:t xml:space="preserve">, loop kedua mengelilingi G3 lewat </w:t>
+      </w:r>
+      <w:r>
+        <w:rPr>
+          <w:rFonts w:ascii="Arial" w:hAnsi="Arial" w:cs="Arial"/>
+          <w:b w:val="0"/>
+          <w:i w:val="0"/>
+          <w:sz w:val="22"/>
+        </w:rPr>
+        <w:t xml:space="preserve">H</w:t>
+      </w:r>
+      <w:r>
+        <w:rPr>
+          <w:rFonts w:ascii="Arial" w:hAnsi="Arial" w:cs="Arial"/>
+          <w:b w:val="0"/>
+          <w:i w:val="0"/>
+          <w:sz w:val="22"/>
+          <w:vertAlign w:val="subscript"/>
+        </w:rPr>
+        <w:t xml:space="preserve">2</w:t>
+      </w:r>
+      <w:r>
+        <w:rPr>
+          <w:rFonts w:ascii="Arial" w:hAnsi="Arial" w:cs="Arial"/>
+          <w:b w:val="0"/>
+          <w:i w:val="0"/>
+          <w:sz w:val="22"/>
+        </w:rPr>
+        <w:t xml:space="preserve">, dan keduanya tidak berbagi simpul mana pun. Untuk bagian dinamik, </w:t>
+      </w:r>
+      <w:r>
+        <w:rPr>
+          <w:rFonts w:ascii="Arial" w:hAnsi="Arial" w:cs="Arial"/>
+          <w:b w:val="0"/>
+          <w:i w:val="0"/>
+          <w:sz w:val="22"/>
+        </w:rPr>
+        <w:t xml:space="preserve">G</w:t>
+      </w:r>
+      <w:r>
+        <w:rPr>
+          <w:rFonts w:ascii="Arial" w:hAnsi="Arial" w:cs="Arial"/>
+          <w:b w:val="0"/>
+          <w:i w:val="0"/>
+          <w:sz w:val="22"/>
+          <w:vertAlign w:val="subscript"/>
+        </w:rPr>
+        <w:t xml:space="preserve">1</w:t>
+      </w:r>
+      <w:r>
+        <w:rPr>
+          <w:rFonts w:ascii="Arial" w:hAnsi="Arial" w:cs="Arial"/>
+          <w:b w:val="0"/>
+          <w:i w:val="0"/>
+          <w:sz w:val="22"/>
+        </w:rPr>
+        <w:t xml:space="preserve"> = 4/(s+2) dan </w:t>
+      </w:r>
+      <w:r>
+        <w:rPr>
+          <w:rFonts w:ascii="Arial" w:hAnsi="Arial" w:cs="Arial"/>
+          <w:b w:val="0"/>
+          <w:i w:val="0"/>
+          <w:sz w:val="22"/>
+        </w:rPr>
+        <w:t xml:space="preserve">G</w:t>
+      </w:r>
+      <w:r>
+        <w:rPr>
+          <w:rFonts w:ascii="Arial" w:hAnsi="Arial" w:cs="Arial"/>
+          <w:b w:val="0"/>
+          <w:i w:val="0"/>
+          <w:sz w:val="22"/>
+          <w:vertAlign w:val="subscript"/>
+        </w:rPr>
+        <w:t xml:space="preserve">3</w:t>
+      </w:r>
+      <w:r>
+        <w:rPr>
+          <w:rFonts w:ascii="Arial" w:hAnsi="Arial" w:cs="Arial"/>
+          <w:b w:val="0"/>
+          <w:i w:val="0"/>
+          <w:sz w:val="22"/>
+        </w:rPr>
+        <w:t xml:space="preserve"> = 2/(s+6) sedangkan G2 tetap 5.</w:t>
+      </w:r>
+      <w:r>
+        <w:rPr>
+          <w:rFonts w:ascii="Arial" w:hAnsi="Arial" w:cs="Arial"/>
+          <w:b w:val="0"/>
+          <w:i w:val="0"/>
+          <w:sz w:val="22"/>
+        </w:rPr>
+        <w:t xml:space="preserve"> Rinciannya dirangkum pada Tabel 1.</w:t>
       </w:r>
     </w:p>
     <w:p>
@@ -5720,7 +7821,82 @@
                 <w:i w:val="0"/>
                 <w:sz w:val="19"/>
               </w:rPr>
-              <w:t xml:space="preserve">G1 / G2 / G3</w:t>
+              <w:t xml:space="preserve"/>
+            </w:r>
+            <w:r>
+              <w:rPr>
+                <w:rFonts w:ascii="Arial" w:hAnsi="Arial" w:cs="Arial"/>
+                <w:b w:val="0"/>
+                <w:i w:val="0"/>
+                <w:sz w:val="19"/>
+              </w:rPr>
+              <w:t xml:space="preserve">G</w:t>
+            </w:r>
+            <w:r>
+              <w:rPr>
+                <w:rFonts w:ascii="Arial" w:hAnsi="Arial" w:cs="Arial"/>
+                <w:b w:val="0"/>
+                <w:i w:val="0"/>
+                <w:sz w:val="19"/>
+                <w:vertAlign w:val="subscript"/>
+              </w:rPr>
+              <w:t xml:space="preserve">1</w:t>
+            </w:r>
+            <w:r>
+              <w:rPr>
+                <w:rFonts w:ascii="Arial" w:hAnsi="Arial" w:cs="Arial"/>
+                <w:b w:val="0"/>
+                <w:i w:val="0"/>
+                <w:sz w:val="19"/>
+              </w:rPr>
+              <w:t xml:space="preserve"> / </w:t>
+            </w:r>
+            <w:r>
+              <w:rPr>
+                <w:rFonts w:ascii="Arial" w:hAnsi="Arial" w:cs="Arial"/>
+                <w:b w:val="0"/>
+                <w:i w:val="0"/>
+                <w:sz w:val="19"/>
+              </w:rPr>
+              <w:t xml:space="preserve">G</w:t>
+            </w:r>
+            <w:r>
+              <w:rPr>
+                <w:rFonts w:ascii="Arial" w:hAnsi="Arial" w:cs="Arial"/>
+                <w:b w:val="0"/>
+                <w:i w:val="0"/>
+                <w:sz w:val="19"/>
+                <w:vertAlign w:val="subscript"/>
+              </w:rPr>
+              <w:t xml:space="preserve">2</w:t>
+            </w:r>
+            <w:r>
+              <w:rPr>
+                <w:rFonts w:ascii="Arial" w:hAnsi="Arial" w:cs="Arial"/>
+                <w:b w:val="0"/>
+                <w:i w:val="0"/>
+                <w:sz w:val="19"/>
+              </w:rPr>
+              <w:t xml:space="preserve"> / </w:t>
+            </w:r>
+            <w:r>
+              <w:rPr>
+                <w:rFonts w:ascii="Arial" w:hAnsi="Arial" w:cs="Arial"/>
+                <w:b w:val="0"/>
+                <w:i w:val="0"/>
+                <w:sz w:val="19"/>
+              </w:rPr>
+              <w:t xml:space="preserve">G</w:t>
+            </w:r>
+            <w:r>
+              <w:rPr>
+                <w:rFonts w:ascii="Arial" w:hAnsi="Arial" w:cs="Arial"/>
+                <w:b w:val="0"/>
+                <w:i w:val="0"/>
+                <w:sz w:val="19"/>
+                <w:vertAlign w:val="subscript"/>
+              </w:rPr>
+              <w:t xml:space="preserve">3</w:t>
             </w:r>
           </w:p>
         </w:tc>
@@ -5777,7 +7953,54 @@
                 <w:i w:val="0"/>
                 <w:sz w:val="19"/>
               </w:rPr>
-              <w:t xml:space="preserve">H1 / H2</w:t>
+              <w:t xml:space="preserve"/>
+            </w:r>
+            <w:r>
+              <w:rPr>
+                <w:rFonts w:ascii="Arial" w:hAnsi="Arial" w:cs="Arial"/>
+                <w:b w:val="0"/>
+                <w:i w:val="0"/>
+                <w:sz w:val="19"/>
+              </w:rPr>
+              <w:t xml:space="preserve">H</w:t>
+            </w:r>
+            <w:r>
+              <w:rPr>
+                <w:rFonts w:ascii="Arial" w:hAnsi="Arial" w:cs="Arial"/>
+                <w:b w:val="0"/>
+                <w:i w:val="0"/>
+                <w:sz w:val="19"/>
+                <w:vertAlign w:val="subscript"/>
+              </w:rPr>
+              <w:t xml:space="preserve">1</w:t>
+            </w:r>
+            <w:r>
+              <w:rPr>
+                <w:rFonts w:ascii="Arial" w:hAnsi="Arial" w:cs="Arial"/>
+                <w:b w:val="0"/>
+                <w:i w:val="0"/>
+                <w:sz w:val="19"/>
+              </w:rPr>
+              <w:t xml:space="preserve"> / </w:t>
+            </w:r>
+            <w:r>
+              <w:rPr>
+                <w:rFonts w:ascii="Arial" w:hAnsi="Arial" w:cs="Arial"/>
+                <w:b w:val="0"/>
+                <w:i w:val="0"/>
+                <w:sz w:val="19"/>
+              </w:rPr>
+              <w:t xml:space="preserve">H</w:t>
+            </w:r>
+            <w:r>
+              <w:rPr>
+                <w:rFonts w:ascii="Arial" w:hAnsi="Arial" w:cs="Arial"/>
+                <w:b w:val="0"/>
+                <w:i w:val="0"/>
+                <w:sz w:val="19"/>
+                <w:vertAlign w:val="subscript"/>
+              </w:rPr>
+              <w:t xml:space="preserve">2</w:t>
             </w:r>
           </w:p>
         </w:tc>
@@ -6060,7 +8283,63 @@
           <w:i w:val="0"/>
           <w:sz w:val="22"/>
         </w:rPr>
-        <w:t xml:space="preserve">C5. Hitung hasil kali kedua loop yang tidak bersentuhan. Cetak: L1*L2.</w:t>
+        <w:t xml:space="preserve">C5. Hitung hasil kali kedua loop yang tidak bersentuhan. Cetak: </w:t>
+      </w:r>
+      <w:r>
+        <w:rPr>
+          <w:rFonts w:ascii="Arial" w:hAnsi="Arial" w:cs="Arial"/>
+          <w:b w:val="0"/>
+          <w:i w:val="0"/>
+          <w:sz w:val="22"/>
+        </w:rPr>
+        <w:t xml:space="preserve">L</w:t>
+      </w:r>
+      <w:r>
+        <w:rPr>
+          <w:rFonts w:ascii="Arial" w:hAnsi="Arial" w:cs="Arial"/>
+          <w:b w:val="0"/>
+          <w:i w:val="0"/>
+          <w:sz w:val="22"/>
+          <w:vertAlign w:val="subscript"/>
+        </w:rPr>
+        <w:t xml:space="preserve">1</w:t>
+      </w:r>
+      <w:r>
+        <w:rPr>
+          <w:rFonts w:ascii="Arial" w:hAnsi="Arial" w:cs="Arial"/>
+          <w:b w:val="0"/>
+          <w:i w:val="0"/>
+          <w:sz w:val="22"/>
+        </w:rPr>
+        <w:t xml:space="preserve">·</w:t>
+      </w:r>
+      <w:r>
+        <w:rPr>
+          <w:rFonts w:ascii="Arial" w:hAnsi="Arial" w:cs="Arial"/>
+          <w:b w:val="0"/>
+          <w:i w:val="0"/>
+          <w:sz w:val="22"/>
+        </w:rPr>
+        <w:t xml:space="preserve">L</w:t>
+      </w:r>
+      <w:r>
+        <w:rPr>
+          <w:rFonts w:ascii="Arial" w:hAnsi="Arial" w:cs="Arial"/>
+          <w:b w:val="0"/>
+          <w:i w:val="0"/>
+          <w:sz w:val="22"/>
+          <w:vertAlign w:val="subscript"/>
+        </w:rPr>
+        <w:t xml:space="preserve">2</w:t>
+      </w:r>
+      <w:r>
+        <w:rPr>
+          <w:rFonts w:ascii="Arial" w:hAnsi="Arial" w:cs="Arial"/>
+          <w:b w:val="0"/>
+          <w:i w:val="0"/>
+          <w:sz w:val="22"/>
+        </w:rPr>
+        <w:t xml:space="preserve">.</w:t>
       </w:r>
     </w:p>
     <w:p>
@@ -6090,7 +8369,7 @@
           <w:i w:val="0"/>
           <w:sz w:val="22"/>
         </w:rPr>
-        <w:t xml:space="preserve">C6. Susun determinan grafik lengkap. Cetak: Delta.</w:t>
+        <w:t xml:space="preserve">C6. Susun determinan grafik lengkap. Cetak: Δ.</w:t>
       </w:r>
     </w:p>
     <w:p>
@@ -6120,7 +8399,35 @@
           <w:i w:val="0"/>
           <w:sz w:val="22"/>
         </w:rPr>
-        <w:t xml:space="preserve">C7. Tentukan kofaktor lintasan maju P1. Cetak: Delta_1.</w:t>
+        <w:t xml:space="preserve">C7. Tentukan kofaktor lintasan maju P1. Cetak: </w:t>
+      </w:r>
+      <w:r>
+        <w:rPr>
+          <w:rFonts w:ascii="Arial" w:hAnsi="Arial" w:cs="Arial"/>
+          <w:b w:val="0"/>
+          <w:i w:val="0"/>
+          <w:sz w:val="22"/>
+        </w:rPr>
+        <w:t xml:space="preserve">Δ</w:t>
+      </w:r>
+      <w:r>
+        <w:rPr>
+          <w:rFonts w:ascii="Arial" w:hAnsi="Arial" w:cs="Arial"/>
+          <w:b w:val="0"/>
+          <w:i w:val="0"/>
+          <w:sz w:val="22"/>
+          <w:vertAlign w:val="subscript"/>
+        </w:rPr>
+        <w:t xml:space="preserve">1</w:t>
+      </w:r>
+      <w:r>
+        <w:rPr>
+          <w:rFonts w:ascii="Arial" w:hAnsi="Arial" w:cs="Arial"/>
+          <w:b w:val="0"/>
+          <w:i w:val="0"/>
+          <w:sz w:val="22"/>
+        </w:rPr>
+        <w:t xml:space="preserve">.</w:t>
       </w:r>
     </w:p>
     <w:p>
@@ -6165,37 +8472,317 @@
           <w:i w:val="0"/>
           <w:sz w:val="22"/>
         </w:rPr>
-        <w:t xml:space="preserve">–  PETUNJUK: Langkah: 1) peroleh P1. 2) peroleh kofaktornya. 3) peroleh determinan. 4) T = P1 x Delta_1 dibagi Delta.</w:t>
-      </w:r>
-    </w:p>
-    <w:p>
-      <w:pPr>
-        <w:spacing w:line="360" w:lineRule="auto" w:after="120"/>
-        <w:jc w:val="both"/>
-      </w:pPr>
-      <w:r>
-        <w:rPr>
-          <w:rFonts w:ascii="Arial" w:hAnsi="Arial" w:cs="Arial"/>
-          <w:b w:val="0"/>
-          <w:i w:val="0"/>
-          <w:sz w:val="22"/>
-        </w:rPr>
-        <w:t xml:space="preserve">C9. Periksa hasil dengan bentuk terfaktor: hitung hasil kali (1 + G1*H1) dan (1 + G3*H2). Cetak: hasil kali.</w:t>
-      </w:r>
-    </w:p>
-    <w:p>
-      <w:pPr>
-        <w:spacing w:line="360" w:lineRule="auto" w:after="120"/>
-        <w:jc w:val="both"/>
-      </w:pPr>
-      <w:r>
-        <w:rPr>
-          <w:rFonts w:ascii="Arial" w:hAnsi="Arial" w:cs="Arial"/>
-          <w:b w:val="0"/>
-          <w:i w:val="0"/>
-          <w:sz w:val="22"/>
-        </w:rPr>
-        <w:t xml:space="preserve">–  PETUNJUK: Langkah: 1) hitung 1 + G1*H1. 2) hitung 1 + G3*H2. 3) kalikan keduanya lalu bandingkan dengan determinan.</w:t>
+        <w:t xml:space="preserve">–  PETUNJUK: Langkah: 1) peroleh P1. 2) peroleh kofaktornya. 3) peroleh determinan. 4) T = </w:t>
+      </w:r>
+      <w:r>
+        <w:rPr>
+          <w:rFonts w:ascii="Arial" w:hAnsi="Arial" w:cs="Arial"/>
+          <w:b w:val="0"/>
+          <w:i w:val="0"/>
+          <w:sz w:val="22"/>
+        </w:rPr>
+        <w:t xml:space="preserve">P</w:t>
+      </w:r>
+      <w:r>
+        <w:rPr>
+          <w:rFonts w:ascii="Arial" w:hAnsi="Arial" w:cs="Arial"/>
+          <w:b w:val="0"/>
+          <w:i w:val="0"/>
+          <w:sz w:val="22"/>
+          <w:vertAlign w:val="subscript"/>
+        </w:rPr>
+        <w:t xml:space="preserve">1</w:t>
+      </w:r>
+      <w:r>
+        <w:rPr>
+          <w:rFonts w:ascii="Arial" w:hAnsi="Arial" w:cs="Arial"/>
+          <w:b w:val="0"/>
+          <w:i w:val="0"/>
+          <w:sz w:val="22"/>
+        </w:rPr>
+        <w:t xml:space="preserve"> x </w:t>
+      </w:r>
+      <w:r>
+        <w:rPr>
+          <w:rFonts w:ascii="Arial" w:hAnsi="Arial" w:cs="Arial"/>
+          <w:b w:val="0"/>
+          <w:i w:val="0"/>
+          <w:sz w:val="22"/>
+        </w:rPr>
+        <w:t xml:space="preserve">Δ</w:t>
+      </w:r>
+      <w:r>
+        <w:rPr>
+          <w:rFonts w:ascii="Arial" w:hAnsi="Arial" w:cs="Arial"/>
+          <w:b w:val="0"/>
+          <w:i w:val="0"/>
+          <w:sz w:val="22"/>
+          <w:vertAlign w:val="subscript"/>
+        </w:rPr>
+        <w:t xml:space="preserve">1</w:t>
+      </w:r>
+      <w:r>
+        <w:rPr>
+          <w:rFonts w:ascii="Arial" w:hAnsi="Arial" w:cs="Arial"/>
+          <w:b w:val="0"/>
+          <w:i w:val="0"/>
+          <w:sz w:val="22"/>
+        </w:rPr>
+        <w:t xml:space="preserve"> dibagi Δ.</w:t>
+      </w:r>
+    </w:p>
+    <w:p>
+      <w:pPr>
+        <w:spacing w:line="360" w:lineRule="auto" w:after="120"/>
+        <w:jc w:val="both"/>
+      </w:pPr>
+      <w:r>
+        <w:rPr>
+          <w:rFonts w:ascii="Arial" w:hAnsi="Arial" w:cs="Arial"/>
+          <w:b w:val="0"/>
+          <w:i w:val="0"/>
+          <w:sz w:val="22"/>
+        </w:rPr>
+        <w:t xml:space="preserve">C9. Periksa hasil dengan bentuk terfaktor: hitung hasil kali (1 + </w:t>
+      </w:r>
+      <w:r>
+        <w:rPr>
+          <w:rFonts w:ascii="Arial" w:hAnsi="Arial" w:cs="Arial"/>
+          <w:b w:val="0"/>
+          <w:i w:val="0"/>
+          <w:sz w:val="22"/>
+        </w:rPr>
+        <w:t xml:space="preserve">G</w:t>
+      </w:r>
+      <w:r>
+        <w:rPr>
+          <w:rFonts w:ascii="Arial" w:hAnsi="Arial" w:cs="Arial"/>
+          <w:b w:val="0"/>
+          <w:i w:val="0"/>
+          <w:sz w:val="22"/>
+          <w:vertAlign w:val="subscript"/>
+        </w:rPr>
+        <w:t xml:space="preserve">1</w:t>
+      </w:r>
+      <w:r>
+        <w:rPr>
+          <w:rFonts w:ascii="Arial" w:hAnsi="Arial" w:cs="Arial"/>
+          <w:b w:val="0"/>
+          <w:i w:val="0"/>
+          <w:sz w:val="22"/>
+        </w:rPr>
+        <w:t xml:space="preserve">·</w:t>
+      </w:r>
+      <w:r>
+        <w:rPr>
+          <w:rFonts w:ascii="Arial" w:hAnsi="Arial" w:cs="Arial"/>
+          <w:b w:val="0"/>
+          <w:i w:val="0"/>
+          <w:sz w:val="22"/>
+        </w:rPr>
+        <w:t xml:space="preserve">H</w:t>
+      </w:r>
+      <w:r>
+        <w:rPr>
+          <w:rFonts w:ascii="Arial" w:hAnsi="Arial" w:cs="Arial"/>
+          <w:b w:val="0"/>
+          <w:i w:val="0"/>
+          <w:sz w:val="22"/>
+          <w:vertAlign w:val="subscript"/>
+        </w:rPr>
+        <w:t xml:space="preserve">1</w:t>
+      </w:r>
+      <w:r>
+        <w:rPr>
+          <w:rFonts w:ascii="Arial" w:hAnsi="Arial" w:cs="Arial"/>
+          <w:b w:val="0"/>
+          <w:i w:val="0"/>
+          <w:sz w:val="22"/>
+        </w:rPr>
+        <w:t xml:space="preserve">) dan (1 + </w:t>
+      </w:r>
+      <w:r>
+        <w:rPr>
+          <w:rFonts w:ascii="Arial" w:hAnsi="Arial" w:cs="Arial"/>
+          <w:b w:val="0"/>
+          <w:i w:val="0"/>
+          <w:sz w:val="22"/>
+        </w:rPr>
+        <w:t xml:space="preserve">G</w:t>
+      </w:r>
+      <w:r>
+        <w:rPr>
+          <w:rFonts w:ascii="Arial" w:hAnsi="Arial" w:cs="Arial"/>
+          <w:b w:val="0"/>
+          <w:i w:val="0"/>
+          <w:sz w:val="22"/>
+          <w:vertAlign w:val="subscript"/>
+        </w:rPr>
+        <w:t xml:space="preserve">3</w:t>
+      </w:r>
+      <w:r>
+        <w:rPr>
+          <w:rFonts w:ascii="Arial" w:hAnsi="Arial" w:cs="Arial"/>
+          <w:b w:val="0"/>
+          <w:i w:val="0"/>
+          <w:sz w:val="22"/>
+        </w:rPr>
+        <w:t xml:space="preserve">·</w:t>
+      </w:r>
+      <w:r>
+        <w:rPr>
+          <w:rFonts w:ascii="Arial" w:hAnsi="Arial" w:cs="Arial"/>
+          <w:b w:val="0"/>
+          <w:i w:val="0"/>
+          <w:sz w:val="22"/>
+        </w:rPr>
+        <w:t xml:space="preserve">H</w:t>
+      </w:r>
+      <w:r>
+        <w:rPr>
+          <w:rFonts w:ascii="Arial" w:hAnsi="Arial" w:cs="Arial"/>
+          <w:b w:val="0"/>
+          <w:i w:val="0"/>
+          <w:sz w:val="22"/>
+          <w:vertAlign w:val="subscript"/>
+        </w:rPr>
+        <w:t xml:space="preserve">2</w:t>
+      </w:r>
+      <w:r>
+        <w:rPr>
+          <w:rFonts w:ascii="Arial" w:hAnsi="Arial" w:cs="Arial"/>
+          <w:b w:val="0"/>
+          <w:i w:val="0"/>
+          <w:sz w:val="22"/>
+        </w:rPr>
+        <w:t xml:space="preserve">). Cetak: hasil kali.</w:t>
+      </w:r>
+    </w:p>
+    <w:p>
+      <w:pPr>
+        <w:spacing w:line="360" w:lineRule="auto" w:after="120"/>
+        <w:jc w:val="both"/>
+      </w:pPr>
+      <w:r>
+        <w:rPr>
+          <w:rFonts w:ascii="Arial" w:hAnsi="Arial" w:cs="Arial"/>
+          <w:b w:val="0"/>
+          <w:i w:val="0"/>
+          <w:sz w:val="22"/>
+        </w:rPr>
+        <w:t xml:space="preserve">–  PETUNJUK: Langkah: 1) hitung 1 + </w:t>
+      </w:r>
+      <w:r>
+        <w:rPr>
+          <w:rFonts w:ascii="Arial" w:hAnsi="Arial" w:cs="Arial"/>
+          <w:b w:val="0"/>
+          <w:i w:val="0"/>
+          <w:sz w:val="22"/>
+        </w:rPr>
+        <w:t xml:space="preserve">G</w:t>
+      </w:r>
+      <w:r>
+        <w:rPr>
+          <w:rFonts w:ascii="Arial" w:hAnsi="Arial" w:cs="Arial"/>
+          <w:b w:val="0"/>
+          <w:i w:val="0"/>
+          <w:sz w:val="22"/>
+          <w:vertAlign w:val="subscript"/>
+        </w:rPr>
+        <w:t xml:space="preserve">1</w:t>
+      </w:r>
+      <w:r>
+        <w:rPr>
+          <w:rFonts w:ascii="Arial" w:hAnsi="Arial" w:cs="Arial"/>
+          <w:b w:val="0"/>
+          <w:i w:val="0"/>
+          <w:sz w:val="22"/>
+        </w:rPr>
+        <w:t xml:space="preserve">·</w:t>
+      </w:r>
+      <w:r>
+        <w:rPr>
+          <w:rFonts w:ascii="Arial" w:hAnsi="Arial" w:cs="Arial"/>
+          <w:b w:val="0"/>
+          <w:i w:val="0"/>
+          <w:sz w:val="22"/>
+        </w:rPr>
+        <w:t xml:space="preserve">H</w:t>
+      </w:r>
+      <w:r>
+        <w:rPr>
+          <w:rFonts w:ascii="Arial" w:hAnsi="Arial" w:cs="Arial"/>
+          <w:b w:val="0"/>
+          <w:i w:val="0"/>
+          <w:sz w:val="22"/>
+          <w:vertAlign w:val="subscript"/>
+        </w:rPr>
+        <w:t xml:space="preserve">1</w:t>
+      </w:r>
+      <w:r>
+        <w:rPr>
+          <w:rFonts w:ascii="Arial" w:hAnsi="Arial" w:cs="Arial"/>
+          <w:b w:val="0"/>
+          <w:i w:val="0"/>
+          <w:sz w:val="22"/>
+        </w:rPr>
+        <w:t xml:space="preserve">. 2) hitung 1 + </w:t>
+      </w:r>
+      <w:r>
+        <w:rPr>
+          <w:rFonts w:ascii="Arial" w:hAnsi="Arial" w:cs="Arial"/>
+          <w:b w:val="0"/>
+          <w:i w:val="0"/>
+          <w:sz w:val="22"/>
+        </w:rPr>
+        <w:t xml:space="preserve">G</w:t>
+      </w:r>
+      <w:r>
+        <w:rPr>
+          <w:rFonts w:ascii="Arial" w:hAnsi="Arial" w:cs="Arial"/>
+          <w:b w:val="0"/>
+          <w:i w:val="0"/>
+          <w:sz w:val="22"/>
+          <w:vertAlign w:val="subscript"/>
+        </w:rPr>
+        <w:t xml:space="preserve">3</w:t>
+      </w:r>
+      <w:r>
+        <w:rPr>
+          <w:rFonts w:ascii="Arial" w:hAnsi="Arial" w:cs="Arial"/>
+          <w:b w:val="0"/>
+          <w:i w:val="0"/>
+          <w:sz w:val="22"/>
+        </w:rPr>
+        <w:t xml:space="preserve">·</w:t>
+      </w:r>
+      <w:r>
+        <w:rPr>
+          <w:rFonts w:ascii="Arial" w:hAnsi="Arial" w:cs="Arial"/>
+          <w:b w:val="0"/>
+          <w:i w:val="0"/>
+          <w:sz w:val="22"/>
+        </w:rPr>
+        <w:t xml:space="preserve">H</w:t>
+      </w:r>
+      <w:r>
+        <w:rPr>
+          <w:rFonts w:ascii="Arial" w:hAnsi="Arial" w:cs="Arial"/>
+          <w:b w:val="0"/>
+          <w:i w:val="0"/>
+          <w:sz w:val="22"/>
+          <w:vertAlign w:val="subscript"/>
+        </w:rPr>
+        <w:t xml:space="preserve">2</w:t>
+      </w:r>
+      <w:r>
+        <w:rPr>
+          <w:rFonts w:ascii="Arial" w:hAnsi="Arial" w:cs="Arial"/>
+          <w:b w:val="0"/>
+          <w:i w:val="0"/>
+          <w:sz w:val="22"/>
+        </w:rPr>
+        <w:t xml:space="preserve">. 3) kalikan keduanya lalu bandingkan dengan determinan.</w:t>
       </w:r>
     </w:p>
     <w:p>
@@ -6286,112 +8873,1111 @@
           <w:i w:val="0"/>
           <w:sz w:val="22"/>
         </w:rPr>
-        <w:t xml:space="preserve">C12 (Lanjut). Ditambahkan loop ketiga yang mengelilingi G2 lewat H3 = 0,2, dan loop ini bersentuhan dengan kedua loop lama. Hitung fungsi transfer yang baru. Cetak: T baru.</w:t>
-      </w:r>
-    </w:p>
-    <w:p>
-      <w:pPr>
-        <w:spacing w:line="360" w:lineRule="auto" w:after="120"/>
-        <w:jc w:val="both"/>
-      </w:pPr>
-      <w:r>
-        <w:rPr>
-          <w:rFonts w:ascii="Arial" w:hAnsi="Arial" w:cs="Arial"/>
-          <w:b w:val="0"/>
-          <w:i w:val="0"/>
-          <w:sz w:val="22"/>
-        </w:rPr>
-        <w:t xml:space="preserve">–  PETUNJUK: Langkah: 1) hitung L3 = -G2*H3. 2) jumlahkan ketiga gain loop. 3) periksa pasangan mana yang tidak bersentuhan, yaitu hanya L1 dengan L2. 4) hitung hasil kali L1*L2. 5) susun determinan lengkap. 6) hitung T = P1 dibagi determinan itu.</w:t>
-      </w:r>
-    </w:p>
-    <w:p>
-      <w:pPr>
-        <w:spacing w:line="360" w:lineRule="auto" w:after="120"/>
-        <w:jc w:val="both"/>
-      </w:pPr>
-      <w:r>
-        <w:rPr>
-          <w:rFonts w:ascii="Arial" w:hAnsi="Arial" w:cs="Arial"/>
-          <w:b w:val="0"/>
-          <w:i w:val="0"/>
-          <w:sz w:val="22"/>
-        </w:rPr>
-        <w:t xml:space="preserve">C13 (Lanjut). Ditambahkan lintasan maju kedua yang hanya melewati G2 dan G3, sehingga hanya bersentuhan dengan loop kedua. Hitung fungsi transfer total pada susunan dua loop semula. Cetak: T total.</w:t>
-      </w:r>
-    </w:p>
-    <w:p>
-      <w:pPr>
-        <w:spacing w:line="360" w:lineRule="auto" w:after="120"/>
-        <w:jc w:val="both"/>
-      </w:pPr>
-      <w:r>
-        <w:rPr>
-          <w:rFonts w:ascii="Arial" w:hAnsi="Arial" w:cs="Arial"/>
-          <w:b w:val="0"/>
-          <w:i w:val="0"/>
-          <w:sz w:val="22"/>
-        </w:rPr>
-        <w:t xml:space="preserve">–  PETUNJUK: Langkah: 1) hitung gain lintasan kedua P2 = G2*G3. 2) tentukan loop mana yang tidak bersentuhan dengan P2, yaitu L1. 3) susun kofaktor Delta_2 = 1 - L1. 4) hitung Delta_2. 5) peroleh determinan penuh dan kofaktor lintasan pertama. 6) gabungkan T = (P1*Delta_1 + P2*Delta_2) dibagi Delta.</w:t>
-      </w:r>
-    </w:p>
-    <w:p>
-      <w:pPr>
-        <w:spacing w:line="360" w:lineRule="auto" w:after="120"/>
-        <w:jc w:val="both"/>
-      </w:pPr>
-      <w:r>
-        <w:rPr>
-          <w:rFonts w:ascii="Arial" w:hAnsi="Arial" w:cs="Arial"/>
-          <w:b w:val="0"/>
-          <w:i w:val="0"/>
-          <w:sz w:val="22"/>
-        </w:rPr>
-        <w:t xml:space="preserve">C14 (Lanjut). Untuk versi dinamik dengan G1 = 4/(s+2) dan G3 = 2/(s+6), hitung waktu menetap pita dua persen dari pole dominan, dalam detik. Cetak: t_s.</w:t>
-      </w:r>
-    </w:p>
-    <w:p>
-      <w:pPr>
-        <w:spacing w:line="360" w:lineRule="auto" w:after="120"/>
-        <w:jc w:val="both"/>
-      </w:pPr>
-      <w:r>
-        <w:rPr>
-          <w:rFonts w:ascii="Arial" w:hAnsi="Arial" w:cs="Arial"/>
-          <w:b w:val="0"/>
-          <w:i w:val="0"/>
-          <w:sz w:val="22"/>
-        </w:rPr>
-        <w:t xml:space="preserve">–  PETUNJUK: Langkah: 1) hitung 1 + G1*H1 lalu sederhanakan menjadi satu pecahan. 2) baca pembilangnya sebagai faktor pertama penyebut tertutup. 3) hitung 1 + G3*H2 dan baca pembilangnya. 4) gabungkan menjadi penyebut terfaktor. 5) tentukan akar yang paling dekat ke nol sebagai pole dominan. 6) t_s = 4 dibagi besar bagian nyatanya.</w:t>
-      </w:r>
-    </w:p>
-    <w:p>
-      <w:pPr>
-        <w:spacing w:line="360" w:lineRule="auto" w:after="120"/>
-        <w:jc w:val="both"/>
-      </w:pPr>
-      <w:r>
-        <w:rPr>
-          <w:rFonts w:ascii="Arial" w:hAnsi="Arial" w:cs="Arial"/>
-          <w:b w:val="0"/>
-          <w:i w:val="0"/>
-          <w:sz w:val="22"/>
-        </w:rPr>
-        <w:t xml:space="preserve">C15 (Lanjut). Bila suku hasil kali loop terlupakan pada versi dinamik, hitung selisih waktu menetap terhadap hasil yang benar, dalam detik. Cetak: selisih t_s.</w:t>
-      </w:r>
-    </w:p>
-    <w:p>
-      <w:pPr>
-        <w:spacing w:line="360" w:lineRule="auto" w:after="120"/>
-        <w:jc w:val="both"/>
-      </w:pPr>
-      <w:r>
-        <w:rPr>
-          <w:rFonts w:ascii="Arial" w:hAnsi="Arial" w:cs="Arial"/>
-          <w:b w:val="0"/>
-          <w:i w:val="0"/>
-          <w:sz w:val="22"/>
-        </w:rPr>
-        <w:t xml:space="preserve">–  PETUNJUK: Langkah: 1) susun penyebut keliru 1 + G1*H1 + G3*H2 sebagai satu pecahan. 2) kalikan silang sehingga pembilangnya menjadi polinomial. 3) sederhanakan menjadi s^2 + 10,5s + 25. 4) cari kedua akarnya. 5) ambil akar yang paling dekat ke nol lalu hitung t_s keliru. 6) kurangkan t_s yang benar dari t_s keliru.</w:t>
+        <w:t xml:space="preserve">C12 (Lanjut). Ditambahkan loop ketiga yang mengelilingi G2 lewat </w:t>
+      </w:r>
+      <w:r>
+        <w:rPr>
+          <w:rFonts w:ascii="Arial" w:hAnsi="Arial" w:cs="Arial"/>
+          <w:b w:val="0"/>
+          <w:i w:val="0"/>
+          <w:sz w:val="22"/>
+        </w:rPr>
+        <w:t xml:space="preserve">H</w:t>
+      </w:r>
+      <w:r>
+        <w:rPr>
+          <w:rFonts w:ascii="Arial" w:hAnsi="Arial" w:cs="Arial"/>
+          <w:b w:val="0"/>
+          <w:i w:val="0"/>
+          <w:sz w:val="22"/>
+          <w:vertAlign w:val="subscript"/>
+        </w:rPr>
+        <w:t xml:space="preserve">3</w:t>
+      </w:r>
+      <w:r>
+        <w:rPr>
+          <w:rFonts w:ascii="Arial" w:hAnsi="Arial" w:cs="Arial"/>
+          <w:b w:val="0"/>
+          <w:i w:val="0"/>
+          <w:sz w:val="22"/>
+        </w:rPr>
+        <w:t xml:space="preserve"> = 0,2, dan loop ini bersentuhan dengan kedua loop lama. Hitung fungsi transfer yang baru. Cetak: T baru.</w:t>
+      </w:r>
+    </w:p>
+    <w:p>
+      <w:pPr>
+        <w:spacing w:line="360" w:lineRule="auto" w:after="120"/>
+        <w:jc w:val="both"/>
+      </w:pPr>
+      <w:r>
+        <w:rPr>
+          <w:rFonts w:ascii="Arial" w:hAnsi="Arial" w:cs="Arial"/>
+          <w:b w:val="0"/>
+          <w:i w:val="0"/>
+          <w:sz w:val="22"/>
+        </w:rPr>
+        <w:t xml:space="preserve">–  PETUNJUK: Langkah: 1) hitung </w:t>
+      </w:r>
+      <w:r>
+        <w:rPr>
+          <w:rFonts w:ascii="Arial" w:hAnsi="Arial" w:cs="Arial"/>
+          <w:b w:val="0"/>
+          <w:i w:val="0"/>
+          <w:sz w:val="22"/>
+        </w:rPr>
+        <w:t xml:space="preserve">L</w:t>
+      </w:r>
+      <w:r>
+        <w:rPr>
+          <w:rFonts w:ascii="Arial" w:hAnsi="Arial" w:cs="Arial"/>
+          <w:b w:val="0"/>
+          <w:i w:val="0"/>
+          <w:sz w:val="22"/>
+          <w:vertAlign w:val="subscript"/>
+        </w:rPr>
+        <w:t xml:space="preserve">3</w:t>
+      </w:r>
+      <w:r>
+        <w:rPr>
+          <w:rFonts w:ascii="Arial" w:hAnsi="Arial" w:cs="Arial"/>
+          <w:b w:val="0"/>
+          <w:i w:val="0"/>
+          <w:sz w:val="22"/>
+        </w:rPr>
+        <w:t xml:space="preserve"> = -</w:t>
+      </w:r>
+      <w:r>
+        <w:rPr>
+          <w:rFonts w:ascii="Arial" w:hAnsi="Arial" w:cs="Arial"/>
+          <w:b w:val="0"/>
+          <w:i w:val="0"/>
+          <w:sz w:val="22"/>
+        </w:rPr>
+        <w:t xml:space="preserve">G</w:t>
+      </w:r>
+      <w:r>
+        <w:rPr>
+          <w:rFonts w:ascii="Arial" w:hAnsi="Arial" w:cs="Arial"/>
+          <w:b w:val="0"/>
+          <w:i w:val="0"/>
+          <w:sz w:val="22"/>
+          <w:vertAlign w:val="subscript"/>
+        </w:rPr>
+        <w:t xml:space="preserve">2</w:t>
+      </w:r>
+      <w:r>
+        <w:rPr>
+          <w:rFonts w:ascii="Arial" w:hAnsi="Arial" w:cs="Arial"/>
+          <w:b w:val="0"/>
+          <w:i w:val="0"/>
+          <w:sz w:val="22"/>
+        </w:rPr>
+        <w:t xml:space="preserve">·</w:t>
+      </w:r>
+      <w:r>
+        <w:rPr>
+          <w:rFonts w:ascii="Arial" w:hAnsi="Arial" w:cs="Arial"/>
+          <w:b w:val="0"/>
+          <w:i w:val="0"/>
+          <w:sz w:val="22"/>
+        </w:rPr>
+        <w:t xml:space="preserve">H</w:t>
+      </w:r>
+      <w:r>
+        <w:rPr>
+          <w:rFonts w:ascii="Arial" w:hAnsi="Arial" w:cs="Arial"/>
+          <w:b w:val="0"/>
+          <w:i w:val="0"/>
+          <w:sz w:val="22"/>
+          <w:vertAlign w:val="subscript"/>
+        </w:rPr>
+        <w:t xml:space="preserve">3</w:t>
+      </w:r>
+      <w:r>
+        <w:rPr>
+          <w:rFonts w:ascii="Arial" w:hAnsi="Arial" w:cs="Arial"/>
+          <w:b w:val="0"/>
+          <w:i w:val="0"/>
+          <w:sz w:val="22"/>
+        </w:rPr>
+        <w:t xml:space="preserve">. 2) jumlahkan ketiga gain loop. 3) periksa pasangan mana yang tidak bersentuhan, yaitu hanya L1 dengan L2. 4) hitung hasil kali </w:t>
+      </w:r>
+      <w:r>
+        <w:rPr>
+          <w:rFonts w:ascii="Arial" w:hAnsi="Arial" w:cs="Arial"/>
+          <w:b w:val="0"/>
+          <w:i w:val="0"/>
+          <w:sz w:val="22"/>
+        </w:rPr>
+        <w:t xml:space="preserve">L</w:t>
+      </w:r>
+      <w:r>
+        <w:rPr>
+          <w:rFonts w:ascii="Arial" w:hAnsi="Arial" w:cs="Arial"/>
+          <w:b w:val="0"/>
+          <w:i w:val="0"/>
+          <w:sz w:val="22"/>
+          <w:vertAlign w:val="subscript"/>
+        </w:rPr>
+        <w:t xml:space="preserve">1</w:t>
+      </w:r>
+      <w:r>
+        <w:rPr>
+          <w:rFonts w:ascii="Arial" w:hAnsi="Arial" w:cs="Arial"/>
+          <w:b w:val="0"/>
+          <w:i w:val="0"/>
+          <w:sz w:val="22"/>
+        </w:rPr>
+        <w:t xml:space="preserve">·</w:t>
+      </w:r>
+      <w:r>
+        <w:rPr>
+          <w:rFonts w:ascii="Arial" w:hAnsi="Arial" w:cs="Arial"/>
+          <w:b w:val="0"/>
+          <w:i w:val="0"/>
+          <w:sz w:val="22"/>
+        </w:rPr>
+        <w:t xml:space="preserve">L</w:t>
+      </w:r>
+      <w:r>
+        <w:rPr>
+          <w:rFonts w:ascii="Arial" w:hAnsi="Arial" w:cs="Arial"/>
+          <w:b w:val="0"/>
+          <w:i w:val="0"/>
+          <w:sz w:val="22"/>
+          <w:vertAlign w:val="subscript"/>
+        </w:rPr>
+        <w:t xml:space="preserve">2</w:t>
+      </w:r>
+      <w:r>
+        <w:rPr>
+          <w:rFonts w:ascii="Arial" w:hAnsi="Arial" w:cs="Arial"/>
+          <w:b w:val="0"/>
+          <w:i w:val="0"/>
+          <w:sz w:val="22"/>
+        </w:rPr>
+        <w:t xml:space="preserve">. 5) susun determinan lengkap. 6) hitung T = </w:t>
+      </w:r>
+      <w:r>
+        <w:rPr>
+          <w:rFonts w:ascii="Arial" w:hAnsi="Arial" w:cs="Arial"/>
+          <w:b w:val="0"/>
+          <w:i w:val="0"/>
+          <w:sz w:val="22"/>
+        </w:rPr>
+        <w:t xml:space="preserve">P</w:t>
+      </w:r>
+      <w:r>
+        <w:rPr>
+          <w:rFonts w:ascii="Arial" w:hAnsi="Arial" w:cs="Arial"/>
+          <w:b w:val="0"/>
+          <w:i w:val="0"/>
+          <w:sz w:val="22"/>
+          <w:vertAlign w:val="subscript"/>
+        </w:rPr>
+        <w:t xml:space="preserve">1</w:t>
+      </w:r>
+      <w:r>
+        <w:rPr>
+          <w:rFonts w:ascii="Arial" w:hAnsi="Arial" w:cs="Arial"/>
+          <w:b w:val="0"/>
+          <w:i w:val="0"/>
+          <w:sz w:val="22"/>
+        </w:rPr>
+        <w:t xml:space="preserve"> dibagi determinan itu.</w:t>
+      </w:r>
+    </w:p>
+    <w:p>
+      <w:pPr>
+        <w:spacing w:line="360" w:lineRule="auto" w:after="120"/>
+        <w:jc w:val="both"/>
+      </w:pPr>
+      <w:r>
+        <w:rPr>
+          <w:rFonts w:ascii="Arial" w:hAnsi="Arial" w:cs="Arial"/>
+          <w:b w:val="0"/>
+          <w:i w:val="0"/>
+          <w:sz w:val="22"/>
+        </w:rPr>
+        <w:t xml:space="preserve">C13 (Lanjut). Ditambahkan lintasan maju kedua yang hanya melewati G2 dan </w:t>
+      </w:r>
+      <w:r>
+        <w:rPr>
+          <w:rFonts w:ascii="Arial" w:hAnsi="Arial" w:cs="Arial"/>
+          <w:b w:val="0"/>
+          <w:i w:val="0"/>
+          <w:sz w:val="22"/>
+        </w:rPr>
+        <w:t xml:space="preserve">G</w:t>
+      </w:r>
+      <w:r>
+        <w:rPr>
+          <w:rFonts w:ascii="Arial" w:hAnsi="Arial" w:cs="Arial"/>
+          <w:b w:val="0"/>
+          <w:i w:val="0"/>
+          <w:sz w:val="22"/>
+          <w:vertAlign w:val="subscript"/>
+        </w:rPr>
+        <w:t xml:space="preserve">3</w:t>
+      </w:r>
+      <w:r>
+        <w:rPr>
+          <w:rFonts w:ascii="Arial" w:hAnsi="Arial" w:cs="Arial"/>
+          <w:b w:val="0"/>
+          <w:i w:val="0"/>
+          <w:sz w:val="22"/>
+        </w:rPr>
+        <w:t xml:space="preserve">, sehingga hanya bersentuhan dengan loop kedua. Hitung fungsi transfer total pada susunan dua loop semula. Cetak: T total.</w:t>
+      </w:r>
+    </w:p>
+    <w:p>
+      <w:pPr>
+        <w:spacing w:line="360" w:lineRule="auto" w:after="120"/>
+        <w:jc w:val="both"/>
+      </w:pPr>
+      <w:r>
+        <w:rPr>
+          <w:rFonts w:ascii="Arial" w:hAnsi="Arial" w:cs="Arial"/>
+          <w:b w:val="0"/>
+          <w:i w:val="0"/>
+          <w:sz w:val="22"/>
+        </w:rPr>
+        <w:t xml:space="preserve">–  PETUNJUK: Langkah: 1) hitung gain lintasan kedua </w:t>
+      </w:r>
+      <w:r>
+        <w:rPr>
+          <w:rFonts w:ascii="Arial" w:hAnsi="Arial" w:cs="Arial"/>
+          <w:b w:val="0"/>
+          <w:i w:val="0"/>
+          <w:sz w:val="22"/>
+        </w:rPr>
+        <w:t xml:space="preserve">P</w:t>
+      </w:r>
+      <w:r>
+        <w:rPr>
+          <w:rFonts w:ascii="Arial" w:hAnsi="Arial" w:cs="Arial"/>
+          <w:b w:val="0"/>
+          <w:i w:val="0"/>
+          <w:sz w:val="22"/>
+          <w:vertAlign w:val="subscript"/>
+        </w:rPr>
+        <w:t xml:space="preserve">2</w:t>
+      </w:r>
+      <w:r>
+        <w:rPr>
+          <w:rFonts w:ascii="Arial" w:hAnsi="Arial" w:cs="Arial"/>
+          <w:b w:val="0"/>
+          <w:i w:val="0"/>
+          <w:sz w:val="22"/>
+        </w:rPr>
+        <w:t xml:space="preserve"> = </w:t>
+      </w:r>
+      <w:r>
+        <w:rPr>
+          <w:rFonts w:ascii="Arial" w:hAnsi="Arial" w:cs="Arial"/>
+          <w:b w:val="0"/>
+          <w:i w:val="0"/>
+          <w:sz w:val="22"/>
+        </w:rPr>
+        <w:t xml:space="preserve">G</w:t>
+      </w:r>
+      <w:r>
+        <w:rPr>
+          <w:rFonts w:ascii="Arial" w:hAnsi="Arial" w:cs="Arial"/>
+          <w:b w:val="0"/>
+          <w:i w:val="0"/>
+          <w:sz w:val="22"/>
+          <w:vertAlign w:val="subscript"/>
+        </w:rPr>
+        <w:t xml:space="preserve">2</w:t>
+      </w:r>
+      <w:r>
+        <w:rPr>
+          <w:rFonts w:ascii="Arial" w:hAnsi="Arial" w:cs="Arial"/>
+          <w:b w:val="0"/>
+          <w:i w:val="0"/>
+          <w:sz w:val="22"/>
+        </w:rPr>
+        <w:t xml:space="preserve">·</w:t>
+      </w:r>
+      <w:r>
+        <w:rPr>
+          <w:rFonts w:ascii="Arial" w:hAnsi="Arial" w:cs="Arial"/>
+          <w:b w:val="0"/>
+          <w:i w:val="0"/>
+          <w:sz w:val="22"/>
+        </w:rPr>
+        <w:t xml:space="preserve">G</w:t>
+      </w:r>
+      <w:r>
+        <w:rPr>
+          <w:rFonts w:ascii="Arial" w:hAnsi="Arial" w:cs="Arial"/>
+          <w:b w:val="0"/>
+          <w:i w:val="0"/>
+          <w:sz w:val="22"/>
+          <w:vertAlign w:val="subscript"/>
+        </w:rPr>
+        <w:t xml:space="preserve">3</w:t>
+      </w:r>
+      <w:r>
+        <w:rPr>
+          <w:rFonts w:ascii="Arial" w:hAnsi="Arial" w:cs="Arial"/>
+          <w:b w:val="0"/>
+          <w:i w:val="0"/>
+          <w:sz w:val="22"/>
+        </w:rPr>
+        <w:t xml:space="preserve">. 2) tentukan loop mana yang tidak bersentuhan dengan </w:t>
+      </w:r>
+      <w:r>
+        <w:rPr>
+          <w:rFonts w:ascii="Arial" w:hAnsi="Arial" w:cs="Arial"/>
+          <w:b w:val="0"/>
+          <w:i w:val="0"/>
+          <w:sz w:val="22"/>
+        </w:rPr>
+        <w:t xml:space="preserve">P</w:t>
+      </w:r>
+      <w:r>
+        <w:rPr>
+          <w:rFonts w:ascii="Arial" w:hAnsi="Arial" w:cs="Arial"/>
+          <w:b w:val="0"/>
+          <w:i w:val="0"/>
+          <w:sz w:val="22"/>
+          <w:vertAlign w:val="subscript"/>
+        </w:rPr>
+        <w:t xml:space="preserve">2</w:t>
+      </w:r>
+      <w:r>
+        <w:rPr>
+          <w:rFonts w:ascii="Arial" w:hAnsi="Arial" w:cs="Arial"/>
+          <w:b w:val="0"/>
+          <w:i w:val="0"/>
+          <w:sz w:val="22"/>
+        </w:rPr>
+        <w:t xml:space="preserve">, yaitu L1. 3) susun kofaktor </w:t>
+      </w:r>
+      <w:r>
+        <w:rPr>
+          <w:rFonts w:ascii="Arial" w:hAnsi="Arial" w:cs="Arial"/>
+          <w:b w:val="0"/>
+          <w:i w:val="0"/>
+          <w:sz w:val="22"/>
+        </w:rPr>
+        <w:t xml:space="preserve">Δ</w:t>
+      </w:r>
+      <w:r>
+        <w:rPr>
+          <w:rFonts w:ascii="Arial" w:hAnsi="Arial" w:cs="Arial"/>
+          <w:b w:val="0"/>
+          <w:i w:val="0"/>
+          <w:sz w:val="22"/>
+          <w:vertAlign w:val="subscript"/>
+        </w:rPr>
+        <w:t xml:space="preserve">2</w:t>
+      </w:r>
+      <w:r>
+        <w:rPr>
+          <w:rFonts w:ascii="Arial" w:hAnsi="Arial" w:cs="Arial"/>
+          <w:b w:val="0"/>
+          <w:i w:val="0"/>
+          <w:sz w:val="22"/>
+        </w:rPr>
+        <w:t xml:space="preserve"> = 1 - </w:t>
+      </w:r>
+      <w:r>
+        <w:rPr>
+          <w:rFonts w:ascii="Arial" w:hAnsi="Arial" w:cs="Arial"/>
+          <w:b w:val="0"/>
+          <w:i w:val="0"/>
+          <w:sz w:val="22"/>
+        </w:rPr>
+        <w:t xml:space="preserve">L</w:t>
+      </w:r>
+      <w:r>
+        <w:rPr>
+          <w:rFonts w:ascii="Arial" w:hAnsi="Arial" w:cs="Arial"/>
+          <w:b w:val="0"/>
+          <w:i w:val="0"/>
+          <w:sz w:val="22"/>
+          <w:vertAlign w:val="subscript"/>
+        </w:rPr>
+        <w:t xml:space="preserve">1</w:t>
+      </w:r>
+      <w:r>
+        <w:rPr>
+          <w:rFonts w:ascii="Arial" w:hAnsi="Arial" w:cs="Arial"/>
+          <w:b w:val="0"/>
+          <w:i w:val="0"/>
+          <w:sz w:val="22"/>
+        </w:rPr>
+        <w:t xml:space="preserve">. 4) hitung </w:t>
+      </w:r>
+      <w:r>
+        <w:rPr>
+          <w:rFonts w:ascii="Arial" w:hAnsi="Arial" w:cs="Arial"/>
+          <w:b w:val="0"/>
+          <w:i w:val="0"/>
+          <w:sz w:val="22"/>
+        </w:rPr>
+        <w:t xml:space="preserve">Δ</w:t>
+      </w:r>
+      <w:r>
+        <w:rPr>
+          <w:rFonts w:ascii="Arial" w:hAnsi="Arial" w:cs="Arial"/>
+          <w:b w:val="0"/>
+          <w:i w:val="0"/>
+          <w:sz w:val="22"/>
+          <w:vertAlign w:val="subscript"/>
+        </w:rPr>
+        <w:t xml:space="preserve">2</w:t>
+      </w:r>
+      <w:r>
+        <w:rPr>
+          <w:rFonts w:ascii="Arial" w:hAnsi="Arial" w:cs="Arial"/>
+          <w:b w:val="0"/>
+          <w:i w:val="0"/>
+          <w:sz w:val="22"/>
+        </w:rPr>
+        <w:t xml:space="preserve">. 5) peroleh determinan penuh dan kofaktor lintasan pertama. 6) gabungkan T = (</w:t>
+      </w:r>
+      <w:r>
+        <w:rPr>
+          <w:rFonts w:ascii="Arial" w:hAnsi="Arial" w:cs="Arial"/>
+          <w:b w:val="0"/>
+          <w:i w:val="0"/>
+          <w:sz w:val="22"/>
+        </w:rPr>
+        <w:t xml:space="preserve">P</w:t>
+      </w:r>
+      <w:r>
+        <w:rPr>
+          <w:rFonts w:ascii="Arial" w:hAnsi="Arial" w:cs="Arial"/>
+          <w:b w:val="0"/>
+          <w:i w:val="0"/>
+          <w:sz w:val="22"/>
+          <w:vertAlign w:val="subscript"/>
+        </w:rPr>
+        <w:t xml:space="preserve">1</w:t>
+      </w:r>
+      <w:r>
+        <w:rPr>
+          <w:rFonts w:ascii="Arial" w:hAnsi="Arial" w:cs="Arial"/>
+          <w:b w:val="0"/>
+          <w:i w:val="0"/>
+          <w:sz w:val="22"/>
+        </w:rPr>
+        <w:t xml:space="preserve">·</w:t>
+      </w:r>
+      <w:r>
+        <w:rPr>
+          <w:rFonts w:ascii="Arial" w:hAnsi="Arial" w:cs="Arial"/>
+          <w:b w:val="0"/>
+          <w:i w:val="0"/>
+          <w:sz w:val="22"/>
+        </w:rPr>
+        <w:t xml:space="preserve">Δ</w:t>
+      </w:r>
+      <w:r>
+        <w:rPr>
+          <w:rFonts w:ascii="Arial" w:hAnsi="Arial" w:cs="Arial"/>
+          <w:b w:val="0"/>
+          <w:i w:val="0"/>
+          <w:sz w:val="22"/>
+          <w:vertAlign w:val="subscript"/>
+        </w:rPr>
+        <w:t xml:space="preserve">1</w:t>
+      </w:r>
+      <w:r>
+        <w:rPr>
+          <w:rFonts w:ascii="Arial" w:hAnsi="Arial" w:cs="Arial"/>
+          <w:b w:val="0"/>
+          <w:i w:val="0"/>
+          <w:sz w:val="22"/>
+        </w:rPr>
+        <w:t xml:space="preserve"> + </w:t>
+      </w:r>
+      <w:r>
+        <w:rPr>
+          <w:rFonts w:ascii="Arial" w:hAnsi="Arial" w:cs="Arial"/>
+          <w:b w:val="0"/>
+          <w:i w:val="0"/>
+          <w:sz w:val="22"/>
+        </w:rPr>
+        <w:t xml:space="preserve">P</w:t>
+      </w:r>
+      <w:r>
+        <w:rPr>
+          <w:rFonts w:ascii="Arial" w:hAnsi="Arial" w:cs="Arial"/>
+          <w:b w:val="0"/>
+          <w:i w:val="0"/>
+          <w:sz w:val="22"/>
+          <w:vertAlign w:val="subscript"/>
+        </w:rPr>
+        <w:t xml:space="preserve">2</w:t>
+      </w:r>
+      <w:r>
+        <w:rPr>
+          <w:rFonts w:ascii="Arial" w:hAnsi="Arial" w:cs="Arial"/>
+          <w:b w:val="0"/>
+          <w:i w:val="0"/>
+          <w:sz w:val="22"/>
+        </w:rPr>
+        <w:t xml:space="preserve">·</w:t>
+      </w:r>
+      <w:r>
+        <w:rPr>
+          <w:rFonts w:ascii="Arial" w:hAnsi="Arial" w:cs="Arial"/>
+          <w:b w:val="0"/>
+          <w:i w:val="0"/>
+          <w:sz w:val="22"/>
+        </w:rPr>
+        <w:t xml:space="preserve">Δ</w:t>
+      </w:r>
+      <w:r>
+        <w:rPr>
+          <w:rFonts w:ascii="Arial" w:hAnsi="Arial" w:cs="Arial"/>
+          <w:b w:val="0"/>
+          <w:i w:val="0"/>
+          <w:sz w:val="22"/>
+          <w:vertAlign w:val="subscript"/>
+        </w:rPr>
+        <w:t xml:space="preserve">2</w:t>
+      </w:r>
+      <w:r>
+        <w:rPr>
+          <w:rFonts w:ascii="Arial" w:hAnsi="Arial" w:cs="Arial"/>
+          <w:b w:val="0"/>
+          <w:i w:val="0"/>
+          <w:sz w:val="22"/>
+        </w:rPr>
+        <w:t xml:space="preserve">) dibagi Δ.</w:t>
+      </w:r>
+    </w:p>
+    <w:p>
+      <w:pPr>
+        <w:spacing w:line="360" w:lineRule="auto" w:after="120"/>
+        <w:jc w:val="both"/>
+      </w:pPr>
+      <w:r>
+        <w:rPr>
+          <w:rFonts w:ascii="Arial" w:hAnsi="Arial" w:cs="Arial"/>
+          <w:b w:val="0"/>
+          <w:i w:val="0"/>
+          <w:sz w:val="22"/>
+        </w:rPr>
+        <w:t xml:space="preserve">C14 (Lanjut). Untuk versi dinamik dengan </w:t>
+      </w:r>
+      <w:r>
+        <w:rPr>
+          <w:rFonts w:ascii="Arial" w:hAnsi="Arial" w:cs="Arial"/>
+          <w:b w:val="0"/>
+          <w:i w:val="0"/>
+          <w:sz w:val="22"/>
+        </w:rPr>
+        <w:t xml:space="preserve">G</w:t>
+      </w:r>
+      <w:r>
+        <w:rPr>
+          <w:rFonts w:ascii="Arial" w:hAnsi="Arial" w:cs="Arial"/>
+          <w:b w:val="0"/>
+          <w:i w:val="0"/>
+          <w:sz w:val="22"/>
+          <w:vertAlign w:val="subscript"/>
+        </w:rPr>
+        <w:t xml:space="preserve">1</w:t>
+      </w:r>
+      <w:r>
+        <w:rPr>
+          <w:rFonts w:ascii="Arial" w:hAnsi="Arial" w:cs="Arial"/>
+          <w:b w:val="0"/>
+          <w:i w:val="0"/>
+          <w:sz w:val="22"/>
+        </w:rPr>
+        <w:t xml:space="preserve"> = 4/(s+2) dan </w:t>
+      </w:r>
+      <w:r>
+        <w:rPr>
+          <w:rFonts w:ascii="Arial" w:hAnsi="Arial" w:cs="Arial"/>
+          <w:b w:val="0"/>
+          <w:i w:val="0"/>
+          <w:sz w:val="22"/>
+        </w:rPr>
+        <w:t xml:space="preserve">G</w:t>
+      </w:r>
+      <w:r>
+        <w:rPr>
+          <w:rFonts w:ascii="Arial" w:hAnsi="Arial" w:cs="Arial"/>
+          <w:b w:val="0"/>
+          <w:i w:val="0"/>
+          <w:sz w:val="22"/>
+          <w:vertAlign w:val="subscript"/>
+        </w:rPr>
+        <w:t xml:space="preserve">3</w:t>
+      </w:r>
+      <w:r>
+        <w:rPr>
+          <w:rFonts w:ascii="Arial" w:hAnsi="Arial" w:cs="Arial"/>
+          <w:b w:val="0"/>
+          <w:i w:val="0"/>
+          <w:sz w:val="22"/>
+        </w:rPr>
+        <w:t xml:space="preserve"> = 2/(s+6), hitung waktu menetap pita dua persen dari pole dominan, dalam detik. Cetak: </w:t>
+      </w:r>
+      <w:r>
+        <w:rPr>
+          <w:rFonts w:ascii="Arial" w:hAnsi="Arial" w:cs="Arial"/>
+          <w:b w:val="0"/>
+          <w:i w:val="0"/>
+          <w:sz w:val="22"/>
+        </w:rPr>
+        <w:t xml:space="preserve">t</w:t>
+      </w:r>
+      <w:r>
+        <w:rPr>
+          <w:rFonts w:ascii="Arial" w:hAnsi="Arial" w:cs="Arial"/>
+          <w:b w:val="0"/>
+          <w:i w:val="0"/>
+          <w:sz w:val="22"/>
+          <w:vertAlign w:val="subscript"/>
+        </w:rPr>
+        <w:t xml:space="preserve">s</w:t>
+      </w:r>
+      <w:r>
+        <w:rPr>
+          <w:rFonts w:ascii="Arial" w:hAnsi="Arial" w:cs="Arial"/>
+          <w:b w:val="0"/>
+          <w:i w:val="0"/>
+          <w:sz w:val="22"/>
+        </w:rPr>
+        <w:t xml:space="preserve">.</w:t>
+      </w:r>
+    </w:p>
+    <w:p>
+      <w:pPr>
+        <w:spacing w:line="360" w:lineRule="auto" w:after="120"/>
+        <w:jc w:val="both"/>
+      </w:pPr>
+      <w:r>
+        <w:rPr>
+          <w:rFonts w:ascii="Arial" w:hAnsi="Arial" w:cs="Arial"/>
+          <w:b w:val="0"/>
+          <w:i w:val="0"/>
+          <w:sz w:val="22"/>
+        </w:rPr>
+        <w:t xml:space="preserve">–  PETUNJUK: Langkah: 1) hitung 1 + </w:t>
+      </w:r>
+      <w:r>
+        <w:rPr>
+          <w:rFonts w:ascii="Arial" w:hAnsi="Arial" w:cs="Arial"/>
+          <w:b w:val="0"/>
+          <w:i w:val="0"/>
+          <w:sz w:val="22"/>
+        </w:rPr>
+        <w:t xml:space="preserve">G</w:t>
+      </w:r>
+      <w:r>
+        <w:rPr>
+          <w:rFonts w:ascii="Arial" w:hAnsi="Arial" w:cs="Arial"/>
+          <w:b w:val="0"/>
+          <w:i w:val="0"/>
+          <w:sz w:val="22"/>
+          <w:vertAlign w:val="subscript"/>
+        </w:rPr>
+        <w:t xml:space="preserve">1</w:t>
+      </w:r>
+      <w:r>
+        <w:rPr>
+          <w:rFonts w:ascii="Arial" w:hAnsi="Arial" w:cs="Arial"/>
+          <w:b w:val="0"/>
+          <w:i w:val="0"/>
+          <w:sz w:val="22"/>
+        </w:rPr>
+        <w:t xml:space="preserve">·</w:t>
+      </w:r>
+      <w:r>
+        <w:rPr>
+          <w:rFonts w:ascii="Arial" w:hAnsi="Arial" w:cs="Arial"/>
+          <w:b w:val="0"/>
+          <w:i w:val="0"/>
+          <w:sz w:val="22"/>
+        </w:rPr>
+        <w:t xml:space="preserve">H</w:t>
+      </w:r>
+      <w:r>
+        <w:rPr>
+          <w:rFonts w:ascii="Arial" w:hAnsi="Arial" w:cs="Arial"/>
+          <w:b w:val="0"/>
+          <w:i w:val="0"/>
+          <w:sz w:val="22"/>
+          <w:vertAlign w:val="subscript"/>
+        </w:rPr>
+        <w:t xml:space="preserve">1</w:t>
+      </w:r>
+      <w:r>
+        <w:rPr>
+          <w:rFonts w:ascii="Arial" w:hAnsi="Arial" w:cs="Arial"/>
+          <w:b w:val="0"/>
+          <w:i w:val="0"/>
+          <w:sz w:val="22"/>
+        </w:rPr>
+        <w:t xml:space="preserve"> lalu sederhanakan menjadi satu pecahan. 2) baca pembilangnya sebagai faktor pertama penyebut tertutup. 3) hitung 1 + </w:t>
+      </w:r>
+      <w:r>
+        <w:rPr>
+          <w:rFonts w:ascii="Arial" w:hAnsi="Arial" w:cs="Arial"/>
+          <w:b w:val="0"/>
+          <w:i w:val="0"/>
+          <w:sz w:val="22"/>
+        </w:rPr>
+        <w:t xml:space="preserve">G</w:t>
+      </w:r>
+      <w:r>
+        <w:rPr>
+          <w:rFonts w:ascii="Arial" w:hAnsi="Arial" w:cs="Arial"/>
+          <w:b w:val="0"/>
+          <w:i w:val="0"/>
+          <w:sz w:val="22"/>
+          <w:vertAlign w:val="subscript"/>
+        </w:rPr>
+        <w:t xml:space="preserve">3</w:t>
+      </w:r>
+      <w:r>
+        <w:rPr>
+          <w:rFonts w:ascii="Arial" w:hAnsi="Arial" w:cs="Arial"/>
+          <w:b w:val="0"/>
+          <w:i w:val="0"/>
+          <w:sz w:val="22"/>
+        </w:rPr>
+        <w:t xml:space="preserve">·</w:t>
+      </w:r>
+      <w:r>
+        <w:rPr>
+          <w:rFonts w:ascii="Arial" w:hAnsi="Arial" w:cs="Arial"/>
+          <w:b w:val="0"/>
+          <w:i w:val="0"/>
+          <w:sz w:val="22"/>
+        </w:rPr>
+        <w:t xml:space="preserve">H</w:t>
+      </w:r>
+      <w:r>
+        <w:rPr>
+          <w:rFonts w:ascii="Arial" w:hAnsi="Arial" w:cs="Arial"/>
+          <w:b w:val="0"/>
+          <w:i w:val="0"/>
+          <w:sz w:val="22"/>
+          <w:vertAlign w:val="subscript"/>
+        </w:rPr>
+        <w:t xml:space="preserve">2</w:t>
+      </w:r>
+      <w:r>
+        <w:rPr>
+          <w:rFonts w:ascii="Arial" w:hAnsi="Arial" w:cs="Arial"/>
+          <w:b w:val="0"/>
+          <w:i w:val="0"/>
+          <w:sz w:val="22"/>
+        </w:rPr>
+        <w:t xml:space="preserve"> dan baca pembilangnya. 4) gabungkan menjadi penyebut terfaktor. 5) tentukan akar yang paling dekat ke nol sebagai pole dominan. 6) </w:t>
+      </w:r>
+      <w:r>
+        <w:rPr>
+          <w:rFonts w:ascii="Arial" w:hAnsi="Arial" w:cs="Arial"/>
+          <w:b w:val="0"/>
+          <w:i w:val="0"/>
+          <w:sz w:val="22"/>
+        </w:rPr>
+        <w:t xml:space="preserve">t</w:t>
+      </w:r>
+      <w:r>
+        <w:rPr>
+          <w:rFonts w:ascii="Arial" w:hAnsi="Arial" w:cs="Arial"/>
+          <w:b w:val="0"/>
+          <w:i w:val="0"/>
+          <w:sz w:val="22"/>
+          <w:vertAlign w:val="subscript"/>
+        </w:rPr>
+        <w:t xml:space="preserve">s</w:t>
+      </w:r>
+      <w:r>
+        <w:rPr>
+          <w:rFonts w:ascii="Arial" w:hAnsi="Arial" w:cs="Arial"/>
+          <w:b w:val="0"/>
+          <w:i w:val="0"/>
+          <w:sz w:val="22"/>
+        </w:rPr>
+        <w:t xml:space="preserve"> = 4 dibagi besar bagian nyatanya.</w:t>
+      </w:r>
+    </w:p>
+    <w:p>
+      <w:pPr>
+        <w:spacing w:line="360" w:lineRule="auto" w:after="120"/>
+        <w:jc w:val="both"/>
+      </w:pPr>
+      <w:r>
+        <w:rPr>
+          <w:rFonts w:ascii="Arial" w:hAnsi="Arial" w:cs="Arial"/>
+          <w:b w:val="0"/>
+          <w:i w:val="0"/>
+          <w:sz w:val="22"/>
+        </w:rPr>
+        <w:t xml:space="preserve">C15 (Lanjut). Bila suku hasil kali loop terlupakan pada versi dinamik, hitung selisih waktu menetap terhadap hasil yang benar, dalam detik. Cetak: selisih </w:t>
+      </w:r>
+      <w:r>
+        <w:rPr>
+          <w:rFonts w:ascii="Arial" w:hAnsi="Arial" w:cs="Arial"/>
+          <w:b w:val="0"/>
+          <w:i w:val="0"/>
+          <w:sz w:val="22"/>
+        </w:rPr>
+        <w:t xml:space="preserve">t</w:t>
+      </w:r>
+      <w:r>
+        <w:rPr>
+          <w:rFonts w:ascii="Arial" w:hAnsi="Arial" w:cs="Arial"/>
+          <w:b w:val="0"/>
+          <w:i w:val="0"/>
+          <w:sz w:val="22"/>
+          <w:vertAlign w:val="subscript"/>
+        </w:rPr>
+        <w:t xml:space="preserve">s</w:t>
+      </w:r>
+      <w:r>
+        <w:rPr>
+          <w:rFonts w:ascii="Arial" w:hAnsi="Arial" w:cs="Arial"/>
+          <w:b w:val="0"/>
+          <w:i w:val="0"/>
+          <w:sz w:val="22"/>
+        </w:rPr>
+        <w:t xml:space="preserve">.</w:t>
+      </w:r>
+    </w:p>
+    <w:p>
+      <w:pPr>
+        <w:spacing w:line="360" w:lineRule="auto" w:after="120"/>
+        <w:jc w:val="both"/>
+      </w:pPr>
+      <w:r>
+        <w:rPr>
+          <w:rFonts w:ascii="Arial" w:hAnsi="Arial" w:cs="Arial"/>
+          <w:b w:val="0"/>
+          <w:i w:val="0"/>
+          <w:sz w:val="22"/>
+        </w:rPr>
+        <w:t xml:space="preserve">–  PETUNJUK: Langkah: 1) susun penyebut keliru 1 + </w:t>
+      </w:r>
+      <w:r>
+        <w:rPr>
+          <w:rFonts w:ascii="Arial" w:hAnsi="Arial" w:cs="Arial"/>
+          <w:b w:val="0"/>
+          <w:i w:val="0"/>
+          <w:sz w:val="22"/>
+        </w:rPr>
+        <w:t xml:space="preserve">G</w:t>
+      </w:r>
+      <w:r>
+        <w:rPr>
+          <w:rFonts w:ascii="Arial" w:hAnsi="Arial" w:cs="Arial"/>
+          <w:b w:val="0"/>
+          <w:i w:val="0"/>
+          <w:sz w:val="22"/>
+          <w:vertAlign w:val="subscript"/>
+        </w:rPr>
+        <w:t xml:space="preserve">1</w:t>
+      </w:r>
+      <w:r>
+        <w:rPr>
+          <w:rFonts w:ascii="Arial" w:hAnsi="Arial" w:cs="Arial"/>
+          <w:b w:val="0"/>
+          <w:i w:val="0"/>
+          <w:sz w:val="22"/>
+        </w:rPr>
+        <w:t xml:space="preserve">·</w:t>
+      </w:r>
+      <w:r>
+        <w:rPr>
+          <w:rFonts w:ascii="Arial" w:hAnsi="Arial" w:cs="Arial"/>
+          <w:b w:val="0"/>
+          <w:i w:val="0"/>
+          <w:sz w:val="22"/>
+        </w:rPr>
+        <w:t xml:space="preserve">H</w:t>
+      </w:r>
+      <w:r>
+        <w:rPr>
+          <w:rFonts w:ascii="Arial" w:hAnsi="Arial" w:cs="Arial"/>
+          <w:b w:val="0"/>
+          <w:i w:val="0"/>
+          <w:sz w:val="22"/>
+          <w:vertAlign w:val="subscript"/>
+        </w:rPr>
+        <w:t xml:space="preserve">1</w:t>
+      </w:r>
+      <w:r>
+        <w:rPr>
+          <w:rFonts w:ascii="Arial" w:hAnsi="Arial" w:cs="Arial"/>
+          <w:b w:val="0"/>
+          <w:i w:val="0"/>
+          <w:sz w:val="22"/>
+        </w:rPr>
+        <w:t xml:space="preserve"> + </w:t>
+      </w:r>
+      <w:r>
+        <w:rPr>
+          <w:rFonts w:ascii="Arial" w:hAnsi="Arial" w:cs="Arial"/>
+          <w:b w:val="0"/>
+          <w:i w:val="0"/>
+          <w:sz w:val="22"/>
+        </w:rPr>
+        <w:t xml:space="preserve">G</w:t>
+      </w:r>
+      <w:r>
+        <w:rPr>
+          <w:rFonts w:ascii="Arial" w:hAnsi="Arial" w:cs="Arial"/>
+          <w:b w:val="0"/>
+          <w:i w:val="0"/>
+          <w:sz w:val="22"/>
+          <w:vertAlign w:val="subscript"/>
+        </w:rPr>
+        <w:t xml:space="preserve">3</w:t>
+      </w:r>
+      <w:r>
+        <w:rPr>
+          <w:rFonts w:ascii="Arial" w:hAnsi="Arial" w:cs="Arial"/>
+          <w:b w:val="0"/>
+          <w:i w:val="0"/>
+          <w:sz w:val="22"/>
+        </w:rPr>
+        <w:t xml:space="preserve">·</w:t>
+      </w:r>
+      <w:r>
+        <w:rPr>
+          <w:rFonts w:ascii="Arial" w:hAnsi="Arial" w:cs="Arial"/>
+          <w:b w:val="0"/>
+          <w:i w:val="0"/>
+          <w:sz w:val="22"/>
+        </w:rPr>
+        <w:t xml:space="preserve">H</w:t>
+      </w:r>
+      <w:r>
+        <w:rPr>
+          <w:rFonts w:ascii="Arial" w:hAnsi="Arial" w:cs="Arial"/>
+          <w:b w:val="0"/>
+          <w:i w:val="0"/>
+          <w:sz w:val="22"/>
+          <w:vertAlign w:val="subscript"/>
+        </w:rPr>
+        <w:t xml:space="preserve">2</w:t>
+      </w:r>
+      <w:r>
+        <w:rPr>
+          <w:rFonts w:ascii="Arial" w:hAnsi="Arial" w:cs="Arial"/>
+          <w:b w:val="0"/>
+          <w:i w:val="0"/>
+          <w:sz w:val="22"/>
+        </w:rPr>
+        <w:t xml:space="preserve"> sebagai satu pecahan. 2) kalikan silang sehingga pembilangnya menjadi polinomial. 3) sederhanakan menjadi s</w:t>
+      </w:r>
+      <w:r>
+        <w:rPr>
+          <w:rFonts w:ascii="Arial" w:hAnsi="Arial" w:cs="Arial"/>
+          <w:b w:val="0"/>
+          <w:i w:val="0"/>
+          <w:sz w:val="22"/>
+          <w:vertAlign w:val="superscript"/>
+        </w:rPr>
+        <w:t xml:space="preserve">2</w:t>
+      </w:r>
+      <w:r>
+        <w:rPr>
+          <w:rFonts w:ascii="Arial" w:hAnsi="Arial" w:cs="Arial"/>
+          <w:b w:val="0"/>
+          <w:i w:val="0"/>
+          <w:sz w:val="22"/>
+        </w:rPr>
+        <w:t xml:space="preserve"> + 10,5s + 25. 4) cari kedua akarnya. 5) ambil akar yang paling dekat ke nol lalu hitung </w:t>
+      </w:r>
+      <w:r>
+        <w:rPr>
+          <w:rFonts w:ascii="Arial" w:hAnsi="Arial" w:cs="Arial"/>
+          <w:b w:val="0"/>
+          <w:i w:val="0"/>
+          <w:sz w:val="22"/>
+        </w:rPr>
+        <w:t xml:space="preserve">t</w:t>
+      </w:r>
+      <w:r>
+        <w:rPr>
+          <w:rFonts w:ascii="Arial" w:hAnsi="Arial" w:cs="Arial"/>
+          <w:b w:val="0"/>
+          <w:i w:val="0"/>
+          <w:sz w:val="22"/>
+          <w:vertAlign w:val="subscript"/>
+        </w:rPr>
+        <w:t xml:space="preserve">s</w:t>
+      </w:r>
+      <w:r>
+        <w:rPr>
+          <w:rFonts w:ascii="Arial" w:hAnsi="Arial" w:cs="Arial"/>
+          <w:b w:val="0"/>
+          <w:i w:val="0"/>
+          <w:sz w:val="22"/>
+        </w:rPr>
+        <w:t xml:space="preserve"> keliru. 6) kurangkan </w:t>
+      </w:r>
+      <w:r>
+        <w:rPr>
+          <w:rFonts w:ascii="Arial" w:hAnsi="Arial" w:cs="Arial"/>
+          <w:b w:val="0"/>
+          <w:i w:val="0"/>
+          <w:sz w:val="22"/>
+        </w:rPr>
+        <w:t xml:space="preserve">t</w:t>
+      </w:r>
+      <w:r>
+        <w:rPr>
+          <w:rFonts w:ascii="Arial" w:hAnsi="Arial" w:cs="Arial"/>
+          <w:b w:val="0"/>
+          <w:i w:val="0"/>
+          <w:sz w:val="22"/>
+          <w:vertAlign w:val="subscript"/>
+        </w:rPr>
+        <w:t xml:space="preserve">s</w:t>
+      </w:r>
+      <w:r>
+        <w:rPr>
+          <w:rFonts w:ascii="Arial" w:hAnsi="Arial" w:cs="Arial"/>
+          <w:b w:val="0"/>
+          <w:i w:val="0"/>
+          <w:sz w:val="22"/>
+        </w:rPr>
+        <w:t xml:space="preserve"> yang benar dari </w:t>
+      </w:r>
+      <w:r>
+        <w:rPr>
+          <w:rFonts w:ascii="Arial" w:hAnsi="Arial" w:cs="Arial"/>
+          <w:b w:val="0"/>
+          <w:i w:val="0"/>
+          <w:sz w:val="22"/>
+        </w:rPr>
+        <w:t xml:space="preserve">t</w:t>
+      </w:r>
+      <w:r>
+        <w:rPr>
+          <w:rFonts w:ascii="Arial" w:hAnsi="Arial" w:cs="Arial"/>
+          <w:b w:val="0"/>
+          <w:i w:val="0"/>
+          <w:sz w:val="22"/>
+          <w:vertAlign w:val="subscript"/>
+        </w:rPr>
+        <w:t xml:space="preserve">s</w:t>
+      </w:r>
+      <w:r>
+        <w:rPr>
+          <w:rFonts w:ascii="Arial" w:hAnsi="Arial" w:cs="Arial"/>
+          <w:b w:val="0"/>
+          <w:i w:val="0"/>
+          <w:sz w:val="22"/>
+        </w:rPr>
+        <w:t xml:space="preserve"> keliru.</w:t>
       </w:r>
     </w:p>
     <w:p>

--- a/Sistem-Kendali-Cerdas/Modul-Word/Modul-10-Aturan-Mason-dan-Grafik-Aliran-Sinyal.docx
+++ b/Sistem-Kendali-Cerdas/Modul-Word/Modul-10-Aturan-Mason-dan-Grafik-Aliran-Sinyal.docx
@@ -2915,6 +2915,15 @@
         </w:rPr>
         <w:t xml:space="preserve">Dua loop disebut tidak bersentuhan bila keduanya tidak berbagi satu simpul pun. Pengertian ini menjadi kunci karena determinan grafik memuat suku-suku hasil kali loop yang tidak bersentuhan, dan justru bagian inilah yang paling sering keliru saat pertama kali dipelajari.</w:t>
       </w:r>
+      <w:r>
+        <w:rPr>
+          <w:rFonts w:ascii="Arial" w:hAnsi="Arial" w:cs="Arial"/>
+          <w:b w:val="0"/>
+          <w:i w:val="0"/>
+          <w:sz w:val="22"/>
+        </w:rPr>
+        <w:t xml:space="preserve"> Hubungan ini dirangkum dalam Persamaan (1).</w:t>
+      </w:r>
     </w:p>
     <w:p>
       <w:pPr>
@@ -2930,6 +2939,16 @@
           <w:sz w:val="22"/>
         </w:rPr>
         <w:t xml:space="preserve">simpul = sinyal, cabang = fungsi transfer, loop = jalur tertutup</w:t>
+      </w:r>
+      <w:r>
+        <w:rPr>
+          <w:rFonts w:ascii="Arial" w:hAnsi="Arial" w:cs="Arial"/>
+          <w:b/>
+          <w:i/>
+          <w:color w:val="305496"/>
+          <w:sz w:val="22"/>
+        </w:rPr>
+        <w:t xml:space="preserve">   (1)</w:t>
       </w:r>
     </w:p>
     <w:p>
@@ -3086,7 +3105,7 @@
           <w:i w:val="0"/>
           <w:sz w:val="22"/>
         </w:rPr>
-        <w:t xml:space="preserve"> Hubungan ini dirangkum dalam Persamaan (1).</w:t>
+        <w:t xml:space="preserve"> Bentuk ringkasnya dituliskan pada Persamaan (2).</w:t>
       </w:r>
     </w:p>
     <w:p>
@@ -3205,7 +3224,7 @@
           <w:color w:val="305496"/>
           <w:sz w:val="22"/>
         </w:rPr>
-        <w:t xml:space="preserve">   (1)</w:t>
+        <w:t xml:space="preserve">   (2)</w:t>
       </w:r>
     </w:p>
     <w:p>
@@ -3290,7 +3309,7 @@
           <w:i w:val="0"/>
           <w:sz w:val="22"/>
         </w:rPr>
-        <w:t xml:space="preserve"> Bentuk ringkasnya dituliskan pada Persamaan (2).</w:t>
+        <w:t xml:space="preserve"> Persamaan (3) memadatkan aturan tersebut.</w:t>
       </w:r>
     </w:p>
     <w:p>
@@ -3378,7 +3397,7 @@
           <w:color w:val="305496"/>
           <w:sz w:val="22"/>
         </w:rPr>
-        <w:t xml:space="preserve">   (2)</w:t>
+        <w:t xml:space="preserve">   (3)</w:t>
       </w:r>
     </w:p>
     <w:p>
@@ -3463,7 +3482,7 @@
           <w:i w:val="0"/>
           <w:sz w:val="22"/>
         </w:rPr>
-        <w:t xml:space="preserve"> Persamaan (3) memadatkan aturan tersebut.</w:t>
+        <w:t xml:space="preserve"> Rangkuman kuantitatifnya tertulis pada Persamaan (4).</w:t>
       </w:r>
     </w:p>
     <w:p>
@@ -3489,7 +3508,7 @@
           <w:color w:val="305496"/>
           <w:sz w:val="22"/>
         </w:rPr>
-        <w:t xml:space="preserve">   (3)</w:t>
+        <w:t xml:space="preserve">   (4)</w:t>
       </w:r>
     </w:p>
     <w:p>
@@ -3639,6 +3658,15 @@
         </w:rPr>
         <w:t xml:space="preserve">Titik cabang, tempat satu sinyal dipakai lebih dari satu tujuan, tidak memerlukan perlakuan khusus. Pada grafik aliran sinyal, satu simpul memang boleh memiliki beberapa cabang keluar, dan justru inilah yang membuat grafik lebih ringkas daripada diagram bloknya.</w:t>
       </w:r>
+      <w:r>
+        <w:rPr>
+          <w:rFonts w:ascii="Arial" w:hAnsi="Arial" w:cs="Arial"/>
+          <w:b w:val="0"/>
+          <w:i w:val="0"/>
+          <w:sz w:val="22"/>
+        </w:rPr>
+        <w:t xml:space="preserve"> Hubungan ini dirangkum dalam Persamaan (5).</w:t>
+      </w:r>
     </w:p>
     <w:p>
       <w:pPr>
@@ -3655,6 +3683,16 @@
         </w:rPr>
         <w:t xml:space="preserve">sinyal → simpul, blok → cabang, tanda penjumlahan → tanda gain cabang</w:t>
       </w:r>
+      <w:r>
+        <w:rPr>
+          <w:rFonts w:ascii="Arial" w:hAnsi="Arial" w:cs="Arial"/>
+          <w:b/>
+          <w:i/>
+          <w:color w:val="305496"/>
+          <w:sz w:val="22"/>
+        </w:rPr>
+        <w:t xml:space="preserve">   (5)</w:t>
+      </w:r>
     </w:p>
     <w:p>
       <w:pPr>
@@ -3830,7 +3868,7 @@
           <w:i w:val="0"/>
           <w:sz w:val="22"/>
         </w:rPr>
-        <w:t xml:space="preserve"> Rangkuman kuantitatifnya tertulis pada Persamaan (4).</w:t>
+        <w:t xml:space="preserve"> Bentuk ringkasnya dituliskan pada Persamaan (6).</w:t>
       </w:r>
     </w:p>
     <w:p>
@@ -3856,7 +3894,7 @@
           <w:color w:val="305496"/>
           <w:sz w:val="22"/>
         </w:rPr>
-        <w:t xml:space="preserve">   (4)</w:t>
+        <w:t xml:space="preserve">   (6)</w:t>
       </w:r>
     </w:p>
     <w:p>
@@ -4006,6 +4044,15 @@
         </w:rPr>
         <w:t xml:space="preserve">Cara terakhir, dan sering paling meyakinkan, adalah menyimulasikan diagram bloknya secara langsung lalu membandingkan responsnya dengan respons yang dihitung dari fungsi transfer hasil Mason. Keduanya harus berimpit; bila tidak, selisihnya menunjuk tepat ke bagian mana yang keliru diterjemahkan.</w:t>
       </w:r>
+      <w:r>
+        <w:rPr>
+          <w:rFonts w:ascii="Arial" w:hAnsi="Arial" w:cs="Arial"/>
+          <w:b w:val="0"/>
+          <w:i w:val="0"/>
+          <w:sz w:val="22"/>
+        </w:rPr>
+        <w:t xml:space="preserve"> Persamaan (7) memadatkan aturan tersebut.</w:t>
+      </w:r>
     </w:p>
     <w:p>
       <w:pPr>
@@ -4021,6 +4068,16 @@
           <w:sz w:val="22"/>
         </w:rPr>
         <w:t xml:space="preserve">banding pada beberapa frekuensi, bukan hanya pada s = 0</w:t>
+      </w:r>
+      <w:r>
+        <w:rPr>
+          <w:rFonts w:ascii="Arial" w:hAnsi="Arial" w:cs="Arial"/>
+          <w:b/>
+          <w:i/>
+          <w:color w:val="305496"/>
+          <w:sz w:val="22"/>
+        </w:rPr>
+        <w:t xml:space="preserve">   (7)</w:t>
       </w:r>
     </w:p>
     <w:p>
@@ -4060,6 +4117,15 @@
         </w:rPr>
         <w:t xml:space="preserve">Penurunan berikut menerapkan rumus Mason pada susunan paling sederhana, agar hasilnya dapat dibandingkan langsung dengan rumus umpan balik yang sudah dikenal.</w:t>
       </w:r>
+      <w:r>
+        <w:rPr>
+          <w:rFonts w:ascii="Arial" w:hAnsi="Arial" w:cs="Arial"/>
+          <w:b w:val="0"/>
+          <w:i w:val="0"/>
+          <w:sz w:val="22"/>
+        </w:rPr>
+        <w:t xml:space="preserve"> Rangkuman kuantitatifnya tertulis pada Persamaan (8).</w:t>
+      </w:r>
     </w:p>
     <w:p>
       <w:pPr>
@@ -4091,6 +4157,16 @@
         </w:rPr>
         <w:t xml:space="preserve">R → E → Y dengan cabang balik dari Y ke E</w:t>
       </w:r>
+      <w:r>
+        <w:rPr>
+          <w:rFonts w:ascii="Arial" w:hAnsi="Arial" w:cs="Arial"/>
+          <w:b/>
+          <w:i/>
+          <w:color w:val="305496"/>
+          <w:sz w:val="22"/>
+        </w:rPr>
+        <w:t xml:space="preserve">   (8)</w:t>
+      </w:r>
     </w:p>
     <w:p>
       <w:pPr>
@@ -4113,7 +4189,7 @@
           <w:i w:val="0"/>
           <w:sz w:val="22"/>
         </w:rPr>
-        <w:t xml:space="preserve"> Hubungan ini dirangkum dalam Persamaan (5).</w:t>
+        <w:t xml:space="preserve"> Hubungan ini dirangkum dalam Persamaan (9).</w:t>
       </w:r>
     </w:p>
     <w:p>
@@ -4185,7 +4261,7 @@
           <w:color w:val="305496"/>
           <w:sz w:val="22"/>
         </w:rPr>
-        <w:t xml:space="preserve">   (5)</w:t>
+        <w:t xml:space="preserve">   (9)</w:t>
       </w:r>
     </w:p>
     <w:p>
@@ -4209,7 +4285,7 @@
           <w:i w:val="0"/>
           <w:sz w:val="22"/>
         </w:rPr>
-        <w:t xml:space="preserve"> Bentuk ringkasnya dituliskan pada Persamaan (6).</w:t>
+        <w:t xml:space="preserve"> Bentuk ringkasnya dituliskan pada Persamaan (10).</w:t>
       </w:r>
     </w:p>
     <w:p>
@@ -4281,7 +4357,7 @@
           <w:color w:val="305496"/>
           <w:sz w:val="22"/>
         </w:rPr>
-        <w:t xml:space="preserve">   (6)</w:t>
+        <w:t xml:space="preserve">   (10)</w:t>
       </w:r>
     </w:p>
     <w:p>
@@ -4351,7 +4427,7 @@
           <w:i w:val="0"/>
           <w:sz w:val="22"/>
         </w:rPr>
-        <w:t xml:space="preserve"> Persamaan (7) memadatkan aturan tersebut.</w:t>
+        <w:t xml:space="preserve"> Persamaan (11) memadatkan aturan tersebut.</w:t>
       </w:r>
     </w:p>
     <w:p>
@@ -4392,7 +4468,7 @@
           <w:color w:val="305496"/>
           <w:sz w:val="22"/>
         </w:rPr>
-        <w:t xml:space="preserve">   (7)</w:t>
+        <w:t xml:space="preserve">   (11)</w:t>
       </w:r>
     </w:p>
     <w:p>
@@ -4416,7 +4492,7 @@
           <w:i w:val="0"/>
           <w:sz w:val="22"/>
         </w:rPr>
-        <w:t xml:space="preserve"> Rangkuman kuantitatifnya tertulis pada Persamaan (8).</w:t>
+        <w:t xml:space="preserve"> Rangkuman kuantitatifnya tertulis pada Persamaan (12).</w:t>
       </w:r>
     </w:p>
     <w:p>
@@ -4488,7 +4564,7 @@
           <w:color w:val="305496"/>
           <w:sz w:val="22"/>
         </w:rPr>
-        <w:t xml:space="preserve">   (8)</w:t>
+        <w:t xml:space="preserve">   (12)</w:t>
       </w:r>
     </w:p>
     <w:p>
@@ -4540,7 +4616,7 @@
           <w:i w:val="0"/>
           <w:sz w:val="22"/>
         </w:rPr>
-        <w:t xml:space="preserve"> Hubungan ini dirangkum dalam Persamaan (9).</w:t>
+        <w:t xml:space="preserve"> Hubungan ini dirangkum dalam Persamaan (13).</w:t>
       </w:r>
     </w:p>
     <w:p>
@@ -4643,7 +4719,7 @@
           <w:color w:val="305496"/>
           <w:sz w:val="22"/>
         </w:rPr>
-        <w:t xml:space="preserve">   (9)</w:t>
+        <w:t xml:space="preserve">   (13)</w:t>
       </w:r>
     </w:p>
     <w:p>
@@ -4682,7 +4758,7 @@
           <w:i w:val="0"/>
           <w:sz w:val="22"/>
         </w:rPr>
-        <w:t xml:space="preserve"> Bentuk ringkasnya dituliskan pada Persamaan (10).</w:t>
+        <w:t xml:space="preserve"> Bentuk ringkasnya dituliskan pada Persamaan (14).</w:t>
       </w:r>
     </w:p>
     <w:p>
@@ -5155,7 +5231,7 @@
           <w:color w:val="305496"/>
           <w:sz w:val="22"/>
         </w:rPr>
-        <w:t xml:space="preserve">   (10)</w:t>
+        <w:t xml:space="preserve">   (14)</w:t>
       </w:r>
     </w:p>
     <w:p>
@@ -5225,7 +5301,7 @@
           <w:i w:val="0"/>
           <w:sz w:val="22"/>
         </w:rPr>
-        <w:t xml:space="preserve"> Persamaan (11) memadatkan aturan tersebut.</w:t>
+        <w:t xml:space="preserve"> Persamaan (15) memadatkan aturan tersebut.</w:t>
       </w:r>
     </w:p>
     <w:p>
@@ -5442,7 +5518,7 @@
           <w:color w:val="305496"/>
           <w:sz w:val="22"/>
         </w:rPr>
-        <w:t xml:space="preserve">   (11)</w:t>
+        <w:t xml:space="preserve">   (15)</w:t>
       </w:r>
     </w:p>
     <w:p>
@@ -5466,7 +5542,7 @@
           <w:i w:val="0"/>
           <w:sz w:val="22"/>
         </w:rPr>
-        <w:t xml:space="preserve"> Rangkuman kuantitatifnya tertulis pada Persamaan (12).</w:t>
+        <w:t xml:space="preserve"> Rangkuman kuantitatifnya tertulis pada Persamaan (16).</w:t>
       </w:r>
     </w:p>
     <w:p>
@@ -5745,7 +5821,7 @@
           <w:color w:val="305496"/>
           <w:sz w:val="22"/>
         </w:rPr>
-        <w:t xml:space="preserve">   (12)</w:t>
+        <w:t xml:space="preserve">   (16)</w:t>
       </w:r>
     </w:p>
     <w:p>
@@ -5769,7 +5845,7 @@
           <w:i w:val="0"/>
           <w:sz w:val="22"/>
         </w:rPr>
-        <w:t xml:space="preserve"> Hubungan ini dirangkum dalam Persamaan (13).</w:t>
+        <w:t xml:space="preserve"> Hubungan ini dirangkum dalam Persamaan (17).</w:t>
       </w:r>
     </w:p>
     <w:p>
@@ -5934,7 +6010,7 @@
           <w:color w:val="305496"/>
           <w:sz w:val="22"/>
         </w:rPr>
-        <w:t xml:space="preserve">   (13)</w:t>
+        <w:t xml:space="preserve">   (17)</w:t>
       </w:r>
     </w:p>
     <w:p>
@@ -5958,7 +6034,7 @@
           <w:i w:val="0"/>
           <w:sz w:val="22"/>
         </w:rPr>
-        <w:t xml:space="preserve"> Bentuk ringkasnya dituliskan pada Persamaan (14).</w:t>
+        <w:t xml:space="preserve"> Bentuk ringkasnya dituliskan pada Persamaan (18).</w:t>
       </w:r>
     </w:p>
     <w:p>
@@ -6030,7 +6106,7 @@
           <w:color w:val="305496"/>
           <w:sz w:val="22"/>
         </w:rPr>
-        <w:t xml:space="preserve">   (14)</w:t>
+        <w:t xml:space="preserve">   (18)</w:t>
       </w:r>
     </w:p>
     <w:p>
@@ -6054,7 +6130,7 @@
           <w:i w:val="0"/>
           <w:sz w:val="22"/>
         </w:rPr>
-        <w:t xml:space="preserve"> Persamaan (15) memadatkan aturan tersebut.</w:t>
+        <w:t xml:space="preserve"> Persamaan (19) memadatkan aturan tersebut.</w:t>
       </w:r>
     </w:p>
     <w:p>
@@ -6312,7 +6388,7 @@
           <w:color w:val="305496"/>
           <w:sz w:val="22"/>
         </w:rPr>
-        <w:t xml:space="preserve">   (15)</w:t>
+        <w:t xml:space="preserve">   (19)</w:t>
       </w:r>
     </w:p>
     <w:p>

--- a/Sistem-Kendali-Cerdas/Modul-Word/Modul-10-Aturan-Mason-dan-Grafik-Aliran-Sinyal.docx
+++ b/Sistem-Kendali-Cerdas/Modul-Word/Modul-10-Aturan-Mason-dan-Grafik-Aliran-Sinyal.docx
@@ -2927,9 +2927,22 @@
     </w:p>
     <w:p>
       <w:pPr>
+        <w:tabs>
+          <w:tab w:val="center" w:pos="4393"/>
+          <w:tab w:val="right" w:pos="8787"/>
+        </w:tabs>
         <w:spacing w:before="40" w:after="120"/>
-        <w:jc w:val="center"/>
-      </w:pPr>
+      </w:pPr>
+      <w:r>
+        <w:rPr>
+          <w:rFonts w:ascii="Arial" w:hAnsi="Arial" w:cs="Arial"/>
+          <w:b/>
+          <w:i/>
+          <w:color w:val="305496"/>
+          <w:sz w:val="22"/>
+        </w:rPr>
+        <w:tab/>
+      </w:r>
       <w:r>
         <w:rPr>
           <w:rFonts w:ascii="Arial" w:hAnsi="Arial" w:cs="Arial"/>
@@ -2948,7 +2961,8 @@
           <w:color w:val="305496"/>
           <w:sz w:val="22"/>
         </w:rPr>
-        <w:t xml:space="preserve">   (1)</w:t>
+        <w:tab/>
+        <w:t xml:space="preserve">(1)</w:t>
       </w:r>
     </w:p>
     <w:p>
@@ -3110,9 +3124,22 @@
     </w:p>
     <w:p>
       <w:pPr>
+        <w:tabs>
+          <w:tab w:val="center" w:pos="4393"/>
+          <w:tab w:val="right" w:pos="8787"/>
+        </w:tabs>
         <w:spacing w:before="40" w:after="120"/>
-        <w:jc w:val="center"/>
-      </w:pPr>
+      </w:pPr>
+      <w:r>
+        <w:rPr>
+          <w:rFonts w:ascii="Arial" w:hAnsi="Arial" w:cs="Arial"/>
+          <w:b/>
+          <w:i/>
+          <w:color w:val="305496"/>
+          <w:sz w:val="22"/>
+        </w:rPr>
+        <w:tab/>
+      </w:r>
       <w:r>
         <w:rPr>
           <w:rFonts w:ascii="Arial" w:hAnsi="Arial" w:cs="Arial"/>
@@ -3224,7 +3251,8 @@
           <w:color w:val="305496"/>
           <w:sz w:val="22"/>
         </w:rPr>
-        <w:t xml:space="preserve">   (2)</w:t>
+        <w:tab/>
+        <w:t xml:space="preserve">(2)</w:t>
       </w:r>
     </w:p>
     <w:p>
@@ -3314,9 +3342,22 @@
     </w:p>
     <w:p>
       <w:pPr>
+        <w:tabs>
+          <w:tab w:val="center" w:pos="4393"/>
+          <w:tab w:val="right" w:pos="8787"/>
+        </w:tabs>
         <w:spacing w:before="40" w:after="120"/>
-        <w:jc w:val="center"/>
-      </w:pPr>
+      </w:pPr>
+      <w:r>
+        <w:rPr>
+          <w:rFonts w:ascii="Arial" w:hAnsi="Arial" w:cs="Arial"/>
+          <w:b/>
+          <w:i/>
+          <w:color w:val="305496"/>
+          <w:sz w:val="22"/>
+        </w:rPr>
+        <w:tab/>
+      </w:r>
       <w:r>
         <w:rPr>
           <w:rFonts w:ascii="Arial" w:hAnsi="Arial" w:cs="Arial"/>
@@ -3397,7 +3438,8 @@
           <w:color w:val="305496"/>
           <w:sz w:val="22"/>
         </w:rPr>
-        <w:t xml:space="preserve">   (3)</w:t>
+        <w:tab/>
+        <w:t xml:space="preserve">(3)</w:t>
       </w:r>
     </w:p>
     <w:p>
@@ -3487,9 +3529,22 @@
     </w:p>
     <w:p>
       <w:pPr>
+        <w:tabs>
+          <w:tab w:val="center" w:pos="4393"/>
+          <w:tab w:val="right" w:pos="8787"/>
+        </w:tabs>
         <w:spacing w:before="40" w:after="120"/>
-        <w:jc w:val="center"/>
-      </w:pPr>
+      </w:pPr>
+      <w:r>
+        <w:rPr>
+          <w:rFonts w:ascii="Arial" w:hAnsi="Arial" w:cs="Arial"/>
+          <w:b/>
+          <w:i/>
+          <w:color w:val="305496"/>
+          <w:sz w:val="22"/>
+        </w:rPr>
+        <w:tab/>
+      </w:r>
       <w:r>
         <w:rPr>
           <w:rFonts w:ascii="Arial" w:hAnsi="Arial" w:cs="Arial"/>
@@ -3508,7 +3563,8 @@
           <w:color w:val="305496"/>
           <w:sz w:val="22"/>
         </w:rPr>
-        <w:t xml:space="preserve">   (4)</w:t>
+        <w:tab/>
+        <w:t xml:space="preserve">(4)</w:t>
       </w:r>
     </w:p>
     <w:p>
@@ -3670,6 +3726,122 @@
     </w:p>
     <w:p>
       <w:pPr>
+        <w:tabs>
+          <w:tab w:val="center" w:pos="4393"/>
+          <w:tab w:val="right" w:pos="8787"/>
+        </w:tabs>
+        <w:spacing w:before="40" w:after="120"/>
+      </w:pPr>
+      <w:r>
+        <w:rPr>
+          <w:rFonts w:ascii="Arial" w:hAnsi="Arial" w:cs="Arial"/>
+          <w:b/>
+          <w:i/>
+          <w:color w:val="305496"/>
+          <w:sz w:val="22"/>
+        </w:rPr>
+        <w:tab/>
+      </w:r>
+      <w:r>
+        <w:rPr>
+          <w:rFonts w:ascii="Arial" w:hAnsi="Arial" w:cs="Arial"/>
+          <w:b/>
+          <w:i/>
+          <w:color w:val="305496"/>
+          <w:sz w:val="22"/>
+        </w:rPr>
+        <w:t xml:space="preserve">sinyal → simpul, blok → cabang, tanda penjumlahan → tanda gain cabang</w:t>
+      </w:r>
+      <w:r>
+        <w:rPr>
+          <w:rFonts w:ascii="Arial" w:hAnsi="Arial" w:cs="Arial"/>
+          <w:b/>
+          <w:i/>
+          <w:color w:val="305496"/>
+          <w:sz w:val="22"/>
+        </w:rPr>
+        <w:tab/>
+        <w:t xml:space="preserve">(5)</w:t>
+      </w:r>
+    </w:p>
+    <w:p>
+      <w:pPr>
+        <w:keepNext/>
+        <w:spacing w:before="200" w:after="80"/>
+      </w:pPr>
+      <w:r>
+        <w:rPr>
+          <w:rFonts w:ascii="Arial" w:hAnsi="Arial" w:cs="Arial"/>
+          <w:b/>
+          <w:i w:val="0"/>
+          <w:color w:val="2E4A7A"/>
+          <w:sz w:val="24"/>
+        </w:rPr>
+        <w:t xml:space="preserve">Loop Bersarang, Bersilangan, dan Berdiri Sendiri</w:t>
+      </w:r>
+    </w:p>
+    <w:p>
+      <w:pPr>
+        <w:spacing w:line="360" w:lineRule="auto" w:after="120"/>
+        <w:jc w:val="both"/>
+      </w:pPr>
+      <w:r>
+        <w:rPr>
+          <w:rFonts w:ascii="Arial" w:hAnsi="Arial" w:cs="Arial"/>
+          <w:b w:val="0"/>
+          <w:i w:val="0"/>
+          <w:sz w:val="22"/>
+        </w:rPr>
+        <w:t xml:space="preserve">Hubungan antarloop menentukan bentuk determinan, sehingga membedakan ketiga keadaan ini menjadi keterampilan yang menentukan ketepatan hasil.</w:t>
+      </w:r>
+    </w:p>
+    <w:p>
+      <w:pPr>
+        <w:spacing w:line="360" w:lineRule="auto" w:after="120"/>
+        <w:jc w:val="both"/>
+      </w:pPr>
+      <w:r>
+        <w:rPr>
+          <w:rFonts w:ascii="Arial" w:hAnsi="Arial" w:cs="Arial"/>
+          <w:b w:val="0"/>
+          <w:i w:val="0"/>
+          <w:sz w:val="22"/>
+        </w:rPr>
+        <w:t xml:space="preserve">Loop yang berdiri sendiri tidak berbagi simpul dengan loop mana pun. Pasangan semacam ini menyumbang suku hasil kali pada determinan, dan bila seluruh loop berdiri sendiri, determinannya terfaktor menjadi perkalian faktor-faktor umpan balik yang terpisah.</w:t>
+      </w:r>
+    </w:p>
+    <w:p>
+      <w:pPr>
+        <w:spacing w:line="360" w:lineRule="auto" w:after="120"/>
+        <w:jc w:val="both"/>
+      </w:pPr>
+      <w:r>
+        <w:rPr>
+          <w:rFonts w:ascii="Arial" w:hAnsi="Arial" w:cs="Arial"/>
+          <w:b w:val="0"/>
+          <w:i w:val="0"/>
+          <w:sz w:val="22"/>
+        </w:rPr>
+        <w:t xml:space="preserve">Loop bersarang berbagi sebagian simpul dengan loop yang melingkupinya, sehingga keduanya bersentuhan dan tidak menyumbang suku hasil kali. Inilah keadaan yang paling sering ditemui pada struktur kendali bertingkat, dan determinannya tetap berupa satu dikurangi jumlah gain loop.</w:t>
+      </w:r>
+    </w:p>
+    <w:p>
+      <w:pPr>
+        <w:spacing w:line="360" w:lineRule="auto" w:after="120"/>
+        <w:jc w:val="both"/>
+      </w:pPr>
+      <w:r>
+        <w:rPr>
+          <w:rFonts w:ascii="Arial" w:hAnsi="Arial" w:cs="Arial"/>
+          <w:b w:val="0"/>
+          <w:i w:val="0"/>
+          <w:sz w:val="22"/>
+        </w:rPr>
+        <w:t xml:space="preserve">Loop bersilangan berbagi sebagian simpul tanpa yang satu melingkupi yang lain. Keadaan inilah yang membuat reduksi diagram blok menjadi berbelit karena tidak ada loop dalam yang dapat diselesaikan lebih dahulu, sementara aturan Mason menanganinya tanpa perlakuan khusus sama sekali.</w:t>
+      </w:r>
+    </w:p>
+    <w:p>
+      <w:pPr>
         <w:spacing w:before="40" w:after="120"/>
         <w:jc w:val="center"/>
       </w:pPr>
@@ -3681,17 +3853,7 @@
           <w:color w:val="305496"/>
           <w:sz w:val="22"/>
         </w:rPr>
-        <w:t xml:space="preserve">sinyal → simpul, blok → cabang, tanda penjumlahan → tanda gain cabang</w:t>
-      </w:r>
-      <w:r>
-        <w:rPr>
-          <w:rFonts w:ascii="Arial" w:hAnsi="Arial" w:cs="Arial"/>
-          <w:b/>
-          <w:i/>
-          <w:color w:val="305496"/>
-          <w:sz w:val="22"/>
-        </w:rPr>
-        <w:t xml:space="preserve">   (5)</w:t>
+        <w:t xml:space="preserve">berdiri sendiri: menyumbang hasil kali | bersarang dan bersilangan: tidak</w:t>
       </w:r>
     </w:p>
     <w:p>
@@ -3707,175 +3869,96 @@
           <w:color w:val="2E4A7A"/>
           <w:sz w:val="24"/>
         </w:rPr>
-        <w:t xml:space="preserve">Loop Bersarang, Bersilangan, dan Berdiri Sendiri</w:t>
-      </w:r>
-    </w:p>
-    <w:p>
-      <w:pPr>
-        <w:spacing w:line="360" w:lineRule="auto" w:after="120"/>
-        <w:jc w:val="both"/>
-      </w:pPr>
-      <w:r>
-        <w:rPr>
-          <w:rFonts w:ascii="Arial" w:hAnsi="Arial" w:cs="Arial"/>
-          <w:b w:val="0"/>
-          <w:i w:val="0"/>
-          <w:sz w:val="22"/>
-        </w:rPr>
-        <w:t xml:space="preserve">Hubungan antarloop menentukan bentuk determinan, sehingga membedakan ketiga keadaan ini menjadi keterampilan yang menentukan ketepatan hasil.</w:t>
-      </w:r>
-    </w:p>
-    <w:p>
-      <w:pPr>
-        <w:spacing w:line="360" w:lineRule="auto" w:after="120"/>
-        <w:jc w:val="both"/>
-      </w:pPr>
-      <w:r>
-        <w:rPr>
-          <w:rFonts w:ascii="Arial" w:hAnsi="Arial" w:cs="Arial"/>
-          <w:b w:val="0"/>
-          <w:i w:val="0"/>
-          <w:sz w:val="22"/>
-        </w:rPr>
-        <w:t xml:space="preserve">Loop yang berdiri sendiri tidak berbagi simpul dengan loop mana pun. Pasangan semacam ini menyumbang suku hasil kali pada determinan, dan bila seluruh loop berdiri sendiri, determinannya terfaktor menjadi perkalian faktor-faktor umpan balik yang terpisah.</w:t>
-      </w:r>
-    </w:p>
-    <w:p>
-      <w:pPr>
-        <w:spacing w:line="360" w:lineRule="auto" w:after="120"/>
-        <w:jc w:val="both"/>
-      </w:pPr>
-      <w:r>
-        <w:rPr>
-          <w:rFonts w:ascii="Arial" w:hAnsi="Arial" w:cs="Arial"/>
-          <w:b w:val="0"/>
-          <w:i w:val="0"/>
-          <w:sz w:val="22"/>
-        </w:rPr>
-        <w:t xml:space="preserve">Loop bersarang berbagi sebagian simpul dengan loop yang melingkupinya, sehingga keduanya bersentuhan dan tidak menyumbang suku hasil kali. Inilah keadaan yang paling sering ditemui pada struktur kendali bertingkat, dan determinannya tetap berupa satu dikurangi jumlah gain loop.</w:t>
-      </w:r>
-    </w:p>
-    <w:p>
-      <w:pPr>
-        <w:spacing w:line="360" w:lineRule="auto" w:after="120"/>
-        <w:jc w:val="both"/>
-      </w:pPr>
-      <w:r>
-        <w:rPr>
-          <w:rFonts w:ascii="Arial" w:hAnsi="Arial" w:cs="Arial"/>
-          <w:b w:val="0"/>
-          <w:i w:val="0"/>
-          <w:sz w:val="22"/>
-        </w:rPr>
-        <w:t xml:space="preserve">Loop bersilangan berbagi sebagian simpul tanpa yang satu melingkupi yang lain. Keadaan inilah yang membuat reduksi diagram blok menjadi berbelit karena tidak ada loop dalam yang dapat diselesaikan lebih dahulu, sementara aturan Mason menanganinya tanpa perlakuan khusus sama sekali.</w:t>
-      </w:r>
-    </w:p>
-    <w:p>
-      <w:pPr>
+        <w:t xml:space="preserve">Menilai Kestabilan Langsung dari Determinan</w:t>
+      </w:r>
+    </w:p>
+    <w:p>
+      <w:pPr>
+        <w:spacing w:line="360" w:lineRule="auto" w:after="120"/>
+        <w:jc w:val="both"/>
+      </w:pPr>
+      <w:r>
+        <w:rPr>
+          <w:rFonts w:ascii="Arial" w:hAnsi="Arial" w:cs="Arial"/>
+          <w:b w:val="0"/>
+          <w:i w:val="0"/>
+          <w:sz w:val="22"/>
+        </w:rPr>
+        <w:t xml:space="preserve">Karena determinan grafik sama dengan penyebut fungsi transfer, kestabilan dapat dinilai tanpa menyelesaikan seluruh rumus Mason. Ini sering menjadi jalan tercepat pada sistem berlintasan banyak, karena pembilangnya tidak diperlukan sama sekali.</w:t>
+      </w:r>
+    </w:p>
+    <w:p>
+      <w:pPr>
+        <w:spacing w:line="360" w:lineRule="auto" w:after="120"/>
+        <w:jc w:val="both"/>
+      </w:pPr>
+      <w:r>
+        <w:rPr>
+          <w:rFonts w:ascii="Arial" w:hAnsi="Arial" w:cs="Arial"/>
+          <w:b w:val="0"/>
+          <w:i w:val="0"/>
+          <w:sz w:val="22"/>
+        </w:rPr>
+        <w:t xml:space="preserve">Langkahnya menyusun determinan, mengalikannya dengan penyebut seluruh blok agar berbentuk polinomial, lalu memeriksa letak akarnya. Pada tahap pemeriksaan, kriteria berbasis koefisien lebih praktis daripada mencari akar, terutama bila salah satu gain masih berupa parameter.</w:t>
+      </w:r>
+    </w:p>
+    <w:p>
+      <w:pPr>
+        <w:spacing w:line="360" w:lineRule="auto" w:after="120"/>
+        <w:jc w:val="both"/>
+      </w:pPr>
+      <w:r>
+        <w:rPr>
+          <w:rFonts w:ascii="Arial" w:hAnsi="Arial" w:cs="Arial"/>
+          <w:b w:val="0"/>
+          <w:i w:val="0"/>
+          <w:sz w:val="22"/>
+        </w:rPr>
+        <w:t xml:space="preserve">Cara ini juga memberi jawaban yang sering dibutuhkan langsung: rentang penguatan yang membuat sistem tetap stabil. Dengan membiarkan penguatan sebagai simbol di dalam gain loop, determinan menghasilkan polinomial berparameter, dan syarat kestabilannya menjadi pertidaksamaan terhadap parameter itu.</w:t>
+      </w:r>
+    </w:p>
+    <w:p>
+      <w:pPr>
+        <w:spacing w:line="360" w:lineRule="auto" w:after="120"/>
+        <w:jc w:val="both"/>
+      </w:pPr>
+      <w:r>
+        <w:rPr>
+          <w:rFonts w:ascii="Arial" w:hAnsi="Arial" w:cs="Arial"/>
+          <w:b w:val="0"/>
+          <w:i w:val="0"/>
+          <w:sz w:val="22"/>
+        </w:rPr>
+        <w:t xml:space="preserve">Perlu diingat bahwa determinan tidak berubah bergantung lintasan mana yang ditinjau. Karena itu kestabilan sistem sama untuk seluruh pasangan masukan dan keluaran, dan hanya bentuk responsnya yang berbeda, kesimpulan yang sama dengan yang diperoleh lewat superposisi pada diagram blok.</w:t>
+      </w:r>
+      <w:r>
+        <w:rPr>
+          <w:rFonts w:ascii="Arial" w:hAnsi="Arial" w:cs="Arial"/>
+          <w:b w:val="0"/>
+          <w:i w:val="0"/>
+          <w:sz w:val="22"/>
+        </w:rPr>
+        <w:t xml:space="preserve"> Bentuk ringkasnya dituliskan pada Persamaan (6).</w:t>
+      </w:r>
+    </w:p>
+    <w:p>
+      <w:pPr>
+        <w:tabs>
+          <w:tab w:val="center" w:pos="4393"/>
+          <w:tab w:val="right" w:pos="8787"/>
+        </w:tabs>
         <w:spacing w:before="40" w:after="120"/>
-        <w:jc w:val="center"/>
-      </w:pPr>
-      <w:r>
-        <w:rPr>
-          <w:rFonts w:ascii="Arial" w:hAnsi="Arial" w:cs="Arial"/>
-          <w:b/>
-          <w:i/>
-          <w:color w:val="305496"/>
-          <w:sz w:val="22"/>
-        </w:rPr>
-        <w:t xml:space="preserve">berdiri sendiri: menyumbang hasil kali | bersarang dan bersilangan: tidak</w:t>
-      </w:r>
-    </w:p>
-    <w:p>
-      <w:pPr>
-        <w:keepNext/>
-        <w:spacing w:before="200" w:after="80"/>
-      </w:pPr>
-      <w:r>
-        <w:rPr>
-          <w:rFonts w:ascii="Arial" w:hAnsi="Arial" w:cs="Arial"/>
-          <w:b/>
-          <w:i w:val="0"/>
-          <w:color w:val="2E4A7A"/>
-          <w:sz w:val="24"/>
-        </w:rPr>
-        <w:t xml:space="preserve">Menilai Kestabilan Langsung dari Determinan</w:t>
-      </w:r>
-    </w:p>
-    <w:p>
-      <w:pPr>
-        <w:spacing w:line="360" w:lineRule="auto" w:after="120"/>
-        <w:jc w:val="both"/>
-      </w:pPr>
-      <w:r>
-        <w:rPr>
-          <w:rFonts w:ascii="Arial" w:hAnsi="Arial" w:cs="Arial"/>
-          <w:b w:val="0"/>
-          <w:i w:val="0"/>
-          <w:sz w:val="22"/>
-        </w:rPr>
-        <w:t xml:space="preserve">Karena determinan grafik sama dengan penyebut fungsi transfer, kestabilan dapat dinilai tanpa menyelesaikan seluruh rumus Mason. Ini sering menjadi jalan tercepat pada sistem berlintasan banyak, karena pembilangnya tidak diperlukan sama sekali.</w:t>
-      </w:r>
-    </w:p>
-    <w:p>
-      <w:pPr>
-        <w:spacing w:line="360" w:lineRule="auto" w:after="120"/>
-        <w:jc w:val="both"/>
-      </w:pPr>
-      <w:r>
-        <w:rPr>
-          <w:rFonts w:ascii="Arial" w:hAnsi="Arial" w:cs="Arial"/>
-          <w:b w:val="0"/>
-          <w:i w:val="0"/>
-          <w:sz w:val="22"/>
-        </w:rPr>
-        <w:t xml:space="preserve">Langkahnya menyusun determinan, mengalikannya dengan penyebut seluruh blok agar berbentuk polinomial, lalu memeriksa letak akarnya. Pada tahap pemeriksaan, kriteria berbasis koefisien lebih praktis daripada mencari akar, terutama bila salah satu gain masih berupa parameter.</w:t>
-      </w:r>
-    </w:p>
-    <w:p>
-      <w:pPr>
-        <w:spacing w:line="360" w:lineRule="auto" w:after="120"/>
-        <w:jc w:val="both"/>
-      </w:pPr>
-      <w:r>
-        <w:rPr>
-          <w:rFonts w:ascii="Arial" w:hAnsi="Arial" w:cs="Arial"/>
-          <w:b w:val="0"/>
-          <w:i w:val="0"/>
-          <w:sz w:val="22"/>
-        </w:rPr>
-        <w:t xml:space="preserve">Cara ini juga memberi jawaban yang sering dibutuhkan langsung: rentang penguatan yang membuat sistem tetap stabil. Dengan membiarkan penguatan sebagai simbol di dalam gain loop, determinan menghasilkan polinomial berparameter, dan syarat kestabilannya menjadi pertidaksamaan terhadap parameter itu.</w:t>
-      </w:r>
-    </w:p>
-    <w:p>
-      <w:pPr>
-        <w:spacing w:line="360" w:lineRule="auto" w:after="120"/>
-        <w:jc w:val="both"/>
-      </w:pPr>
-      <w:r>
-        <w:rPr>
-          <w:rFonts w:ascii="Arial" w:hAnsi="Arial" w:cs="Arial"/>
-          <w:b w:val="0"/>
-          <w:i w:val="0"/>
-          <w:sz w:val="22"/>
-        </w:rPr>
-        <w:t xml:space="preserve">Perlu diingat bahwa determinan tidak berubah bergantung lintasan mana yang ditinjau. Karena itu kestabilan sistem sama untuk seluruh pasangan masukan dan keluaran, dan hanya bentuk responsnya yang berbeda, kesimpulan yang sama dengan yang diperoleh lewat superposisi pada diagram blok.</w:t>
-      </w:r>
-      <w:r>
-        <w:rPr>
-          <w:rFonts w:ascii="Arial" w:hAnsi="Arial" w:cs="Arial"/>
-          <w:b w:val="0"/>
-          <w:i w:val="0"/>
-          <w:sz w:val="22"/>
-        </w:rPr>
-        <w:t xml:space="preserve"> Bentuk ringkasnya dituliskan pada Persamaan (6).</w:t>
-      </w:r>
-    </w:p>
-    <w:p>
-      <w:pPr>
-        <w:spacing w:before="40" w:after="120"/>
-        <w:jc w:val="center"/>
-      </w:pPr>
+      </w:pPr>
+      <w:r>
+        <w:rPr>
+          <w:rFonts w:ascii="Arial" w:hAnsi="Arial" w:cs="Arial"/>
+          <w:b/>
+          <w:i/>
+          <w:color w:val="305496"/>
+          <w:sz w:val="22"/>
+        </w:rPr>
+        <w:tab/>
+      </w:r>
       <w:r>
         <w:rPr>
           <w:rFonts w:ascii="Arial" w:hAnsi="Arial" w:cs="Arial"/>
@@ -3894,7 +3977,8 @@
           <w:color w:val="305496"/>
           <w:sz w:val="22"/>
         </w:rPr>
-        <w:t xml:space="preserve">   (6)</w:t>
+        <w:tab/>
+        <w:t xml:space="preserve">(6)</w:t>
       </w:r>
     </w:p>
     <w:p>
@@ -4056,9 +4140,22 @@
     </w:p>
     <w:p>
       <w:pPr>
+        <w:tabs>
+          <w:tab w:val="center" w:pos="4393"/>
+          <w:tab w:val="right" w:pos="8787"/>
+        </w:tabs>
         <w:spacing w:before="40" w:after="120"/>
-        <w:jc w:val="center"/>
-      </w:pPr>
+      </w:pPr>
+      <w:r>
+        <w:rPr>
+          <w:rFonts w:ascii="Arial" w:hAnsi="Arial" w:cs="Arial"/>
+          <w:b/>
+          <w:i/>
+          <w:color w:val="305496"/>
+          <w:sz w:val="22"/>
+        </w:rPr>
+        <w:tab/>
+      </w:r>
       <w:r>
         <w:rPr>
           <w:rFonts w:ascii="Arial" w:hAnsi="Arial" w:cs="Arial"/>
@@ -4077,7 +4174,8 @@
           <w:color w:val="305496"/>
           <w:sz w:val="22"/>
         </w:rPr>
-        <w:t xml:space="preserve">   (7)</w:t>
+        <w:tab/>
+        <w:t xml:space="preserve">(7)</w:t>
       </w:r>
     </w:p>
     <w:p>
@@ -4144,6 +4242,296 @@
     </w:p>
     <w:p>
       <w:pPr>
+        <w:tabs>
+          <w:tab w:val="center" w:pos="4393"/>
+          <w:tab w:val="right" w:pos="8787"/>
+        </w:tabs>
+        <w:spacing w:before="40" w:after="120"/>
+      </w:pPr>
+      <w:r>
+        <w:rPr>
+          <w:rFonts w:ascii="Arial" w:hAnsi="Arial" w:cs="Arial"/>
+          <w:b/>
+          <w:i/>
+          <w:color w:val="305496"/>
+          <w:sz w:val="22"/>
+        </w:rPr>
+        <w:tab/>
+      </w:r>
+      <w:r>
+        <w:rPr>
+          <w:rFonts w:ascii="Arial" w:hAnsi="Arial" w:cs="Arial"/>
+          <w:b/>
+          <w:i/>
+          <w:color w:val="305496"/>
+          <w:sz w:val="22"/>
+        </w:rPr>
+        <w:t xml:space="preserve">R → E → Y dengan cabang balik dari Y ke E</w:t>
+      </w:r>
+      <w:r>
+        <w:rPr>
+          <w:rFonts w:ascii="Arial" w:hAnsi="Arial" w:cs="Arial"/>
+          <w:b/>
+          <w:i/>
+          <w:color w:val="305496"/>
+          <w:sz w:val="22"/>
+        </w:rPr>
+        <w:tab/>
+        <w:t xml:space="preserve">(8)</w:t>
+      </w:r>
+    </w:p>
+    <w:p>
+      <w:pPr>
+        <w:spacing w:line="360" w:lineRule="auto" w:after="120"/>
+        <w:jc w:val="both"/>
+      </w:pPr>
+      <w:r>
+        <w:rPr>
+          <w:rFonts w:ascii="Arial" w:hAnsi="Arial" w:cs="Arial"/>
+          <w:b w:val="0"/>
+          <w:i w:val="0"/>
+          <w:sz w:val="22"/>
+        </w:rPr>
+        <w:t xml:space="preserve">Simpul E adalah error, cabang maju bergain G, cabang balik bergain -H.</w:t>
+      </w:r>
+      <w:r>
+        <w:rPr>
+          <w:rFonts w:ascii="Arial" w:hAnsi="Arial" w:cs="Arial"/>
+          <w:b w:val="0"/>
+          <w:i w:val="0"/>
+          <w:sz w:val="22"/>
+        </w:rPr>
+        <w:t xml:space="preserve"> Hubungan ini dirangkum dalam Persamaan (9).</w:t>
+      </w:r>
+    </w:p>
+    <w:p>
+      <w:pPr>
+        <w:spacing w:line="360" w:lineRule="auto" w:after="120"/>
+        <w:jc w:val="both"/>
+      </w:pPr>
+      <w:r>
+        <w:rPr>
+          <w:rFonts w:ascii="Arial" w:hAnsi="Arial" w:cs="Arial"/>
+          <w:b w:val="0"/>
+          <w:i w:val="0"/>
+          <w:sz w:val="22"/>
+        </w:rPr>
+        <w:t xml:space="preserve">2. Daftarkan lintasan maju</w:t>
+      </w:r>
+    </w:p>
+    <w:p>
+      <w:pPr>
+        <w:tabs>
+          <w:tab w:val="center" w:pos="4393"/>
+          <w:tab w:val="right" w:pos="8787"/>
+        </w:tabs>
+        <w:spacing w:before="40" w:after="120"/>
+      </w:pPr>
+      <w:r>
+        <w:rPr>
+          <w:rFonts w:ascii="Arial" w:hAnsi="Arial" w:cs="Arial"/>
+          <w:b/>
+          <w:i/>
+          <w:color w:val="305496"/>
+          <w:sz w:val="22"/>
+        </w:rPr>
+        <w:tab/>
+      </w:r>
+      <w:r>
+        <w:rPr>
+          <w:rFonts w:ascii="Arial" w:hAnsi="Arial" w:cs="Arial"/>
+          <w:b/>
+          <w:i/>
+          <w:color w:val="305496"/>
+          <w:sz w:val="22"/>
+        </w:rPr>
+        <w:t xml:space="preserve"/>
+      </w:r>
+      <w:r>
+        <w:rPr>
+          <w:rFonts w:ascii="Arial" w:hAnsi="Arial" w:cs="Arial"/>
+          <w:b/>
+          <w:i/>
+          <w:color w:val="305496"/>
+          <w:sz w:val="22"/>
+        </w:rPr>
+        <w:t xml:space="preserve">P</w:t>
+      </w:r>
+      <w:r>
+        <w:rPr>
+          <w:rFonts w:ascii="Arial" w:hAnsi="Arial" w:cs="Arial"/>
+          <w:b/>
+          <w:i/>
+          <w:color w:val="305496"/>
+          <w:sz w:val="22"/>
+          <w:vertAlign w:val="subscript"/>
+        </w:rPr>
+        <w:t xml:space="preserve">1</w:t>
+      </w:r>
+      <w:r>
+        <w:rPr>
+          <w:rFonts w:ascii="Arial" w:hAnsi="Arial" w:cs="Arial"/>
+          <w:b/>
+          <w:i/>
+          <w:color w:val="305496"/>
+          <w:sz w:val="22"/>
+        </w:rPr>
+        <w:t xml:space="preserve"> = G</w:t>
+      </w:r>
+      <w:r>
+        <w:rPr>
+          <w:rFonts w:ascii="Arial" w:hAnsi="Arial" w:cs="Arial"/>
+          <w:b/>
+          <w:i/>
+          <w:color w:val="305496"/>
+          <w:sz w:val="22"/>
+        </w:rPr>
+        <w:tab/>
+        <w:t xml:space="preserve">(9)</w:t>
+      </w:r>
+    </w:p>
+    <w:p>
+      <w:pPr>
+        <w:spacing w:line="360" w:lineRule="auto" w:after="120"/>
+        <w:jc w:val="both"/>
+      </w:pPr>
+      <w:r>
+        <w:rPr>
+          <w:rFonts w:ascii="Arial" w:hAnsi="Arial" w:cs="Arial"/>
+          <w:b w:val="0"/>
+          <w:i w:val="0"/>
+          <w:sz w:val="22"/>
+        </w:rPr>
+        <w:t xml:space="preserve">Hanya ada satu lintasan dari R ke Y.</w:t>
+      </w:r>
+      <w:r>
+        <w:rPr>
+          <w:rFonts w:ascii="Arial" w:hAnsi="Arial" w:cs="Arial"/>
+          <w:b w:val="0"/>
+          <w:i w:val="0"/>
+          <w:sz w:val="22"/>
+        </w:rPr>
+        <w:t xml:space="preserve"> Bentuk ringkasnya dituliskan pada Persamaan (10).</w:t>
+      </w:r>
+    </w:p>
+    <w:p>
+      <w:pPr>
+        <w:spacing w:line="360" w:lineRule="auto" w:after="120"/>
+        <w:jc w:val="both"/>
+      </w:pPr>
+      <w:r>
+        <w:rPr>
+          <w:rFonts w:ascii="Arial" w:hAnsi="Arial" w:cs="Arial"/>
+          <w:b w:val="0"/>
+          <w:i w:val="0"/>
+          <w:sz w:val="22"/>
+        </w:rPr>
+        <w:t xml:space="preserve">3. Daftarkan loop</w:t>
+      </w:r>
+    </w:p>
+    <w:p>
+      <w:pPr>
+        <w:tabs>
+          <w:tab w:val="center" w:pos="4393"/>
+          <w:tab w:val="right" w:pos="8787"/>
+        </w:tabs>
+        <w:spacing w:before="40" w:after="120"/>
+      </w:pPr>
+      <w:r>
+        <w:rPr>
+          <w:rFonts w:ascii="Arial" w:hAnsi="Arial" w:cs="Arial"/>
+          <w:b/>
+          <w:i/>
+          <w:color w:val="305496"/>
+          <w:sz w:val="22"/>
+        </w:rPr>
+        <w:tab/>
+      </w:r>
+      <w:r>
+        <w:rPr>
+          <w:rFonts w:ascii="Arial" w:hAnsi="Arial" w:cs="Arial"/>
+          <w:b/>
+          <w:i/>
+          <w:color w:val="305496"/>
+          <w:sz w:val="22"/>
+        </w:rPr>
+        <w:t xml:space="preserve"/>
+      </w:r>
+      <w:r>
+        <w:rPr>
+          <w:rFonts w:ascii="Arial" w:hAnsi="Arial" w:cs="Arial"/>
+          <w:b/>
+          <w:i/>
+          <w:color w:val="305496"/>
+          <w:sz w:val="22"/>
+        </w:rPr>
+        <w:t xml:space="preserve">L</w:t>
+      </w:r>
+      <w:r>
+        <w:rPr>
+          <w:rFonts w:ascii="Arial" w:hAnsi="Arial" w:cs="Arial"/>
+          <w:b/>
+          <w:i/>
+          <w:color w:val="305496"/>
+          <w:sz w:val="22"/>
+          <w:vertAlign w:val="subscript"/>
+        </w:rPr>
+        <w:t xml:space="preserve">1</w:t>
+      </w:r>
+      <w:r>
+        <w:rPr>
+          <w:rFonts w:ascii="Arial" w:hAnsi="Arial" w:cs="Arial"/>
+          <w:b/>
+          <w:i/>
+          <w:color w:val="305496"/>
+          <w:sz w:val="22"/>
+        </w:rPr>
+        <w:t xml:space="preserve"> = -G·H</w:t>
+      </w:r>
+      <w:r>
+        <w:rPr>
+          <w:rFonts w:ascii="Arial" w:hAnsi="Arial" w:cs="Arial"/>
+          <w:b/>
+          <w:i/>
+          <w:color w:val="305496"/>
+          <w:sz w:val="22"/>
+        </w:rPr>
+        <w:tab/>
+        <w:t xml:space="preserve">(10)</w:t>
+      </w:r>
+    </w:p>
+    <w:p>
+      <w:pPr>
+        <w:spacing w:line="360" w:lineRule="auto" w:after="120"/>
+        <w:jc w:val="both"/>
+      </w:pPr>
+      <w:r>
+        <w:rPr>
+          <w:rFonts w:ascii="Arial" w:hAnsi="Arial" w:cs="Arial"/>
+          <w:b w:val="0"/>
+          <w:i w:val="0"/>
+          <w:sz w:val="22"/>
+        </w:rPr>
+        <w:t xml:space="preserve">Satu-satunya loop, bertanda negatif karena umpan baliknya negatif.</w:t>
+      </w:r>
+    </w:p>
+    <w:p>
+      <w:pPr>
+        <w:spacing w:line="360" w:lineRule="auto" w:after="120"/>
+        <w:jc w:val="both"/>
+      </w:pPr>
+      <w:r>
+        <w:rPr>
+          <w:rFonts w:ascii="Arial" w:hAnsi="Arial" w:cs="Arial"/>
+          <w:b w:val="0"/>
+          <w:i w:val="0"/>
+          <w:sz w:val="22"/>
+        </w:rPr>
+        <w:t xml:space="preserve">4. Periksa loop tak bersentuhan</w:t>
+      </w:r>
+    </w:p>
+    <w:p>
+      <w:pPr>
         <w:spacing w:before="40" w:after="120"/>
         <w:jc w:val="center"/>
       </w:pPr>
@@ -4155,63 +4543,145 @@
           <w:color w:val="305496"/>
           <w:sz w:val="22"/>
         </w:rPr>
-        <w:t xml:space="preserve">R → E → Y dengan cabang balik dari Y ke E</w:t>
-      </w:r>
-      <w:r>
-        <w:rPr>
-          <w:rFonts w:ascii="Arial" w:hAnsi="Arial" w:cs="Arial"/>
-          <w:b/>
-          <w:i/>
-          <w:color w:val="305496"/>
-          <w:sz w:val="22"/>
-        </w:rPr>
-        <w:t xml:space="preserve">   (8)</w:t>
-      </w:r>
-    </w:p>
-    <w:p>
-      <w:pPr>
-        <w:spacing w:line="360" w:lineRule="auto" w:after="120"/>
-        <w:jc w:val="both"/>
-      </w:pPr>
-      <w:r>
-        <w:rPr>
-          <w:rFonts w:ascii="Arial" w:hAnsi="Arial" w:cs="Arial"/>
-          <w:b w:val="0"/>
-          <w:i w:val="0"/>
-          <w:sz w:val="22"/>
-        </w:rPr>
-        <w:t xml:space="preserve">Simpul E adalah error, cabang maju bergain G, cabang balik bergain -H.</w:t>
-      </w:r>
-      <w:r>
-        <w:rPr>
-          <w:rFonts w:ascii="Arial" w:hAnsi="Arial" w:cs="Arial"/>
-          <w:b w:val="0"/>
-          <w:i w:val="0"/>
-          <w:sz w:val="22"/>
-        </w:rPr>
-        <w:t xml:space="preserve"> Hubungan ini dirangkum dalam Persamaan (9).</w:t>
-      </w:r>
-    </w:p>
-    <w:p>
-      <w:pPr>
-        <w:spacing w:line="360" w:lineRule="auto" w:after="120"/>
-        <w:jc w:val="both"/>
-      </w:pPr>
-      <w:r>
-        <w:rPr>
-          <w:rFonts w:ascii="Arial" w:hAnsi="Arial" w:cs="Arial"/>
-          <w:b w:val="0"/>
-          <w:i w:val="0"/>
-          <w:sz w:val="22"/>
-        </w:rPr>
-        <w:t xml:space="preserve">2. Daftarkan lintasan maju</w:t>
-      </w:r>
-    </w:p>
-    <w:p>
-      <w:pPr>
+        <w:t xml:space="preserve">tidak ada</w:t>
+      </w:r>
+    </w:p>
+    <w:p>
+      <w:pPr>
+        <w:spacing w:line="360" w:lineRule="auto" w:after="120"/>
+        <w:jc w:val="both"/>
+      </w:pPr>
+      <w:r>
+        <w:rPr>
+          <w:rFonts w:ascii="Arial" w:hAnsi="Arial" w:cs="Arial"/>
+          <w:b w:val="0"/>
+          <w:i w:val="0"/>
+          <w:sz w:val="22"/>
+        </w:rPr>
+        <w:t xml:space="preserve">Hanya ada satu loop, sehingga tidak ada pasangan.</w:t>
+      </w:r>
+      <w:r>
+        <w:rPr>
+          <w:rFonts w:ascii="Arial" w:hAnsi="Arial" w:cs="Arial"/>
+          <w:b w:val="0"/>
+          <w:i w:val="0"/>
+          <w:sz w:val="22"/>
+        </w:rPr>
+        <w:t xml:space="preserve"> Persamaan (11) memadatkan aturan tersebut.</w:t>
+      </w:r>
+    </w:p>
+    <w:p>
+      <w:pPr>
+        <w:spacing w:line="360" w:lineRule="auto" w:after="120"/>
+        <w:jc w:val="both"/>
+      </w:pPr>
+      <w:r>
+        <w:rPr>
+          <w:rFonts w:ascii="Arial" w:hAnsi="Arial" w:cs="Arial"/>
+          <w:b w:val="0"/>
+          <w:i w:val="0"/>
+          <w:sz w:val="22"/>
+        </w:rPr>
+        <w:t xml:space="preserve">5. Susun determinan</w:t>
+      </w:r>
+    </w:p>
+    <w:p>
+      <w:pPr>
+        <w:tabs>
+          <w:tab w:val="center" w:pos="4393"/>
+          <w:tab w:val="right" w:pos="8787"/>
+        </w:tabs>
         <w:spacing w:before="40" w:after="120"/>
-        <w:jc w:val="center"/>
-      </w:pPr>
+      </w:pPr>
+      <w:r>
+        <w:rPr>
+          <w:rFonts w:ascii="Arial" w:hAnsi="Arial" w:cs="Arial"/>
+          <w:b/>
+          <w:i/>
+          <w:color w:val="305496"/>
+          <w:sz w:val="22"/>
+        </w:rPr>
+        <w:tab/>
+      </w:r>
+      <w:r>
+        <w:rPr>
+          <w:rFonts w:ascii="Arial" w:hAnsi="Arial" w:cs="Arial"/>
+          <w:b/>
+          <w:i/>
+          <w:color w:val="305496"/>
+          <w:sz w:val="22"/>
+        </w:rPr>
+        <w:t xml:space="preserve">Δ = 1 - (-G·H) = 1 + G·H</w:t>
+      </w:r>
+      <w:r>
+        <w:rPr>
+          <w:rFonts w:ascii="Arial" w:hAnsi="Arial" w:cs="Arial"/>
+          <w:b/>
+          <w:i/>
+          <w:color w:val="305496"/>
+          <w:sz w:val="22"/>
+        </w:rPr>
+        <w:tab/>
+        <w:t xml:space="preserve">(11)</w:t>
+      </w:r>
+    </w:p>
+    <w:p>
+      <w:pPr>
+        <w:spacing w:line="360" w:lineRule="auto" w:after="120"/>
+        <w:jc w:val="both"/>
+      </w:pPr>
+      <w:r>
+        <w:rPr>
+          <w:rFonts w:ascii="Arial" w:hAnsi="Arial" w:cs="Arial"/>
+          <w:b w:val="0"/>
+          <w:i w:val="0"/>
+          <w:sz w:val="22"/>
+        </w:rPr>
+        <w:t xml:space="preserve">Inilah persamaan karakteristik yang sudah dikenal.</w:t>
+      </w:r>
+      <w:r>
+        <w:rPr>
+          <w:rFonts w:ascii="Arial" w:hAnsi="Arial" w:cs="Arial"/>
+          <w:b w:val="0"/>
+          <w:i w:val="0"/>
+          <w:sz w:val="22"/>
+        </w:rPr>
+        <w:t xml:space="preserve"> Rangkuman kuantitatifnya tertulis pada Persamaan (12).</w:t>
+      </w:r>
+    </w:p>
+    <w:p>
+      <w:pPr>
+        <w:spacing w:line="360" w:lineRule="auto" w:after="120"/>
+        <w:jc w:val="both"/>
+      </w:pPr>
+      <w:r>
+        <w:rPr>
+          <w:rFonts w:ascii="Arial" w:hAnsi="Arial" w:cs="Arial"/>
+          <w:b w:val="0"/>
+          <w:i w:val="0"/>
+          <w:sz w:val="22"/>
+        </w:rPr>
+        <w:t xml:space="preserve">6. Hitung kofaktor lintasan</w:t>
+      </w:r>
+    </w:p>
+    <w:p>
+      <w:pPr>
+        <w:tabs>
+          <w:tab w:val="center" w:pos="4393"/>
+          <w:tab w:val="right" w:pos="8787"/>
+        </w:tabs>
+        <w:spacing w:before="40" w:after="120"/>
+      </w:pPr>
+      <w:r>
+        <w:rPr>
+          <w:rFonts w:ascii="Arial" w:hAnsi="Arial" w:cs="Arial"/>
+          <w:b/>
+          <w:i/>
+          <w:color w:val="305496"/>
+          <w:sz w:val="22"/>
+        </w:rPr>
+        <w:tab/>
+      </w:r>
       <w:r>
         <w:rPr>
           <w:rFonts w:ascii="Arial" w:hAnsi="Arial" w:cs="Arial"/>
@@ -4230,14 +4700,69 @@
           <w:color w:val="305496"/>
           <w:sz w:val="22"/>
         </w:rPr>
+        <w:t xml:space="preserve">Δ</w:t>
+      </w:r>
+      <w:r>
+        <w:rPr>
+          <w:rFonts w:ascii="Arial" w:hAnsi="Arial" w:cs="Arial"/>
+          <w:b/>
+          <w:i/>
+          <w:color w:val="305496"/>
+          <w:sz w:val="22"/>
+          <w:vertAlign w:val="subscript"/>
+        </w:rPr>
+        <w:t xml:space="preserve">1</w:t>
+      </w:r>
+      <w:r>
+        <w:rPr>
+          <w:rFonts w:ascii="Arial" w:hAnsi="Arial" w:cs="Arial"/>
+          <w:b/>
+          <w:i/>
+          <w:color w:val="305496"/>
+          <w:sz w:val="22"/>
+        </w:rPr>
+        <w:t xml:space="preserve"> = 1</w:t>
+      </w:r>
+      <w:r>
+        <w:rPr>
+          <w:rFonts w:ascii="Arial" w:hAnsi="Arial" w:cs="Arial"/>
+          <w:b/>
+          <w:i/>
+          <w:color w:val="305496"/>
+          <w:sz w:val="22"/>
+        </w:rPr>
+        <w:tab/>
+        <w:t xml:space="preserve">(12)</w:t>
+      </w:r>
+    </w:p>
+    <w:p>
+      <w:pPr>
+        <w:spacing w:line="360" w:lineRule="auto" w:after="120"/>
+        <w:jc w:val="both"/>
+      </w:pPr>
+      <w:r>
+        <w:rPr>
+          <w:rFonts w:ascii="Arial" w:hAnsi="Arial" w:cs="Arial"/>
+          <w:b w:val="0"/>
+          <w:i w:val="0"/>
+          <w:sz w:val="22"/>
+        </w:rPr>
+        <w:t xml:space="preserve">Loop L1 bersentuhan dengan lintasan </w:t>
+      </w:r>
+      <w:r>
+        <w:rPr>
+          <w:rFonts w:ascii="Arial" w:hAnsi="Arial" w:cs="Arial"/>
+          <w:b w:val="0"/>
+          <w:i w:val="0"/>
+          <w:sz w:val="22"/>
+        </w:rPr>
         <w:t xml:space="preserve">P</w:t>
       </w:r>
       <w:r>
         <w:rPr>
           <w:rFonts w:ascii="Arial" w:hAnsi="Arial" w:cs="Arial"/>
-          <w:b/>
-          <w:i/>
-          <w:color w:val="305496"/>
+          <w:b w:val="0"/>
+          <w:i w:val="0"/>
           <w:sz w:val="22"/>
           <w:vertAlign w:val="subscript"/>
         </w:rPr>
@@ -4246,87 +4771,74 @@
       <w:r>
         <w:rPr>
           <w:rFonts w:ascii="Arial" w:hAnsi="Arial" w:cs="Arial"/>
-          <w:b/>
-          <w:i/>
-          <w:color w:val="305496"/>
-          <w:sz w:val="22"/>
-        </w:rPr>
-        <w:t xml:space="preserve"> = G</w:t>
-      </w:r>
-      <w:r>
-        <w:rPr>
-          <w:rFonts w:ascii="Arial" w:hAnsi="Arial" w:cs="Arial"/>
-          <w:b/>
-          <w:i/>
-          <w:color w:val="305496"/>
-          <w:sz w:val="22"/>
-        </w:rPr>
-        <w:t xml:space="preserve">   (9)</w:t>
-      </w:r>
-    </w:p>
-    <w:p>
-      <w:pPr>
-        <w:spacing w:line="360" w:lineRule="auto" w:after="120"/>
-        <w:jc w:val="both"/>
-      </w:pPr>
-      <w:r>
-        <w:rPr>
-          <w:rFonts w:ascii="Arial" w:hAnsi="Arial" w:cs="Arial"/>
-          <w:b w:val="0"/>
-          <w:i w:val="0"/>
-          <w:sz w:val="22"/>
-        </w:rPr>
-        <w:t xml:space="preserve">Hanya ada satu lintasan dari R ke Y.</w:t>
-      </w:r>
-      <w:r>
-        <w:rPr>
-          <w:rFonts w:ascii="Arial" w:hAnsi="Arial" w:cs="Arial"/>
-          <w:b w:val="0"/>
-          <w:i w:val="0"/>
-          <w:sz w:val="22"/>
-        </w:rPr>
-        <w:t xml:space="preserve"> Bentuk ringkasnya dituliskan pada Persamaan (10).</w:t>
-      </w:r>
-    </w:p>
-    <w:p>
-      <w:pPr>
-        <w:spacing w:line="360" w:lineRule="auto" w:after="120"/>
-        <w:jc w:val="both"/>
-      </w:pPr>
-      <w:r>
-        <w:rPr>
-          <w:rFonts w:ascii="Arial" w:hAnsi="Arial" w:cs="Arial"/>
-          <w:b w:val="0"/>
-          <w:i w:val="0"/>
-          <w:sz w:val="22"/>
-        </w:rPr>
-        <w:t xml:space="preserve">3. Daftarkan loop</w:t>
-      </w:r>
-    </w:p>
-    <w:p>
-      <w:pPr>
+          <w:b w:val="0"/>
+          <w:i w:val="0"/>
+          <w:sz w:val="22"/>
+        </w:rPr>
+        <w:t xml:space="preserve">, sehingga dihapus seluruhnya.</w:t>
+      </w:r>
+      <w:r>
+        <w:rPr>
+          <w:rFonts w:ascii="Arial" w:hAnsi="Arial" w:cs="Arial"/>
+          <w:b w:val="0"/>
+          <w:i w:val="0"/>
+          <w:sz w:val="22"/>
+        </w:rPr>
+        <w:t xml:space="preserve"> Hubungan ini dirangkum dalam Persamaan (13).</w:t>
+      </w:r>
+    </w:p>
+    <w:p>
+      <w:pPr>
+        <w:spacing w:line="360" w:lineRule="auto" w:after="120"/>
+        <w:jc w:val="both"/>
+      </w:pPr>
+      <w:r>
+        <w:rPr>
+          <w:rFonts w:ascii="Arial" w:hAnsi="Arial" w:cs="Arial"/>
+          <w:b w:val="0"/>
+          <w:i w:val="0"/>
+          <w:sz w:val="22"/>
+        </w:rPr>
+        <w:t xml:space="preserve">7. Terapkan rumus Mason</w:t>
+      </w:r>
+    </w:p>
+    <w:p>
+      <w:pPr>
+        <w:tabs>
+          <w:tab w:val="center" w:pos="4393"/>
+          <w:tab w:val="right" w:pos="8787"/>
+        </w:tabs>
         <w:spacing w:before="40" w:after="120"/>
-        <w:jc w:val="center"/>
-      </w:pPr>
-      <w:r>
-        <w:rPr>
-          <w:rFonts w:ascii="Arial" w:hAnsi="Arial" w:cs="Arial"/>
-          <w:b/>
-          <w:i/>
-          <w:color w:val="305496"/>
-          <w:sz w:val="22"/>
-        </w:rPr>
-        <w:t xml:space="preserve"/>
-      </w:r>
-      <w:r>
-        <w:rPr>
-          <w:rFonts w:ascii="Arial" w:hAnsi="Arial" w:cs="Arial"/>
-          <w:b/>
-          <w:i/>
-          <w:color w:val="305496"/>
-          <w:sz w:val="22"/>
-        </w:rPr>
-        <w:t xml:space="preserve">L</w:t>
+      </w:pPr>
+      <w:r>
+        <w:rPr>
+          <w:rFonts w:ascii="Arial" w:hAnsi="Arial" w:cs="Arial"/>
+          <w:b/>
+          <w:i/>
+          <w:color w:val="305496"/>
+          <w:sz w:val="22"/>
+        </w:rPr>
+        <w:tab/>
+      </w:r>
+      <w:r>
+        <w:rPr>
+          <w:rFonts w:ascii="Arial" w:hAnsi="Arial" w:cs="Arial"/>
+          <w:b/>
+          <w:i/>
+          <w:color w:val="305496"/>
+          <w:sz w:val="22"/>
+        </w:rPr>
+        <w:t xml:space="preserve">T = </w:t>
+      </w:r>
+      <w:r>
+        <w:rPr>
+          <w:rFonts w:ascii="Arial" w:hAnsi="Arial" w:cs="Arial"/>
+          <w:b/>
+          <w:i/>
+          <w:color w:val="305496"/>
+          <w:sz w:val="22"/>
+        </w:rPr>
+        <w:t xml:space="preserve">P</w:t>
       </w:r>
       <w:r>
         <w:rPr>
@@ -4347,183 +4859,7 @@
           <w:color w:val="305496"/>
           <w:sz w:val="22"/>
         </w:rPr>
-        <w:t xml:space="preserve"> = -G·H</w:t>
-      </w:r>
-      <w:r>
-        <w:rPr>
-          <w:rFonts w:ascii="Arial" w:hAnsi="Arial" w:cs="Arial"/>
-          <w:b/>
-          <w:i/>
-          <w:color w:val="305496"/>
-          <w:sz w:val="22"/>
-        </w:rPr>
-        <w:t xml:space="preserve">   (10)</w:t>
-      </w:r>
-    </w:p>
-    <w:p>
-      <w:pPr>
-        <w:spacing w:line="360" w:lineRule="auto" w:after="120"/>
-        <w:jc w:val="both"/>
-      </w:pPr>
-      <w:r>
-        <w:rPr>
-          <w:rFonts w:ascii="Arial" w:hAnsi="Arial" w:cs="Arial"/>
-          <w:b w:val="0"/>
-          <w:i w:val="0"/>
-          <w:sz w:val="22"/>
-        </w:rPr>
-        <w:t xml:space="preserve">Satu-satunya loop, bertanda negatif karena umpan baliknya negatif.</w:t>
-      </w:r>
-    </w:p>
-    <w:p>
-      <w:pPr>
-        <w:spacing w:line="360" w:lineRule="auto" w:after="120"/>
-        <w:jc w:val="both"/>
-      </w:pPr>
-      <w:r>
-        <w:rPr>
-          <w:rFonts w:ascii="Arial" w:hAnsi="Arial" w:cs="Arial"/>
-          <w:b w:val="0"/>
-          <w:i w:val="0"/>
-          <w:sz w:val="22"/>
-        </w:rPr>
-        <w:t xml:space="preserve">4. Periksa loop tak bersentuhan</w:t>
-      </w:r>
-    </w:p>
-    <w:p>
-      <w:pPr>
-        <w:spacing w:before="40" w:after="120"/>
-        <w:jc w:val="center"/>
-      </w:pPr>
-      <w:r>
-        <w:rPr>
-          <w:rFonts w:ascii="Arial" w:hAnsi="Arial" w:cs="Arial"/>
-          <w:b/>
-          <w:i/>
-          <w:color w:val="305496"/>
-          <w:sz w:val="22"/>
-        </w:rPr>
-        <w:t xml:space="preserve">tidak ada</w:t>
-      </w:r>
-    </w:p>
-    <w:p>
-      <w:pPr>
-        <w:spacing w:line="360" w:lineRule="auto" w:after="120"/>
-        <w:jc w:val="both"/>
-      </w:pPr>
-      <w:r>
-        <w:rPr>
-          <w:rFonts w:ascii="Arial" w:hAnsi="Arial" w:cs="Arial"/>
-          <w:b w:val="0"/>
-          <w:i w:val="0"/>
-          <w:sz w:val="22"/>
-        </w:rPr>
-        <w:t xml:space="preserve">Hanya ada satu loop, sehingga tidak ada pasangan.</w:t>
-      </w:r>
-      <w:r>
-        <w:rPr>
-          <w:rFonts w:ascii="Arial" w:hAnsi="Arial" w:cs="Arial"/>
-          <w:b w:val="0"/>
-          <w:i w:val="0"/>
-          <w:sz w:val="22"/>
-        </w:rPr>
-        <w:t xml:space="preserve"> Persamaan (11) memadatkan aturan tersebut.</w:t>
-      </w:r>
-    </w:p>
-    <w:p>
-      <w:pPr>
-        <w:spacing w:line="360" w:lineRule="auto" w:after="120"/>
-        <w:jc w:val="both"/>
-      </w:pPr>
-      <w:r>
-        <w:rPr>
-          <w:rFonts w:ascii="Arial" w:hAnsi="Arial" w:cs="Arial"/>
-          <w:b w:val="0"/>
-          <w:i w:val="0"/>
-          <w:sz w:val="22"/>
-        </w:rPr>
-        <w:t xml:space="preserve">5. Susun determinan</w:t>
-      </w:r>
-    </w:p>
-    <w:p>
-      <w:pPr>
-        <w:spacing w:before="40" w:after="120"/>
-        <w:jc w:val="center"/>
-      </w:pPr>
-      <w:r>
-        <w:rPr>
-          <w:rFonts w:ascii="Arial" w:hAnsi="Arial" w:cs="Arial"/>
-          <w:b/>
-          <w:i/>
-          <w:color w:val="305496"/>
-          <w:sz w:val="22"/>
-        </w:rPr>
-        <w:t xml:space="preserve">Δ = 1 - (-G·H) = 1 + G·H</w:t>
-      </w:r>
-      <w:r>
-        <w:rPr>
-          <w:rFonts w:ascii="Arial" w:hAnsi="Arial" w:cs="Arial"/>
-          <w:b/>
-          <w:i/>
-          <w:color w:val="305496"/>
-          <w:sz w:val="22"/>
-        </w:rPr>
-        <w:t xml:space="preserve">   (11)</w:t>
-      </w:r>
-    </w:p>
-    <w:p>
-      <w:pPr>
-        <w:spacing w:line="360" w:lineRule="auto" w:after="120"/>
-        <w:jc w:val="both"/>
-      </w:pPr>
-      <w:r>
-        <w:rPr>
-          <w:rFonts w:ascii="Arial" w:hAnsi="Arial" w:cs="Arial"/>
-          <w:b w:val="0"/>
-          <w:i w:val="0"/>
-          <w:sz w:val="22"/>
-        </w:rPr>
-        <w:t xml:space="preserve">Inilah persamaan karakteristik yang sudah dikenal.</w:t>
-      </w:r>
-      <w:r>
-        <w:rPr>
-          <w:rFonts w:ascii="Arial" w:hAnsi="Arial" w:cs="Arial"/>
-          <w:b w:val="0"/>
-          <w:i w:val="0"/>
-          <w:sz w:val="22"/>
-        </w:rPr>
-        <w:t xml:space="preserve"> Rangkuman kuantitatifnya tertulis pada Persamaan (12).</w:t>
-      </w:r>
-    </w:p>
-    <w:p>
-      <w:pPr>
-        <w:spacing w:line="360" w:lineRule="auto" w:after="120"/>
-        <w:jc w:val="both"/>
-      </w:pPr>
-      <w:r>
-        <w:rPr>
-          <w:rFonts w:ascii="Arial" w:hAnsi="Arial" w:cs="Arial"/>
-          <w:b w:val="0"/>
-          <w:i w:val="0"/>
-          <w:sz w:val="22"/>
-        </w:rPr>
-        <w:t xml:space="preserve">6. Hitung kofaktor lintasan</w:t>
-      </w:r>
-    </w:p>
-    <w:p>
-      <w:pPr>
-        <w:spacing w:before="40" w:after="120"/>
-        <w:jc w:val="center"/>
-      </w:pPr>
-      <w:r>
-        <w:rPr>
-          <w:rFonts w:ascii="Arial" w:hAnsi="Arial" w:cs="Arial"/>
-          <w:b/>
-          <w:i/>
-          <w:color w:val="305496"/>
-          <w:sz w:val="22"/>
-        </w:rPr>
-        <w:t xml:space="preserve"/>
+        <w:t xml:space="preserve">·</w:t>
       </w:r>
       <w:r>
         <w:rPr>
@@ -4554,161 +4890,6 @@
           <w:color w:val="305496"/>
           <w:sz w:val="22"/>
         </w:rPr>
-        <w:t xml:space="preserve"> = 1</w:t>
-      </w:r>
-      <w:r>
-        <w:rPr>
-          <w:rFonts w:ascii="Arial" w:hAnsi="Arial" w:cs="Arial"/>
-          <w:b/>
-          <w:i/>
-          <w:color w:val="305496"/>
-          <w:sz w:val="22"/>
-        </w:rPr>
-        <w:t xml:space="preserve">   (12)</w:t>
-      </w:r>
-    </w:p>
-    <w:p>
-      <w:pPr>
-        <w:spacing w:line="360" w:lineRule="auto" w:after="120"/>
-        <w:jc w:val="both"/>
-      </w:pPr>
-      <w:r>
-        <w:rPr>
-          <w:rFonts w:ascii="Arial" w:hAnsi="Arial" w:cs="Arial"/>
-          <w:b w:val="0"/>
-          <w:i w:val="0"/>
-          <w:sz w:val="22"/>
-        </w:rPr>
-        <w:t xml:space="preserve">Loop L1 bersentuhan dengan lintasan </w:t>
-      </w:r>
-      <w:r>
-        <w:rPr>
-          <w:rFonts w:ascii="Arial" w:hAnsi="Arial" w:cs="Arial"/>
-          <w:b w:val="0"/>
-          <w:i w:val="0"/>
-          <w:sz w:val="22"/>
-        </w:rPr>
-        <w:t xml:space="preserve">P</w:t>
-      </w:r>
-      <w:r>
-        <w:rPr>
-          <w:rFonts w:ascii="Arial" w:hAnsi="Arial" w:cs="Arial"/>
-          <w:b w:val="0"/>
-          <w:i w:val="0"/>
-          <w:sz w:val="22"/>
-          <w:vertAlign w:val="subscript"/>
-        </w:rPr>
-        <w:t xml:space="preserve">1</w:t>
-      </w:r>
-      <w:r>
-        <w:rPr>
-          <w:rFonts w:ascii="Arial" w:hAnsi="Arial" w:cs="Arial"/>
-          <w:b w:val="0"/>
-          <w:i w:val="0"/>
-          <w:sz w:val="22"/>
-        </w:rPr>
-        <w:t xml:space="preserve">, sehingga dihapus seluruhnya.</w:t>
-      </w:r>
-      <w:r>
-        <w:rPr>
-          <w:rFonts w:ascii="Arial" w:hAnsi="Arial" w:cs="Arial"/>
-          <w:b w:val="0"/>
-          <w:i w:val="0"/>
-          <w:sz w:val="22"/>
-        </w:rPr>
-        <w:t xml:space="preserve"> Hubungan ini dirangkum dalam Persamaan (13).</w:t>
-      </w:r>
-    </w:p>
-    <w:p>
-      <w:pPr>
-        <w:spacing w:line="360" w:lineRule="auto" w:after="120"/>
-        <w:jc w:val="both"/>
-      </w:pPr>
-      <w:r>
-        <w:rPr>
-          <w:rFonts w:ascii="Arial" w:hAnsi="Arial" w:cs="Arial"/>
-          <w:b w:val="0"/>
-          <w:i w:val="0"/>
-          <w:sz w:val="22"/>
-        </w:rPr>
-        <w:t xml:space="preserve">7. Terapkan rumus Mason</w:t>
-      </w:r>
-    </w:p>
-    <w:p>
-      <w:pPr>
-        <w:spacing w:before="40" w:after="120"/>
-        <w:jc w:val="center"/>
-      </w:pPr>
-      <w:r>
-        <w:rPr>
-          <w:rFonts w:ascii="Arial" w:hAnsi="Arial" w:cs="Arial"/>
-          <w:b/>
-          <w:i/>
-          <w:color w:val="305496"/>
-          <w:sz w:val="22"/>
-        </w:rPr>
-        <w:t xml:space="preserve">T = </w:t>
-      </w:r>
-      <w:r>
-        <w:rPr>
-          <w:rFonts w:ascii="Arial" w:hAnsi="Arial" w:cs="Arial"/>
-          <w:b/>
-          <w:i/>
-          <w:color w:val="305496"/>
-          <w:sz w:val="22"/>
-        </w:rPr>
-        <w:t xml:space="preserve">P</w:t>
-      </w:r>
-      <w:r>
-        <w:rPr>
-          <w:rFonts w:ascii="Arial" w:hAnsi="Arial" w:cs="Arial"/>
-          <w:b/>
-          <w:i/>
-          <w:color w:val="305496"/>
-          <w:sz w:val="22"/>
-          <w:vertAlign w:val="subscript"/>
-        </w:rPr>
-        <w:t xml:space="preserve">1</w:t>
-      </w:r>
-      <w:r>
-        <w:rPr>
-          <w:rFonts w:ascii="Arial" w:hAnsi="Arial" w:cs="Arial"/>
-          <w:b/>
-          <w:i/>
-          <w:color w:val="305496"/>
-          <w:sz w:val="22"/>
-        </w:rPr>
-        <w:t xml:space="preserve">·</w:t>
-      </w:r>
-      <w:r>
-        <w:rPr>
-          <w:rFonts w:ascii="Arial" w:hAnsi="Arial" w:cs="Arial"/>
-          <w:b/>
-          <w:i/>
-          <w:color w:val="305496"/>
-          <w:sz w:val="22"/>
-        </w:rPr>
-        <w:t xml:space="preserve">Δ</w:t>
-      </w:r>
-      <w:r>
-        <w:rPr>
-          <w:rFonts w:ascii="Arial" w:hAnsi="Arial" w:cs="Arial"/>
-          <w:b/>
-          <w:i/>
-          <w:color w:val="305496"/>
-          <w:sz w:val="22"/>
-          <w:vertAlign w:val="subscript"/>
-        </w:rPr>
-        <w:t xml:space="preserve">1</w:t>
-      </w:r>
-      <w:r>
-        <w:rPr>
-          <w:rFonts w:ascii="Arial" w:hAnsi="Arial" w:cs="Arial"/>
-          <w:b/>
-          <w:i/>
-          <w:color w:val="305496"/>
-          <w:sz w:val="22"/>
-        </w:rPr>
         <w:t xml:space="preserve">/Δ = G/(1 + G·H)</w:t>
       </w:r>
       <w:r>
@@ -4719,7 +4900,8 @@
           <w:color w:val="305496"/>
           <w:sz w:val="22"/>
         </w:rPr>
-        <w:t xml:space="preserve">   (13)</w:t>
+        <w:tab/>
+        <w:t xml:space="preserve">(13)</w:t>
       </w:r>
     </w:p>
     <w:p>
@@ -5096,6 +5278,190 @@
     </w:p>
     <w:p>
       <w:pPr>
+        <w:tabs>
+          <w:tab w:val="center" w:pos="4393"/>
+          <w:tab w:val="right" w:pos="8787"/>
+        </w:tabs>
+        <w:spacing w:before="40" w:after="120"/>
+      </w:pPr>
+      <w:r>
+        <w:rPr>
+          <w:rFonts w:ascii="Arial" w:hAnsi="Arial" w:cs="Arial"/>
+          <w:b/>
+          <w:i/>
+          <w:color w:val="305496"/>
+          <w:sz w:val="22"/>
+        </w:rPr>
+        <w:tab/>
+      </w:r>
+      <w:r>
+        <w:rPr>
+          <w:rFonts w:ascii="Arial" w:hAnsi="Arial" w:cs="Arial"/>
+          <w:b/>
+          <w:i/>
+          <w:color w:val="305496"/>
+          <w:sz w:val="22"/>
+        </w:rPr>
+        <w:t xml:space="preserve">sum L = -</w:t>
+      </w:r>
+      <w:r>
+        <w:rPr>
+          <w:rFonts w:ascii="Arial" w:hAnsi="Arial" w:cs="Arial"/>
+          <w:b/>
+          <w:i/>
+          <w:color w:val="305496"/>
+          <w:sz w:val="22"/>
+        </w:rPr>
+        <w:t xml:space="preserve">G</w:t>
+      </w:r>
+      <w:r>
+        <w:rPr>
+          <w:rFonts w:ascii="Arial" w:hAnsi="Arial" w:cs="Arial"/>
+          <w:b/>
+          <w:i/>
+          <w:color w:val="305496"/>
+          <w:sz w:val="22"/>
+          <w:vertAlign w:val="subscript"/>
+        </w:rPr>
+        <w:t xml:space="preserve">1</w:t>
+      </w:r>
+      <w:r>
+        <w:rPr>
+          <w:rFonts w:ascii="Arial" w:hAnsi="Arial" w:cs="Arial"/>
+          <w:b/>
+          <w:i/>
+          <w:color w:val="305496"/>
+          <w:sz w:val="22"/>
+        </w:rPr>
+        <w:t xml:space="preserve">·</w:t>
+      </w:r>
+      <w:r>
+        <w:rPr>
+          <w:rFonts w:ascii="Arial" w:hAnsi="Arial" w:cs="Arial"/>
+          <w:b/>
+          <w:i/>
+          <w:color w:val="305496"/>
+          <w:sz w:val="22"/>
+        </w:rPr>
+        <w:t xml:space="preserve">H</w:t>
+      </w:r>
+      <w:r>
+        <w:rPr>
+          <w:rFonts w:ascii="Arial" w:hAnsi="Arial" w:cs="Arial"/>
+          <w:b/>
+          <w:i/>
+          <w:color w:val="305496"/>
+          <w:sz w:val="22"/>
+          <w:vertAlign w:val="subscript"/>
+        </w:rPr>
+        <w:t xml:space="preserve">1</w:t>
+      </w:r>
+      <w:r>
+        <w:rPr>
+          <w:rFonts w:ascii="Arial" w:hAnsi="Arial" w:cs="Arial"/>
+          <w:b/>
+          <w:i/>
+          <w:color w:val="305496"/>
+          <w:sz w:val="22"/>
+        </w:rPr>
+        <w:t xml:space="preserve"> - </w:t>
+      </w:r>
+      <w:r>
+        <w:rPr>
+          <w:rFonts w:ascii="Arial" w:hAnsi="Arial" w:cs="Arial"/>
+          <w:b/>
+          <w:i/>
+          <w:color w:val="305496"/>
+          <w:sz w:val="22"/>
+        </w:rPr>
+        <w:t xml:space="preserve">G</w:t>
+      </w:r>
+      <w:r>
+        <w:rPr>
+          <w:rFonts w:ascii="Arial" w:hAnsi="Arial" w:cs="Arial"/>
+          <w:b/>
+          <w:i/>
+          <w:color w:val="305496"/>
+          <w:sz w:val="22"/>
+          <w:vertAlign w:val="subscript"/>
+        </w:rPr>
+        <w:t xml:space="preserve">3</w:t>
+      </w:r>
+      <w:r>
+        <w:rPr>
+          <w:rFonts w:ascii="Arial" w:hAnsi="Arial" w:cs="Arial"/>
+          <w:b/>
+          <w:i/>
+          <w:color w:val="305496"/>
+          <w:sz w:val="22"/>
+        </w:rPr>
+        <w:t xml:space="preserve">·</w:t>
+      </w:r>
+      <w:r>
+        <w:rPr>
+          <w:rFonts w:ascii="Arial" w:hAnsi="Arial" w:cs="Arial"/>
+          <w:b/>
+          <w:i/>
+          <w:color w:val="305496"/>
+          <w:sz w:val="22"/>
+        </w:rPr>
+        <w:t xml:space="preserve">H</w:t>
+      </w:r>
+      <w:r>
+        <w:rPr>
+          <w:rFonts w:ascii="Arial" w:hAnsi="Arial" w:cs="Arial"/>
+          <w:b/>
+          <w:i/>
+          <w:color w:val="305496"/>
+          <w:sz w:val="22"/>
+          <w:vertAlign w:val="subscript"/>
+        </w:rPr>
+        <w:t xml:space="preserve">2</w:t>
+      </w:r>
+      <w:r>
+        <w:rPr>
+          <w:rFonts w:ascii="Arial" w:hAnsi="Arial" w:cs="Arial"/>
+          <w:b/>
+          <w:i/>
+          <w:color w:val="305496"/>
+          <w:sz w:val="22"/>
+        </w:rPr>
+        <w:tab/>
+        <w:t xml:space="preserve">(14)</w:t>
+      </w:r>
+    </w:p>
+    <w:p>
+      <w:pPr>
+        <w:spacing w:line="360" w:lineRule="auto" w:after="120"/>
+        <w:jc w:val="both"/>
+      </w:pPr>
+      <w:r>
+        <w:rPr>
+          <w:rFonts w:ascii="Arial" w:hAnsi="Arial" w:cs="Arial"/>
+          <w:b w:val="0"/>
+          <w:i w:val="0"/>
+          <w:sz w:val="22"/>
+        </w:rPr>
+        <w:t xml:space="preserve">Kedua loop bertanda negatif karena umpan baliknya negatif.</w:t>
+      </w:r>
+    </w:p>
+    <w:p>
+      <w:pPr>
+        <w:spacing w:line="360" w:lineRule="auto" w:after="120"/>
+        <w:jc w:val="both"/>
+      </w:pPr>
+      <w:r>
+        <w:rPr>
+          <w:rFonts w:ascii="Arial" w:hAnsi="Arial" w:cs="Arial"/>
+          <w:b w:val="0"/>
+          <w:i w:val="0"/>
+          <w:sz w:val="22"/>
+        </w:rPr>
+        <w:t xml:space="preserve">2. Periksa persentuhan</w:t>
+      </w:r>
+    </w:p>
+    <w:p>
+      <w:pPr>
         <w:spacing w:before="40" w:after="120"/>
         <w:jc w:val="center"/>
       </w:pPr>
@@ -5107,7 +5473,137 @@
           <w:color w:val="305496"/>
           <w:sz w:val="22"/>
         </w:rPr>
-        <w:t xml:space="preserve">sum L = -</w:t>
+        <w:t xml:space="preserve">L1 dan L2 tidak bersentuhan</w:t>
+      </w:r>
+    </w:p>
+    <w:p>
+      <w:pPr>
+        <w:spacing w:line="360" w:lineRule="auto" w:after="120"/>
+        <w:jc w:val="both"/>
+      </w:pPr>
+      <w:r>
+        <w:rPr>
+          <w:rFonts w:ascii="Arial" w:hAnsi="Arial" w:cs="Arial"/>
+          <w:b w:val="0"/>
+          <w:i w:val="0"/>
+          <w:sz w:val="22"/>
+        </w:rPr>
+        <w:t xml:space="preserve">Keduanya berada di bagian berbeda pada lintasan dan tidak berbagi simpul.</w:t>
+      </w:r>
+      <w:r>
+        <w:rPr>
+          <w:rFonts w:ascii="Arial" w:hAnsi="Arial" w:cs="Arial"/>
+          <w:b w:val="0"/>
+          <w:i w:val="0"/>
+          <w:sz w:val="22"/>
+        </w:rPr>
+        <w:t xml:space="preserve"> Persamaan (15) memadatkan aturan tersebut.</w:t>
+      </w:r>
+    </w:p>
+    <w:p>
+      <w:pPr>
+        <w:spacing w:line="360" w:lineRule="auto" w:after="120"/>
+        <w:jc w:val="both"/>
+      </w:pPr>
+      <w:r>
+        <w:rPr>
+          <w:rFonts w:ascii="Arial" w:hAnsi="Arial" w:cs="Arial"/>
+          <w:b w:val="0"/>
+          <w:i w:val="0"/>
+          <w:sz w:val="22"/>
+        </w:rPr>
+        <w:t xml:space="preserve">3. Hitung hasil kali pasangan</w:t>
+      </w:r>
+    </w:p>
+    <w:p>
+      <w:pPr>
+        <w:tabs>
+          <w:tab w:val="center" w:pos="4393"/>
+          <w:tab w:val="right" w:pos="8787"/>
+        </w:tabs>
+        <w:spacing w:before="40" w:after="120"/>
+      </w:pPr>
+      <w:r>
+        <w:rPr>
+          <w:rFonts w:ascii="Arial" w:hAnsi="Arial" w:cs="Arial"/>
+          <w:b/>
+          <w:i/>
+          <w:color w:val="305496"/>
+          <w:sz w:val="22"/>
+        </w:rPr>
+        <w:tab/>
+      </w:r>
+      <w:r>
+        <w:rPr>
+          <w:rFonts w:ascii="Arial" w:hAnsi="Arial" w:cs="Arial"/>
+          <w:b/>
+          <w:i/>
+          <w:color w:val="305496"/>
+          <w:sz w:val="22"/>
+        </w:rPr>
+        <w:t xml:space="preserve"/>
+      </w:r>
+      <w:r>
+        <w:rPr>
+          <w:rFonts w:ascii="Arial" w:hAnsi="Arial" w:cs="Arial"/>
+          <w:b/>
+          <w:i/>
+          <w:color w:val="305496"/>
+          <w:sz w:val="22"/>
+        </w:rPr>
+        <w:t xml:space="preserve">L</w:t>
+      </w:r>
+      <w:r>
+        <w:rPr>
+          <w:rFonts w:ascii="Arial" w:hAnsi="Arial" w:cs="Arial"/>
+          <w:b/>
+          <w:i/>
+          <w:color w:val="305496"/>
+          <w:sz w:val="22"/>
+          <w:vertAlign w:val="subscript"/>
+        </w:rPr>
+        <w:t xml:space="preserve">1</w:t>
+      </w:r>
+      <w:r>
+        <w:rPr>
+          <w:rFonts w:ascii="Arial" w:hAnsi="Arial" w:cs="Arial"/>
+          <w:b/>
+          <w:i/>
+          <w:color w:val="305496"/>
+          <w:sz w:val="22"/>
+        </w:rPr>
+        <w:t xml:space="preserve">·</w:t>
+      </w:r>
+      <w:r>
+        <w:rPr>
+          <w:rFonts w:ascii="Arial" w:hAnsi="Arial" w:cs="Arial"/>
+          <w:b/>
+          <w:i/>
+          <w:color w:val="305496"/>
+          <w:sz w:val="22"/>
+        </w:rPr>
+        <w:t xml:space="preserve">L</w:t>
+      </w:r>
+      <w:r>
+        <w:rPr>
+          <w:rFonts w:ascii="Arial" w:hAnsi="Arial" w:cs="Arial"/>
+          <w:b/>
+          <w:i/>
+          <w:color w:val="305496"/>
+          <w:sz w:val="22"/>
+          <w:vertAlign w:val="subscript"/>
+        </w:rPr>
+        <w:t xml:space="preserve">2</w:t>
+      </w:r>
+      <w:r>
+        <w:rPr>
+          <w:rFonts w:ascii="Arial" w:hAnsi="Arial" w:cs="Arial"/>
+          <w:b/>
+          <w:i/>
+          <w:color w:val="305496"/>
+          <w:sz w:val="22"/>
+        </w:rPr>
+        <w:t xml:space="preserve"> = </w:t>
       </w:r>
       <w:r>
         <w:rPr>
@@ -5169,7 +5665,7 @@
           <w:color w:val="305496"/>
           <w:sz w:val="22"/>
         </w:rPr>
-        <w:t xml:space="preserve"> - </w:t>
+        <w:t xml:space="preserve">·</w:t>
       </w:r>
       <w:r>
         <w:rPr>
@@ -5231,99 +5727,587 @@
           <w:color w:val="305496"/>
           <w:sz w:val="22"/>
         </w:rPr>
-        <w:t xml:space="preserve">   (14)</w:t>
-      </w:r>
-    </w:p>
-    <w:p>
-      <w:pPr>
-        <w:spacing w:line="360" w:lineRule="auto" w:after="120"/>
-        <w:jc w:val="both"/>
-      </w:pPr>
-      <w:r>
-        <w:rPr>
-          <w:rFonts w:ascii="Arial" w:hAnsi="Arial" w:cs="Arial"/>
-          <w:b w:val="0"/>
-          <w:i w:val="0"/>
-          <w:sz w:val="22"/>
-        </w:rPr>
-        <w:t xml:space="preserve">Kedua loop bertanda negatif karena umpan baliknya negatif.</w:t>
-      </w:r>
-    </w:p>
-    <w:p>
-      <w:pPr>
-        <w:spacing w:line="360" w:lineRule="auto" w:after="120"/>
-        <w:jc w:val="both"/>
-      </w:pPr>
-      <w:r>
-        <w:rPr>
-          <w:rFonts w:ascii="Arial" w:hAnsi="Arial" w:cs="Arial"/>
-          <w:b w:val="0"/>
-          <w:i w:val="0"/>
-          <w:sz w:val="22"/>
-        </w:rPr>
-        <w:t xml:space="preserve">2. Periksa persentuhan</w:t>
-      </w:r>
-    </w:p>
-    <w:p>
-      <w:pPr>
+        <w:tab/>
+        <w:t xml:space="preserve">(15)</w:t>
+      </w:r>
+    </w:p>
+    <w:p>
+      <w:pPr>
+        <w:spacing w:line="360" w:lineRule="auto" w:after="120"/>
+        <w:jc w:val="both"/>
+      </w:pPr>
+      <w:r>
+        <w:rPr>
+          <w:rFonts w:ascii="Arial" w:hAnsi="Arial" w:cs="Arial"/>
+          <w:b w:val="0"/>
+          <w:i w:val="0"/>
+          <w:sz w:val="22"/>
+        </w:rPr>
+        <w:t xml:space="preserve">Perkalian dua bilangan negatif menghasilkan positif.</w:t>
+      </w:r>
+      <w:r>
+        <w:rPr>
+          <w:rFonts w:ascii="Arial" w:hAnsi="Arial" w:cs="Arial"/>
+          <w:b w:val="0"/>
+          <w:i w:val="0"/>
+          <w:sz w:val="22"/>
+        </w:rPr>
+        <w:t xml:space="preserve"> Rangkuman kuantitatifnya tertulis pada Persamaan (16).</w:t>
+      </w:r>
+    </w:p>
+    <w:p>
+      <w:pPr>
+        <w:spacing w:line="360" w:lineRule="auto" w:after="120"/>
+        <w:jc w:val="both"/>
+      </w:pPr>
+      <w:r>
+        <w:rPr>
+          <w:rFonts w:ascii="Arial" w:hAnsi="Arial" w:cs="Arial"/>
+          <w:b w:val="0"/>
+          <w:i w:val="0"/>
+          <w:sz w:val="22"/>
+        </w:rPr>
+        <w:t xml:space="preserve">4. Susun determinan</w:t>
+      </w:r>
+    </w:p>
+    <w:p>
+      <w:pPr>
+        <w:tabs>
+          <w:tab w:val="center" w:pos="4393"/>
+          <w:tab w:val="right" w:pos="8787"/>
+        </w:tabs>
         <w:spacing w:before="40" w:after="120"/>
-        <w:jc w:val="center"/>
-      </w:pPr>
-      <w:r>
-        <w:rPr>
-          <w:rFonts w:ascii="Arial" w:hAnsi="Arial" w:cs="Arial"/>
-          <w:b/>
-          <w:i/>
-          <w:color w:val="305496"/>
-          <w:sz w:val="22"/>
-        </w:rPr>
-        <w:t xml:space="preserve">L1 dan L2 tidak bersentuhan</w:t>
-      </w:r>
-    </w:p>
-    <w:p>
-      <w:pPr>
-        <w:spacing w:line="360" w:lineRule="auto" w:after="120"/>
-        <w:jc w:val="both"/>
-      </w:pPr>
-      <w:r>
-        <w:rPr>
-          <w:rFonts w:ascii="Arial" w:hAnsi="Arial" w:cs="Arial"/>
-          <w:b w:val="0"/>
-          <w:i w:val="0"/>
-          <w:sz w:val="22"/>
-        </w:rPr>
-        <w:t xml:space="preserve">Keduanya berada di bagian berbeda pada lintasan dan tidak berbagi simpul.</w:t>
-      </w:r>
-      <w:r>
-        <w:rPr>
-          <w:rFonts w:ascii="Arial" w:hAnsi="Arial" w:cs="Arial"/>
-          <w:b w:val="0"/>
-          <w:i w:val="0"/>
-          <w:sz w:val="22"/>
-        </w:rPr>
-        <w:t xml:space="preserve"> Persamaan (15) memadatkan aturan tersebut.</w:t>
-      </w:r>
-    </w:p>
-    <w:p>
-      <w:pPr>
-        <w:spacing w:line="360" w:lineRule="auto" w:after="120"/>
-        <w:jc w:val="both"/>
-      </w:pPr>
-      <w:r>
-        <w:rPr>
-          <w:rFonts w:ascii="Arial" w:hAnsi="Arial" w:cs="Arial"/>
-          <w:b w:val="0"/>
-          <w:i w:val="0"/>
-          <w:sz w:val="22"/>
-        </w:rPr>
-        <w:t xml:space="preserve">3. Hitung hasil kali pasangan</w:t>
-      </w:r>
-    </w:p>
-    <w:p>
-      <w:pPr>
+      </w:pPr>
+      <w:r>
+        <w:rPr>
+          <w:rFonts w:ascii="Arial" w:hAnsi="Arial" w:cs="Arial"/>
+          <w:b/>
+          <w:i/>
+          <w:color w:val="305496"/>
+          <w:sz w:val="22"/>
+        </w:rPr>
+        <w:tab/>
+      </w:r>
+      <w:r>
+        <w:rPr>
+          <w:rFonts w:ascii="Arial" w:hAnsi="Arial" w:cs="Arial"/>
+          <w:b/>
+          <w:i/>
+          <w:color w:val="305496"/>
+          <w:sz w:val="22"/>
+        </w:rPr>
+        <w:t xml:space="preserve">Δ = 1 + </w:t>
+      </w:r>
+      <w:r>
+        <w:rPr>
+          <w:rFonts w:ascii="Arial" w:hAnsi="Arial" w:cs="Arial"/>
+          <w:b/>
+          <w:i/>
+          <w:color w:val="305496"/>
+          <w:sz w:val="22"/>
+        </w:rPr>
+        <w:t xml:space="preserve">G</w:t>
+      </w:r>
+      <w:r>
+        <w:rPr>
+          <w:rFonts w:ascii="Arial" w:hAnsi="Arial" w:cs="Arial"/>
+          <w:b/>
+          <w:i/>
+          <w:color w:val="305496"/>
+          <w:sz w:val="22"/>
+          <w:vertAlign w:val="subscript"/>
+        </w:rPr>
+        <w:t xml:space="preserve">1</w:t>
+      </w:r>
+      <w:r>
+        <w:rPr>
+          <w:rFonts w:ascii="Arial" w:hAnsi="Arial" w:cs="Arial"/>
+          <w:b/>
+          <w:i/>
+          <w:color w:val="305496"/>
+          <w:sz w:val="22"/>
+        </w:rPr>
+        <w:t xml:space="preserve">·</w:t>
+      </w:r>
+      <w:r>
+        <w:rPr>
+          <w:rFonts w:ascii="Arial" w:hAnsi="Arial" w:cs="Arial"/>
+          <w:b/>
+          <w:i/>
+          <w:color w:val="305496"/>
+          <w:sz w:val="22"/>
+        </w:rPr>
+        <w:t xml:space="preserve">H</w:t>
+      </w:r>
+      <w:r>
+        <w:rPr>
+          <w:rFonts w:ascii="Arial" w:hAnsi="Arial" w:cs="Arial"/>
+          <w:b/>
+          <w:i/>
+          <w:color w:val="305496"/>
+          <w:sz w:val="22"/>
+          <w:vertAlign w:val="subscript"/>
+        </w:rPr>
+        <w:t xml:space="preserve">1</w:t>
+      </w:r>
+      <w:r>
+        <w:rPr>
+          <w:rFonts w:ascii="Arial" w:hAnsi="Arial" w:cs="Arial"/>
+          <w:b/>
+          <w:i/>
+          <w:color w:val="305496"/>
+          <w:sz w:val="22"/>
+        </w:rPr>
+        <w:t xml:space="preserve"> + </w:t>
+      </w:r>
+      <w:r>
+        <w:rPr>
+          <w:rFonts w:ascii="Arial" w:hAnsi="Arial" w:cs="Arial"/>
+          <w:b/>
+          <w:i/>
+          <w:color w:val="305496"/>
+          <w:sz w:val="22"/>
+        </w:rPr>
+        <w:t xml:space="preserve">G</w:t>
+      </w:r>
+      <w:r>
+        <w:rPr>
+          <w:rFonts w:ascii="Arial" w:hAnsi="Arial" w:cs="Arial"/>
+          <w:b/>
+          <w:i/>
+          <w:color w:val="305496"/>
+          <w:sz w:val="22"/>
+          <w:vertAlign w:val="subscript"/>
+        </w:rPr>
+        <w:t xml:space="preserve">3</w:t>
+      </w:r>
+      <w:r>
+        <w:rPr>
+          <w:rFonts w:ascii="Arial" w:hAnsi="Arial" w:cs="Arial"/>
+          <w:b/>
+          <w:i/>
+          <w:color w:val="305496"/>
+          <w:sz w:val="22"/>
+        </w:rPr>
+        <w:t xml:space="preserve">·</w:t>
+      </w:r>
+      <w:r>
+        <w:rPr>
+          <w:rFonts w:ascii="Arial" w:hAnsi="Arial" w:cs="Arial"/>
+          <w:b/>
+          <w:i/>
+          <w:color w:val="305496"/>
+          <w:sz w:val="22"/>
+        </w:rPr>
+        <w:t xml:space="preserve">H</w:t>
+      </w:r>
+      <w:r>
+        <w:rPr>
+          <w:rFonts w:ascii="Arial" w:hAnsi="Arial" w:cs="Arial"/>
+          <w:b/>
+          <w:i/>
+          <w:color w:val="305496"/>
+          <w:sz w:val="22"/>
+          <w:vertAlign w:val="subscript"/>
+        </w:rPr>
+        <w:t xml:space="preserve">2</w:t>
+      </w:r>
+      <w:r>
+        <w:rPr>
+          <w:rFonts w:ascii="Arial" w:hAnsi="Arial" w:cs="Arial"/>
+          <w:b/>
+          <w:i/>
+          <w:color w:val="305496"/>
+          <w:sz w:val="22"/>
+        </w:rPr>
+        <w:t xml:space="preserve"> + </w:t>
+      </w:r>
+      <w:r>
+        <w:rPr>
+          <w:rFonts w:ascii="Arial" w:hAnsi="Arial" w:cs="Arial"/>
+          <w:b/>
+          <w:i/>
+          <w:color w:val="305496"/>
+          <w:sz w:val="22"/>
+        </w:rPr>
+        <w:t xml:space="preserve">G</w:t>
+      </w:r>
+      <w:r>
+        <w:rPr>
+          <w:rFonts w:ascii="Arial" w:hAnsi="Arial" w:cs="Arial"/>
+          <w:b/>
+          <w:i/>
+          <w:color w:val="305496"/>
+          <w:sz w:val="22"/>
+          <w:vertAlign w:val="subscript"/>
+        </w:rPr>
+        <w:t xml:space="preserve">1</w:t>
+      </w:r>
+      <w:r>
+        <w:rPr>
+          <w:rFonts w:ascii="Arial" w:hAnsi="Arial" w:cs="Arial"/>
+          <w:b/>
+          <w:i/>
+          <w:color w:val="305496"/>
+          <w:sz w:val="22"/>
+        </w:rPr>
+        <w:t xml:space="preserve">·</w:t>
+      </w:r>
+      <w:r>
+        <w:rPr>
+          <w:rFonts w:ascii="Arial" w:hAnsi="Arial" w:cs="Arial"/>
+          <w:b/>
+          <w:i/>
+          <w:color w:val="305496"/>
+          <w:sz w:val="22"/>
+        </w:rPr>
+        <w:t xml:space="preserve">H</w:t>
+      </w:r>
+      <w:r>
+        <w:rPr>
+          <w:rFonts w:ascii="Arial" w:hAnsi="Arial" w:cs="Arial"/>
+          <w:b/>
+          <w:i/>
+          <w:color w:val="305496"/>
+          <w:sz w:val="22"/>
+          <w:vertAlign w:val="subscript"/>
+        </w:rPr>
+        <w:t xml:space="preserve">1</w:t>
+      </w:r>
+      <w:r>
+        <w:rPr>
+          <w:rFonts w:ascii="Arial" w:hAnsi="Arial" w:cs="Arial"/>
+          <w:b/>
+          <w:i/>
+          <w:color w:val="305496"/>
+          <w:sz w:val="22"/>
+        </w:rPr>
+        <w:t xml:space="preserve">·</w:t>
+      </w:r>
+      <w:r>
+        <w:rPr>
+          <w:rFonts w:ascii="Arial" w:hAnsi="Arial" w:cs="Arial"/>
+          <w:b/>
+          <w:i/>
+          <w:color w:val="305496"/>
+          <w:sz w:val="22"/>
+        </w:rPr>
+        <w:t xml:space="preserve">G</w:t>
+      </w:r>
+      <w:r>
+        <w:rPr>
+          <w:rFonts w:ascii="Arial" w:hAnsi="Arial" w:cs="Arial"/>
+          <w:b/>
+          <w:i/>
+          <w:color w:val="305496"/>
+          <w:sz w:val="22"/>
+          <w:vertAlign w:val="subscript"/>
+        </w:rPr>
+        <w:t xml:space="preserve">3</w:t>
+      </w:r>
+      <w:r>
+        <w:rPr>
+          <w:rFonts w:ascii="Arial" w:hAnsi="Arial" w:cs="Arial"/>
+          <w:b/>
+          <w:i/>
+          <w:color w:val="305496"/>
+          <w:sz w:val="22"/>
+        </w:rPr>
+        <w:t xml:space="preserve">·</w:t>
+      </w:r>
+      <w:r>
+        <w:rPr>
+          <w:rFonts w:ascii="Arial" w:hAnsi="Arial" w:cs="Arial"/>
+          <w:b/>
+          <w:i/>
+          <w:color w:val="305496"/>
+          <w:sz w:val="22"/>
+        </w:rPr>
+        <w:t xml:space="preserve">H</w:t>
+      </w:r>
+      <w:r>
+        <w:rPr>
+          <w:rFonts w:ascii="Arial" w:hAnsi="Arial" w:cs="Arial"/>
+          <w:b/>
+          <w:i/>
+          <w:color w:val="305496"/>
+          <w:sz w:val="22"/>
+          <w:vertAlign w:val="subscript"/>
+        </w:rPr>
+        <w:t xml:space="preserve">2</w:t>
+      </w:r>
+      <w:r>
+        <w:rPr>
+          <w:rFonts w:ascii="Arial" w:hAnsi="Arial" w:cs="Arial"/>
+          <w:b/>
+          <w:i/>
+          <w:color w:val="305496"/>
+          <w:sz w:val="22"/>
+        </w:rPr>
+        <w:tab/>
+        <w:t xml:space="preserve">(16)</w:t>
+      </w:r>
+    </w:p>
+    <w:p>
+      <w:pPr>
+        <w:spacing w:line="360" w:lineRule="auto" w:after="120"/>
+        <w:jc w:val="both"/>
+      </w:pPr>
+      <w:r>
+        <w:rPr>
+          <w:rFonts w:ascii="Arial" w:hAnsi="Arial" w:cs="Arial"/>
+          <w:b w:val="0"/>
+          <w:i w:val="0"/>
+          <w:sz w:val="22"/>
+        </w:rPr>
+        <w:t xml:space="preserve">Suku terakhir inilah yang paling sering terlupakan.</w:t>
+      </w:r>
+      <w:r>
+        <w:rPr>
+          <w:rFonts w:ascii="Arial" w:hAnsi="Arial" w:cs="Arial"/>
+          <w:b w:val="0"/>
+          <w:i w:val="0"/>
+          <w:sz w:val="22"/>
+        </w:rPr>
+        <w:t xml:space="preserve"> Hubungan ini dirangkum dalam Persamaan (17).</w:t>
+      </w:r>
+    </w:p>
+    <w:p>
+      <w:pPr>
+        <w:spacing w:line="360" w:lineRule="auto" w:after="120"/>
+        <w:jc w:val="both"/>
+      </w:pPr>
+      <w:r>
+        <w:rPr>
+          <w:rFonts w:ascii="Arial" w:hAnsi="Arial" w:cs="Arial"/>
+          <w:b w:val="0"/>
+          <w:i w:val="0"/>
+          <w:sz w:val="22"/>
+        </w:rPr>
+        <w:t xml:space="preserve">5. Faktorkan determinan</w:t>
+      </w:r>
+    </w:p>
+    <w:p>
+      <w:pPr>
+        <w:tabs>
+          <w:tab w:val="center" w:pos="4393"/>
+          <w:tab w:val="right" w:pos="8787"/>
+        </w:tabs>
         <w:spacing w:before="40" w:after="120"/>
-        <w:jc w:val="center"/>
-      </w:pPr>
+      </w:pPr>
+      <w:r>
+        <w:rPr>
+          <w:rFonts w:ascii="Arial" w:hAnsi="Arial" w:cs="Arial"/>
+          <w:b/>
+          <w:i/>
+          <w:color w:val="305496"/>
+          <w:sz w:val="22"/>
+        </w:rPr>
+        <w:tab/>
+      </w:r>
+      <w:r>
+        <w:rPr>
+          <w:rFonts w:ascii="Arial" w:hAnsi="Arial" w:cs="Arial"/>
+          <w:b/>
+          <w:i/>
+          <w:color w:val="305496"/>
+          <w:sz w:val="22"/>
+        </w:rPr>
+        <w:t xml:space="preserve">Δ = (1 + </w:t>
+      </w:r>
+      <w:r>
+        <w:rPr>
+          <w:rFonts w:ascii="Arial" w:hAnsi="Arial" w:cs="Arial"/>
+          <w:b/>
+          <w:i/>
+          <w:color w:val="305496"/>
+          <w:sz w:val="22"/>
+        </w:rPr>
+        <w:t xml:space="preserve">G</w:t>
+      </w:r>
+      <w:r>
+        <w:rPr>
+          <w:rFonts w:ascii="Arial" w:hAnsi="Arial" w:cs="Arial"/>
+          <w:b/>
+          <w:i/>
+          <w:color w:val="305496"/>
+          <w:sz w:val="22"/>
+          <w:vertAlign w:val="subscript"/>
+        </w:rPr>
+        <w:t xml:space="preserve">1</w:t>
+      </w:r>
+      <w:r>
+        <w:rPr>
+          <w:rFonts w:ascii="Arial" w:hAnsi="Arial" w:cs="Arial"/>
+          <w:b/>
+          <w:i/>
+          <w:color w:val="305496"/>
+          <w:sz w:val="22"/>
+        </w:rPr>
+        <w:t xml:space="preserve">·</w:t>
+      </w:r>
+      <w:r>
+        <w:rPr>
+          <w:rFonts w:ascii="Arial" w:hAnsi="Arial" w:cs="Arial"/>
+          <w:b/>
+          <w:i/>
+          <w:color w:val="305496"/>
+          <w:sz w:val="22"/>
+        </w:rPr>
+        <w:t xml:space="preserve">H</w:t>
+      </w:r>
+      <w:r>
+        <w:rPr>
+          <w:rFonts w:ascii="Arial" w:hAnsi="Arial" w:cs="Arial"/>
+          <w:b/>
+          <w:i/>
+          <w:color w:val="305496"/>
+          <w:sz w:val="22"/>
+          <w:vertAlign w:val="subscript"/>
+        </w:rPr>
+        <w:t xml:space="preserve">1</w:t>
+      </w:r>
+      <w:r>
+        <w:rPr>
+          <w:rFonts w:ascii="Arial" w:hAnsi="Arial" w:cs="Arial"/>
+          <w:b/>
+          <w:i/>
+          <w:color w:val="305496"/>
+          <w:sz w:val="22"/>
+        </w:rPr>
+        <w:t xml:space="preserve">)·(1 + </w:t>
+      </w:r>
+      <w:r>
+        <w:rPr>
+          <w:rFonts w:ascii="Arial" w:hAnsi="Arial" w:cs="Arial"/>
+          <w:b/>
+          <w:i/>
+          <w:color w:val="305496"/>
+          <w:sz w:val="22"/>
+        </w:rPr>
+        <w:t xml:space="preserve">G</w:t>
+      </w:r>
+      <w:r>
+        <w:rPr>
+          <w:rFonts w:ascii="Arial" w:hAnsi="Arial" w:cs="Arial"/>
+          <w:b/>
+          <w:i/>
+          <w:color w:val="305496"/>
+          <w:sz w:val="22"/>
+          <w:vertAlign w:val="subscript"/>
+        </w:rPr>
+        <w:t xml:space="preserve">3</w:t>
+      </w:r>
+      <w:r>
+        <w:rPr>
+          <w:rFonts w:ascii="Arial" w:hAnsi="Arial" w:cs="Arial"/>
+          <w:b/>
+          <w:i/>
+          <w:color w:val="305496"/>
+          <w:sz w:val="22"/>
+        </w:rPr>
+        <w:t xml:space="preserve">·</w:t>
+      </w:r>
+      <w:r>
+        <w:rPr>
+          <w:rFonts w:ascii="Arial" w:hAnsi="Arial" w:cs="Arial"/>
+          <w:b/>
+          <w:i/>
+          <w:color w:val="305496"/>
+          <w:sz w:val="22"/>
+        </w:rPr>
+        <w:t xml:space="preserve">H</w:t>
+      </w:r>
+      <w:r>
+        <w:rPr>
+          <w:rFonts w:ascii="Arial" w:hAnsi="Arial" w:cs="Arial"/>
+          <w:b/>
+          <w:i/>
+          <w:color w:val="305496"/>
+          <w:sz w:val="22"/>
+          <w:vertAlign w:val="subscript"/>
+        </w:rPr>
+        <w:t xml:space="preserve">2</w:t>
+      </w:r>
+      <w:r>
+        <w:rPr>
+          <w:rFonts w:ascii="Arial" w:hAnsi="Arial" w:cs="Arial"/>
+          <w:b/>
+          <w:i/>
+          <w:color w:val="305496"/>
+          <w:sz w:val="22"/>
+        </w:rPr>
+        <w:t xml:space="preserve">)</w:t>
+      </w:r>
+      <w:r>
+        <w:rPr>
+          <w:rFonts w:ascii="Arial" w:hAnsi="Arial" w:cs="Arial"/>
+          <w:b/>
+          <w:i/>
+          <w:color w:val="305496"/>
+          <w:sz w:val="22"/>
+        </w:rPr>
+        <w:tab/>
+        <w:t xml:space="preserve">(17)</w:t>
+      </w:r>
+    </w:p>
+    <w:p>
+      <w:pPr>
+        <w:spacing w:line="360" w:lineRule="auto" w:after="120"/>
+        <w:jc w:val="both"/>
+      </w:pPr>
+      <w:r>
+        <w:rPr>
+          <w:rFonts w:ascii="Arial" w:hAnsi="Arial" w:cs="Arial"/>
+          <w:b w:val="0"/>
+          <w:i w:val="0"/>
+          <w:sz w:val="22"/>
+        </w:rPr>
+        <w:t xml:space="preserve">Bentuk terfaktor ini muncul justru karena kedua loop tidak bersentuhan.</w:t>
+      </w:r>
+      <w:r>
+        <w:rPr>
+          <w:rFonts w:ascii="Arial" w:hAnsi="Arial" w:cs="Arial"/>
+          <w:b w:val="0"/>
+          <w:i w:val="0"/>
+          <w:sz w:val="22"/>
+        </w:rPr>
+        <w:t xml:space="preserve"> Bentuk ringkasnya dituliskan pada Persamaan (18).</w:t>
+      </w:r>
+    </w:p>
+    <w:p>
+      <w:pPr>
+        <w:spacing w:line="360" w:lineRule="auto" w:after="120"/>
+        <w:jc w:val="both"/>
+      </w:pPr>
+      <w:r>
+        <w:rPr>
+          <w:rFonts w:ascii="Arial" w:hAnsi="Arial" w:cs="Arial"/>
+          <w:b w:val="0"/>
+          <w:i w:val="0"/>
+          <w:sz w:val="22"/>
+        </w:rPr>
+        <w:t xml:space="preserve">6. Hitung kofaktor</w:t>
+      </w:r>
+    </w:p>
+    <w:p>
+      <w:pPr>
+        <w:tabs>
+          <w:tab w:val="center" w:pos="4393"/>
+          <w:tab w:val="right" w:pos="8787"/>
+        </w:tabs>
+        <w:spacing w:before="40" w:after="120"/>
+      </w:pPr>
+      <w:r>
+        <w:rPr>
+          <w:rFonts w:ascii="Arial" w:hAnsi="Arial" w:cs="Arial"/>
+          <w:b/>
+          <w:i/>
+          <w:color w:val="305496"/>
+          <w:sz w:val="22"/>
+        </w:rPr>
+        <w:tab/>
+      </w:r>
       <w:r>
         <w:rPr>
           <w:rFonts w:ascii="Arial" w:hAnsi="Arial" w:cs="Arial"/>
@@ -5342,7 +6326,7 @@
           <w:color w:val="305496"/>
           <w:sz w:val="22"/>
         </w:rPr>
-        <w:t xml:space="preserve">L</w:t>
+        <w:t xml:space="preserve">Δ</w:t>
       </w:r>
       <w:r>
         <w:rPr>
@@ -5363,6 +6347,116 @@
           <w:color w:val="305496"/>
           <w:sz w:val="22"/>
         </w:rPr>
+        <w:t xml:space="preserve"> = 1</w:t>
+      </w:r>
+      <w:r>
+        <w:rPr>
+          <w:rFonts w:ascii="Arial" w:hAnsi="Arial" w:cs="Arial"/>
+          <w:b/>
+          <w:i/>
+          <w:color w:val="305496"/>
+          <w:sz w:val="22"/>
+        </w:rPr>
+        <w:tab/>
+        <w:t xml:space="preserve">(18)</w:t>
+      </w:r>
+    </w:p>
+    <w:p>
+      <w:pPr>
+        <w:spacing w:line="360" w:lineRule="auto" w:after="120"/>
+        <w:jc w:val="both"/>
+      </w:pPr>
+      <w:r>
+        <w:rPr>
+          <w:rFonts w:ascii="Arial" w:hAnsi="Arial" w:cs="Arial"/>
+          <w:b w:val="0"/>
+          <w:i w:val="0"/>
+          <w:sz w:val="22"/>
+        </w:rPr>
+        <w:t xml:space="preserve">Kedua loop bersentuhan dengan lintasan maju, sehingga seluruhnya dihapus.</w:t>
+      </w:r>
+      <w:r>
+        <w:rPr>
+          <w:rFonts w:ascii="Arial" w:hAnsi="Arial" w:cs="Arial"/>
+          <w:b w:val="0"/>
+          <w:i w:val="0"/>
+          <w:sz w:val="22"/>
+        </w:rPr>
+        <w:t xml:space="preserve"> Persamaan (19) memadatkan aturan tersebut.</w:t>
+      </w:r>
+    </w:p>
+    <w:p>
+      <w:pPr>
+        <w:spacing w:line="360" w:lineRule="auto" w:after="120"/>
+        <w:jc w:val="both"/>
+      </w:pPr>
+      <w:r>
+        <w:rPr>
+          <w:rFonts w:ascii="Arial" w:hAnsi="Arial" w:cs="Arial"/>
+          <w:b w:val="0"/>
+          <w:i w:val="0"/>
+          <w:sz w:val="22"/>
+        </w:rPr>
+        <w:t xml:space="preserve">7. Susun hasil akhir</w:t>
+      </w:r>
+    </w:p>
+    <w:p>
+      <w:pPr>
+        <w:tabs>
+          <w:tab w:val="center" w:pos="4393"/>
+          <w:tab w:val="right" w:pos="8787"/>
+        </w:tabs>
+        <w:spacing w:before="40" w:after="120"/>
+      </w:pPr>
+      <w:r>
+        <w:rPr>
+          <w:rFonts w:ascii="Arial" w:hAnsi="Arial" w:cs="Arial"/>
+          <w:b/>
+          <w:i/>
+          <w:color w:val="305496"/>
+          <w:sz w:val="22"/>
+        </w:rPr>
+        <w:tab/>
+      </w:r>
+      <w:r>
+        <w:rPr>
+          <w:rFonts w:ascii="Arial" w:hAnsi="Arial" w:cs="Arial"/>
+          <w:b/>
+          <w:i/>
+          <w:color w:val="305496"/>
+          <w:sz w:val="22"/>
+        </w:rPr>
+        <w:t xml:space="preserve">T = </w:t>
+      </w:r>
+      <w:r>
+        <w:rPr>
+          <w:rFonts w:ascii="Arial" w:hAnsi="Arial" w:cs="Arial"/>
+          <w:b/>
+          <w:i/>
+          <w:color w:val="305496"/>
+          <w:sz w:val="22"/>
+        </w:rPr>
+        <w:t xml:space="preserve">G</w:t>
+      </w:r>
+      <w:r>
+        <w:rPr>
+          <w:rFonts w:ascii="Arial" w:hAnsi="Arial" w:cs="Arial"/>
+          <w:b/>
+          <w:i/>
+          <w:color w:val="305496"/>
+          <w:sz w:val="22"/>
+          <w:vertAlign w:val="subscript"/>
+        </w:rPr>
+        <w:t xml:space="preserve">1</w:t>
+      </w:r>
+      <w:r>
+        <w:rPr>
+          <w:rFonts w:ascii="Arial" w:hAnsi="Arial" w:cs="Arial"/>
+          <w:b/>
+          <w:i/>
+          <w:color w:val="305496"/>
+          <w:sz w:val="22"/>
+        </w:rPr>
         <w:t xml:space="preserve">·</w:t>
       </w:r>
       <w:r>
@@ -5373,7 +6467,7 @@
           <w:color w:val="305496"/>
           <w:sz w:val="22"/>
         </w:rPr>
-        <w:t xml:space="preserve">L</w:t>
+        <w:t xml:space="preserve">G</w:t>
       </w:r>
       <w:r>
         <w:rPr>
@@ -5394,7 +6488,7 @@
           <w:color w:val="305496"/>
           <w:sz w:val="22"/>
         </w:rPr>
-        <w:t xml:space="preserve"> = </w:t>
+        <w:t xml:space="preserve">·</w:t>
       </w:r>
       <w:r>
         <w:rPr>
@@ -5415,6 +6509,37 @@
           <w:sz w:val="22"/>
           <w:vertAlign w:val="subscript"/>
         </w:rPr>
+        <w:t xml:space="preserve">3</w:t>
+      </w:r>
+      <w:r>
+        <w:rPr>
+          <w:rFonts w:ascii="Arial" w:hAnsi="Arial" w:cs="Arial"/>
+          <w:b/>
+          <w:i/>
+          <w:color w:val="305496"/>
+          <w:sz w:val="22"/>
+        </w:rPr>
+        <w:t xml:space="preserve">/((1+</w:t>
+      </w:r>
+      <w:r>
+        <w:rPr>
+          <w:rFonts w:ascii="Arial" w:hAnsi="Arial" w:cs="Arial"/>
+          <w:b/>
+          <w:i/>
+          <w:color w:val="305496"/>
+          <w:sz w:val="22"/>
+        </w:rPr>
+        <w:t xml:space="preserve">G</w:t>
+      </w:r>
+      <w:r>
+        <w:rPr>
+          <w:rFonts w:ascii="Arial" w:hAnsi="Arial" w:cs="Arial"/>
+          <w:b/>
+          <w:i/>
+          <w:color w:val="305496"/>
+          <w:sz w:val="22"/>
+          <w:vertAlign w:val="subscript"/>
+        </w:rPr>
         <w:t xml:space="preserve">1</w:t>
       </w:r>
       <w:r>
@@ -5456,6 +6581,37 @@
           <w:color w:val="305496"/>
           <w:sz w:val="22"/>
         </w:rPr>
+        <w:t xml:space="preserve">)·(1+</w:t>
+      </w:r>
+      <w:r>
+        <w:rPr>
+          <w:rFonts w:ascii="Arial" w:hAnsi="Arial" w:cs="Arial"/>
+          <w:b/>
+          <w:i/>
+          <w:color w:val="305496"/>
+          <w:sz w:val="22"/>
+        </w:rPr>
+        <w:t xml:space="preserve">G</w:t>
+      </w:r>
+      <w:r>
+        <w:rPr>
+          <w:rFonts w:ascii="Arial" w:hAnsi="Arial" w:cs="Arial"/>
+          <w:b/>
+          <w:i/>
+          <w:color w:val="305496"/>
+          <w:sz w:val="22"/>
+          <w:vertAlign w:val="subscript"/>
+        </w:rPr>
+        <w:t xml:space="preserve">3</w:t>
+      </w:r>
+      <w:r>
+        <w:rPr>
+          <w:rFonts w:ascii="Arial" w:hAnsi="Arial" w:cs="Arial"/>
+          <w:b/>
+          <w:i/>
+          <w:color w:val="305496"/>
+          <w:sz w:val="22"/>
+        </w:rPr>
         <w:t xml:space="preserve">·</w:t>
       </w:r>
       <w:r>
@@ -5466,7 +6622,7 @@
           <w:color w:val="305496"/>
           <w:sz w:val="22"/>
         </w:rPr>
-        <w:t xml:space="preserve">G</w:t>
+        <w:t xml:space="preserve">H</w:t>
       </w:r>
       <w:r>
         <w:rPr>
@@ -5477,37 +6633,6 @@
           <w:sz w:val="22"/>
           <w:vertAlign w:val="subscript"/>
         </w:rPr>
-        <w:t xml:space="preserve">3</w:t>
-      </w:r>
-      <w:r>
-        <w:rPr>
-          <w:rFonts w:ascii="Arial" w:hAnsi="Arial" w:cs="Arial"/>
-          <w:b/>
-          <w:i/>
-          <w:color w:val="305496"/>
-          <w:sz w:val="22"/>
-        </w:rPr>
-        <w:t xml:space="preserve">·</w:t>
-      </w:r>
-      <w:r>
-        <w:rPr>
-          <w:rFonts w:ascii="Arial" w:hAnsi="Arial" w:cs="Arial"/>
-          <w:b/>
-          <w:i/>
-          <w:color w:val="305496"/>
-          <w:sz w:val="22"/>
-        </w:rPr>
-        <w:t xml:space="preserve">H</w:t>
-      </w:r>
-      <w:r>
-        <w:rPr>
-          <w:rFonts w:ascii="Arial" w:hAnsi="Arial" w:cs="Arial"/>
-          <w:b/>
-          <w:i/>
-          <w:color w:val="305496"/>
-          <w:sz w:val="22"/>
-          <w:vertAlign w:val="subscript"/>
-        </w:rPr>
         <w:t xml:space="preserve">2</w:t>
       </w:r>
       <w:r>
@@ -5518,866 +6643,6 @@
           <w:color w:val="305496"/>
           <w:sz w:val="22"/>
         </w:rPr>
-        <w:t xml:space="preserve">   (15)</w:t>
-      </w:r>
-    </w:p>
-    <w:p>
-      <w:pPr>
-        <w:spacing w:line="360" w:lineRule="auto" w:after="120"/>
-        <w:jc w:val="both"/>
-      </w:pPr>
-      <w:r>
-        <w:rPr>
-          <w:rFonts w:ascii="Arial" w:hAnsi="Arial" w:cs="Arial"/>
-          <w:b w:val="0"/>
-          <w:i w:val="0"/>
-          <w:sz w:val="22"/>
-        </w:rPr>
-        <w:t xml:space="preserve">Perkalian dua bilangan negatif menghasilkan positif.</w:t>
-      </w:r>
-      <w:r>
-        <w:rPr>
-          <w:rFonts w:ascii="Arial" w:hAnsi="Arial" w:cs="Arial"/>
-          <w:b w:val="0"/>
-          <w:i w:val="0"/>
-          <w:sz w:val="22"/>
-        </w:rPr>
-        <w:t xml:space="preserve"> Rangkuman kuantitatifnya tertulis pada Persamaan (16).</w:t>
-      </w:r>
-    </w:p>
-    <w:p>
-      <w:pPr>
-        <w:spacing w:line="360" w:lineRule="auto" w:after="120"/>
-        <w:jc w:val="both"/>
-      </w:pPr>
-      <w:r>
-        <w:rPr>
-          <w:rFonts w:ascii="Arial" w:hAnsi="Arial" w:cs="Arial"/>
-          <w:b w:val="0"/>
-          <w:i w:val="0"/>
-          <w:sz w:val="22"/>
-        </w:rPr>
-        <w:t xml:space="preserve">4. Susun determinan</w:t>
-      </w:r>
-    </w:p>
-    <w:p>
-      <w:pPr>
-        <w:spacing w:before="40" w:after="120"/>
-        <w:jc w:val="center"/>
-      </w:pPr>
-      <w:r>
-        <w:rPr>
-          <w:rFonts w:ascii="Arial" w:hAnsi="Arial" w:cs="Arial"/>
-          <w:b/>
-          <w:i/>
-          <w:color w:val="305496"/>
-          <w:sz w:val="22"/>
-        </w:rPr>
-        <w:t xml:space="preserve">Δ = 1 + </w:t>
-      </w:r>
-      <w:r>
-        <w:rPr>
-          <w:rFonts w:ascii="Arial" w:hAnsi="Arial" w:cs="Arial"/>
-          <w:b/>
-          <w:i/>
-          <w:color w:val="305496"/>
-          <w:sz w:val="22"/>
-        </w:rPr>
-        <w:t xml:space="preserve">G</w:t>
-      </w:r>
-      <w:r>
-        <w:rPr>
-          <w:rFonts w:ascii="Arial" w:hAnsi="Arial" w:cs="Arial"/>
-          <w:b/>
-          <w:i/>
-          <w:color w:val="305496"/>
-          <w:sz w:val="22"/>
-          <w:vertAlign w:val="subscript"/>
-        </w:rPr>
-        <w:t xml:space="preserve">1</w:t>
-      </w:r>
-      <w:r>
-        <w:rPr>
-          <w:rFonts w:ascii="Arial" w:hAnsi="Arial" w:cs="Arial"/>
-          <w:b/>
-          <w:i/>
-          <w:color w:val="305496"/>
-          <w:sz w:val="22"/>
-        </w:rPr>
-        <w:t xml:space="preserve">·</w:t>
-      </w:r>
-      <w:r>
-        <w:rPr>
-          <w:rFonts w:ascii="Arial" w:hAnsi="Arial" w:cs="Arial"/>
-          <w:b/>
-          <w:i/>
-          <w:color w:val="305496"/>
-          <w:sz w:val="22"/>
-        </w:rPr>
-        <w:t xml:space="preserve">H</w:t>
-      </w:r>
-      <w:r>
-        <w:rPr>
-          <w:rFonts w:ascii="Arial" w:hAnsi="Arial" w:cs="Arial"/>
-          <w:b/>
-          <w:i/>
-          <w:color w:val="305496"/>
-          <w:sz w:val="22"/>
-          <w:vertAlign w:val="subscript"/>
-        </w:rPr>
-        <w:t xml:space="preserve">1</w:t>
-      </w:r>
-      <w:r>
-        <w:rPr>
-          <w:rFonts w:ascii="Arial" w:hAnsi="Arial" w:cs="Arial"/>
-          <w:b/>
-          <w:i/>
-          <w:color w:val="305496"/>
-          <w:sz w:val="22"/>
-        </w:rPr>
-        <w:t xml:space="preserve"> + </w:t>
-      </w:r>
-      <w:r>
-        <w:rPr>
-          <w:rFonts w:ascii="Arial" w:hAnsi="Arial" w:cs="Arial"/>
-          <w:b/>
-          <w:i/>
-          <w:color w:val="305496"/>
-          <w:sz w:val="22"/>
-        </w:rPr>
-        <w:t xml:space="preserve">G</w:t>
-      </w:r>
-      <w:r>
-        <w:rPr>
-          <w:rFonts w:ascii="Arial" w:hAnsi="Arial" w:cs="Arial"/>
-          <w:b/>
-          <w:i/>
-          <w:color w:val="305496"/>
-          <w:sz w:val="22"/>
-          <w:vertAlign w:val="subscript"/>
-        </w:rPr>
-        <w:t xml:space="preserve">3</w:t>
-      </w:r>
-      <w:r>
-        <w:rPr>
-          <w:rFonts w:ascii="Arial" w:hAnsi="Arial" w:cs="Arial"/>
-          <w:b/>
-          <w:i/>
-          <w:color w:val="305496"/>
-          <w:sz w:val="22"/>
-        </w:rPr>
-        <w:t xml:space="preserve">·</w:t>
-      </w:r>
-      <w:r>
-        <w:rPr>
-          <w:rFonts w:ascii="Arial" w:hAnsi="Arial" w:cs="Arial"/>
-          <w:b/>
-          <w:i/>
-          <w:color w:val="305496"/>
-          <w:sz w:val="22"/>
-        </w:rPr>
-        <w:t xml:space="preserve">H</w:t>
-      </w:r>
-      <w:r>
-        <w:rPr>
-          <w:rFonts w:ascii="Arial" w:hAnsi="Arial" w:cs="Arial"/>
-          <w:b/>
-          <w:i/>
-          <w:color w:val="305496"/>
-          <w:sz w:val="22"/>
-          <w:vertAlign w:val="subscript"/>
-        </w:rPr>
-        <w:t xml:space="preserve">2</w:t>
-      </w:r>
-      <w:r>
-        <w:rPr>
-          <w:rFonts w:ascii="Arial" w:hAnsi="Arial" w:cs="Arial"/>
-          <w:b/>
-          <w:i/>
-          <w:color w:val="305496"/>
-          <w:sz w:val="22"/>
-        </w:rPr>
-        <w:t xml:space="preserve"> + </w:t>
-      </w:r>
-      <w:r>
-        <w:rPr>
-          <w:rFonts w:ascii="Arial" w:hAnsi="Arial" w:cs="Arial"/>
-          <w:b/>
-          <w:i/>
-          <w:color w:val="305496"/>
-          <w:sz w:val="22"/>
-        </w:rPr>
-        <w:t xml:space="preserve">G</w:t>
-      </w:r>
-      <w:r>
-        <w:rPr>
-          <w:rFonts w:ascii="Arial" w:hAnsi="Arial" w:cs="Arial"/>
-          <w:b/>
-          <w:i/>
-          <w:color w:val="305496"/>
-          <w:sz w:val="22"/>
-          <w:vertAlign w:val="subscript"/>
-        </w:rPr>
-        <w:t xml:space="preserve">1</w:t>
-      </w:r>
-      <w:r>
-        <w:rPr>
-          <w:rFonts w:ascii="Arial" w:hAnsi="Arial" w:cs="Arial"/>
-          <w:b/>
-          <w:i/>
-          <w:color w:val="305496"/>
-          <w:sz w:val="22"/>
-        </w:rPr>
-        <w:t xml:space="preserve">·</w:t>
-      </w:r>
-      <w:r>
-        <w:rPr>
-          <w:rFonts w:ascii="Arial" w:hAnsi="Arial" w:cs="Arial"/>
-          <w:b/>
-          <w:i/>
-          <w:color w:val="305496"/>
-          <w:sz w:val="22"/>
-        </w:rPr>
-        <w:t xml:space="preserve">H</w:t>
-      </w:r>
-      <w:r>
-        <w:rPr>
-          <w:rFonts w:ascii="Arial" w:hAnsi="Arial" w:cs="Arial"/>
-          <w:b/>
-          <w:i/>
-          <w:color w:val="305496"/>
-          <w:sz w:val="22"/>
-          <w:vertAlign w:val="subscript"/>
-        </w:rPr>
-        <w:t xml:space="preserve">1</w:t>
-      </w:r>
-      <w:r>
-        <w:rPr>
-          <w:rFonts w:ascii="Arial" w:hAnsi="Arial" w:cs="Arial"/>
-          <w:b/>
-          <w:i/>
-          <w:color w:val="305496"/>
-          <w:sz w:val="22"/>
-        </w:rPr>
-        <w:t xml:space="preserve">·</w:t>
-      </w:r>
-      <w:r>
-        <w:rPr>
-          <w:rFonts w:ascii="Arial" w:hAnsi="Arial" w:cs="Arial"/>
-          <w:b/>
-          <w:i/>
-          <w:color w:val="305496"/>
-          <w:sz w:val="22"/>
-        </w:rPr>
-        <w:t xml:space="preserve">G</w:t>
-      </w:r>
-      <w:r>
-        <w:rPr>
-          <w:rFonts w:ascii="Arial" w:hAnsi="Arial" w:cs="Arial"/>
-          <w:b/>
-          <w:i/>
-          <w:color w:val="305496"/>
-          <w:sz w:val="22"/>
-          <w:vertAlign w:val="subscript"/>
-        </w:rPr>
-        <w:t xml:space="preserve">3</w:t>
-      </w:r>
-      <w:r>
-        <w:rPr>
-          <w:rFonts w:ascii="Arial" w:hAnsi="Arial" w:cs="Arial"/>
-          <w:b/>
-          <w:i/>
-          <w:color w:val="305496"/>
-          <w:sz w:val="22"/>
-        </w:rPr>
-        <w:t xml:space="preserve">·</w:t>
-      </w:r>
-      <w:r>
-        <w:rPr>
-          <w:rFonts w:ascii="Arial" w:hAnsi="Arial" w:cs="Arial"/>
-          <w:b/>
-          <w:i/>
-          <w:color w:val="305496"/>
-          <w:sz w:val="22"/>
-        </w:rPr>
-        <w:t xml:space="preserve">H</w:t>
-      </w:r>
-      <w:r>
-        <w:rPr>
-          <w:rFonts w:ascii="Arial" w:hAnsi="Arial" w:cs="Arial"/>
-          <w:b/>
-          <w:i/>
-          <w:color w:val="305496"/>
-          <w:sz w:val="22"/>
-          <w:vertAlign w:val="subscript"/>
-        </w:rPr>
-        <w:t xml:space="preserve">2</w:t>
-      </w:r>
-      <w:r>
-        <w:rPr>
-          <w:rFonts w:ascii="Arial" w:hAnsi="Arial" w:cs="Arial"/>
-          <w:b/>
-          <w:i/>
-          <w:color w:val="305496"/>
-          <w:sz w:val="22"/>
-        </w:rPr>
-        <w:t xml:space="preserve">   (16)</w:t>
-      </w:r>
-    </w:p>
-    <w:p>
-      <w:pPr>
-        <w:spacing w:line="360" w:lineRule="auto" w:after="120"/>
-        <w:jc w:val="both"/>
-      </w:pPr>
-      <w:r>
-        <w:rPr>
-          <w:rFonts w:ascii="Arial" w:hAnsi="Arial" w:cs="Arial"/>
-          <w:b w:val="0"/>
-          <w:i w:val="0"/>
-          <w:sz w:val="22"/>
-        </w:rPr>
-        <w:t xml:space="preserve">Suku terakhir inilah yang paling sering terlupakan.</w:t>
-      </w:r>
-      <w:r>
-        <w:rPr>
-          <w:rFonts w:ascii="Arial" w:hAnsi="Arial" w:cs="Arial"/>
-          <w:b w:val="0"/>
-          <w:i w:val="0"/>
-          <w:sz w:val="22"/>
-        </w:rPr>
-        <w:t xml:space="preserve"> Hubungan ini dirangkum dalam Persamaan (17).</w:t>
-      </w:r>
-    </w:p>
-    <w:p>
-      <w:pPr>
-        <w:spacing w:line="360" w:lineRule="auto" w:after="120"/>
-        <w:jc w:val="both"/>
-      </w:pPr>
-      <w:r>
-        <w:rPr>
-          <w:rFonts w:ascii="Arial" w:hAnsi="Arial" w:cs="Arial"/>
-          <w:b w:val="0"/>
-          <w:i w:val="0"/>
-          <w:sz w:val="22"/>
-        </w:rPr>
-        <w:t xml:space="preserve">5. Faktorkan determinan</w:t>
-      </w:r>
-    </w:p>
-    <w:p>
-      <w:pPr>
-        <w:spacing w:before="40" w:after="120"/>
-        <w:jc w:val="center"/>
-      </w:pPr>
-      <w:r>
-        <w:rPr>
-          <w:rFonts w:ascii="Arial" w:hAnsi="Arial" w:cs="Arial"/>
-          <w:b/>
-          <w:i/>
-          <w:color w:val="305496"/>
-          <w:sz w:val="22"/>
-        </w:rPr>
-        <w:t xml:space="preserve">Δ = (1 + </w:t>
-      </w:r>
-      <w:r>
-        <w:rPr>
-          <w:rFonts w:ascii="Arial" w:hAnsi="Arial" w:cs="Arial"/>
-          <w:b/>
-          <w:i/>
-          <w:color w:val="305496"/>
-          <w:sz w:val="22"/>
-        </w:rPr>
-        <w:t xml:space="preserve">G</w:t>
-      </w:r>
-      <w:r>
-        <w:rPr>
-          <w:rFonts w:ascii="Arial" w:hAnsi="Arial" w:cs="Arial"/>
-          <w:b/>
-          <w:i/>
-          <w:color w:val="305496"/>
-          <w:sz w:val="22"/>
-          <w:vertAlign w:val="subscript"/>
-        </w:rPr>
-        <w:t xml:space="preserve">1</w:t>
-      </w:r>
-      <w:r>
-        <w:rPr>
-          <w:rFonts w:ascii="Arial" w:hAnsi="Arial" w:cs="Arial"/>
-          <w:b/>
-          <w:i/>
-          <w:color w:val="305496"/>
-          <w:sz w:val="22"/>
-        </w:rPr>
-        <w:t xml:space="preserve">·</w:t>
-      </w:r>
-      <w:r>
-        <w:rPr>
-          <w:rFonts w:ascii="Arial" w:hAnsi="Arial" w:cs="Arial"/>
-          <w:b/>
-          <w:i/>
-          <w:color w:val="305496"/>
-          <w:sz w:val="22"/>
-        </w:rPr>
-        <w:t xml:space="preserve">H</w:t>
-      </w:r>
-      <w:r>
-        <w:rPr>
-          <w:rFonts w:ascii="Arial" w:hAnsi="Arial" w:cs="Arial"/>
-          <w:b/>
-          <w:i/>
-          <w:color w:val="305496"/>
-          <w:sz w:val="22"/>
-          <w:vertAlign w:val="subscript"/>
-        </w:rPr>
-        <w:t xml:space="preserve">1</w:t>
-      </w:r>
-      <w:r>
-        <w:rPr>
-          <w:rFonts w:ascii="Arial" w:hAnsi="Arial" w:cs="Arial"/>
-          <w:b/>
-          <w:i/>
-          <w:color w:val="305496"/>
-          <w:sz w:val="22"/>
-        </w:rPr>
-        <w:t xml:space="preserve">)·(1 + </w:t>
-      </w:r>
-      <w:r>
-        <w:rPr>
-          <w:rFonts w:ascii="Arial" w:hAnsi="Arial" w:cs="Arial"/>
-          <w:b/>
-          <w:i/>
-          <w:color w:val="305496"/>
-          <w:sz w:val="22"/>
-        </w:rPr>
-        <w:t xml:space="preserve">G</w:t>
-      </w:r>
-      <w:r>
-        <w:rPr>
-          <w:rFonts w:ascii="Arial" w:hAnsi="Arial" w:cs="Arial"/>
-          <w:b/>
-          <w:i/>
-          <w:color w:val="305496"/>
-          <w:sz w:val="22"/>
-          <w:vertAlign w:val="subscript"/>
-        </w:rPr>
-        <w:t xml:space="preserve">3</w:t>
-      </w:r>
-      <w:r>
-        <w:rPr>
-          <w:rFonts w:ascii="Arial" w:hAnsi="Arial" w:cs="Arial"/>
-          <w:b/>
-          <w:i/>
-          <w:color w:val="305496"/>
-          <w:sz w:val="22"/>
-        </w:rPr>
-        <w:t xml:space="preserve">·</w:t>
-      </w:r>
-      <w:r>
-        <w:rPr>
-          <w:rFonts w:ascii="Arial" w:hAnsi="Arial" w:cs="Arial"/>
-          <w:b/>
-          <w:i/>
-          <w:color w:val="305496"/>
-          <w:sz w:val="22"/>
-        </w:rPr>
-        <w:t xml:space="preserve">H</w:t>
-      </w:r>
-      <w:r>
-        <w:rPr>
-          <w:rFonts w:ascii="Arial" w:hAnsi="Arial" w:cs="Arial"/>
-          <w:b/>
-          <w:i/>
-          <w:color w:val="305496"/>
-          <w:sz w:val="22"/>
-          <w:vertAlign w:val="subscript"/>
-        </w:rPr>
-        <w:t xml:space="preserve">2</w:t>
-      </w:r>
-      <w:r>
-        <w:rPr>
-          <w:rFonts w:ascii="Arial" w:hAnsi="Arial" w:cs="Arial"/>
-          <w:b/>
-          <w:i/>
-          <w:color w:val="305496"/>
-          <w:sz w:val="22"/>
-        </w:rPr>
-        <w:t xml:space="preserve">)</w:t>
-      </w:r>
-      <w:r>
-        <w:rPr>
-          <w:rFonts w:ascii="Arial" w:hAnsi="Arial" w:cs="Arial"/>
-          <w:b/>
-          <w:i/>
-          <w:color w:val="305496"/>
-          <w:sz w:val="22"/>
-        </w:rPr>
-        <w:t xml:space="preserve">   (17)</w:t>
-      </w:r>
-    </w:p>
-    <w:p>
-      <w:pPr>
-        <w:spacing w:line="360" w:lineRule="auto" w:after="120"/>
-        <w:jc w:val="both"/>
-      </w:pPr>
-      <w:r>
-        <w:rPr>
-          <w:rFonts w:ascii="Arial" w:hAnsi="Arial" w:cs="Arial"/>
-          <w:b w:val="0"/>
-          <w:i w:val="0"/>
-          <w:sz w:val="22"/>
-        </w:rPr>
-        <w:t xml:space="preserve">Bentuk terfaktor ini muncul justru karena kedua loop tidak bersentuhan.</w:t>
-      </w:r>
-      <w:r>
-        <w:rPr>
-          <w:rFonts w:ascii="Arial" w:hAnsi="Arial" w:cs="Arial"/>
-          <w:b w:val="0"/>
-          <w:i w:val="0"/>
-          <w:sz w:val="22"/>
-        </w:rPr>
-        <w:t xml:space="preserve"> Bentuk ringkasnya dituliskan pada Persamaan (18).</w:t>
-      </w:r>
-    </w:p>
-    <w:p>
-      <w:pPr>
-        <w:spacing w:line="360" w:lineRule="auto" w:after="120"/>
-        <w:jc w:val="both"/>
-      </w:pPr>
-      <w:r>
-        <w:rPr>
-          <w:rFonts w:ascii="Arial" w:hAnsi="Arial" w:cs="Arial"/>
-          <w:b w:val="0"/>
-          <w:i w:val="0"/>
-          <w:sz w:val="22"/>
-        </w:rPr>
-        <w:t xml:space="preserve">6. Hitung kofaktor</w:t>
-      </w:r>
-    </w:p>
-    <w:p>
-      <w:pPr>
-        <w:spacing w:before="40" w:after="120"/>
-        <w:jc w:val="center"/>
-      </w:pPr>
-      <w:r>
-        <w:rPr>
-          <w:rFonts w:ascii="Arial" w:hAnsi="Arial" w:cs="Arial"/>
-          <w:b/>
-          <w:i/>
-          <w:color w:val="305496"/>
-          <w:sz w:val="22"/>
-        </w:rPr>
-        <w:t xml:space="preserve"/>
-      </w:r>
-      <w:r>
-        <w:rPr>
-          <w:rFonts w:ascii="Arial" w:hAnsi="Arial" w:cs="Arial"/>
-          <w:b/>
-          <w:i/>
-          <w:color w:val="305496"/>
-          <w:sz w:val="22"/>
-        </w:rPr>
-        <w:t xml:space="preserve">Δ</w:t>
-      </w:r>
-      <w:r>
-        <w:rPr>
-          <w:rFonts w:ascii="Arial" w:hAnsi="Arial" w:cs="Arial"/>
-          <w:b/>
-          <w:i/>
-          <w:color w:val="305496"/>
-          <w:sz w:val="22"/>
-          <w:vertAlign w:val="subscript"/>
-        </w:rPr>
-        <w:t xml:space="preserve">1</w:t>
-      </w:r>
-      <w:r>
-        <w:rPr>
-          <w:rFonts w:ascii="Arial" w:hAnsi="Arial" w:cs="Arial"/>
-          <w:b/>
-          <w:i/>
-          <w:color w:val="305496"/>
-          <w:sz w:val="22"/>
-        </w:rPr>
-        <w:t xml:space="preserve"> = 1</w:t>
-      </w:r>
-      <w:r>
-        <w:rPr>
-          <w:rFonts w:ascii="Arial" w:hAnsi="Arial" w:cs="Arial"/>
-          <w:b/>
-          <w:i/>
-          <w:color w:val="305496"/>
-          <w:sz w:val="22"/>
-        </w:rPr>
-        <w:t xml:space="preserve">   (18)</w:t>
-      </w:r>
-    </w:p>
-    <w:p>
-      <w:pPr>
-        <w:spacing w:line="360" w:lineRule="auto" w:after="120"/>
-        <w:jc w:val="both"/>
-      </w:pPr>
-      <w:r>
-        <w:rPr>
-          <w:rFonts w:ascii="Arial" w:hAnsi="Arial" w:cs="Arial"/>
-          <w:b w:val="0"/>
-          <w:i w:val="0"/>
-          <w:sz w:val="22"/>
-        </w:rPr>
-        <w:t xml:space="preserve">Kedua loop bersentuhan dengan lintasan maju, sehingga seluruhnya dihapus.</w:t>
-      </w:r>
-      <w:r>
-        <w:rPr>
-          <w:rFonts w:ascii="Arial" w:hAnsi="Arial" w:cs="Arial"/>
-          <w:b w:val="0"/>
-          <w:i w:val="0"/>
-          <w:sz w:val="22"/>
-        </w:rPr>
-        <w:t xml:space="preserve"> Persamaan (19) memadatkan aturan tersebut.</w:t>
-      </w:r>
-    </w:p>
-    <w:p>
-      <w:pPr>
-        <w:spacing w:line="360" w:lineRule="auto" w:after="120"/>
-        <w:jc w:val="both"/>
-      </w:pPr>
-      <w:r>
-        <w:rPr>
-          <w:rFonts w:ascii="Arial" w:hAnsi="Arial" w:cs="Arial"/>
-          <w:b w:val="0"/>
-          <w:i w:val="0"/>
-          <w:sz w:val="22"/>
-        </w:rPr>
-        <w:t xml:space="preserve">7. Susun hasil akhir</w:t>
-      </w:r>
-    </w:p>
-    <w:p>
-      <w:pPr>
-        <w:spacing w:before="40" w:after="120"/>
-        <w:jc w:val="center"/>
-      </w:pPr>
-      <w:r>
-        <w:rPr>
-          <w:rFonts w:ascii="Arial" w:hAnsi="Arial" w:cs="Arial"/>
-          <w:b/>
-          <w:i/>
-          <w:color w:val="305496"/>
-          <w:sz w:val="22"/>
-        </w:rPr>
-        <w:t xml:space="preserve">T = </w:t>
-      </w:r>
-      <w:r>
-        <w:rPr>
-          <w:rFonts w:ascii="Arial" w:hAnsi="Arial" w:cs="Arial"/>
-          <w:b/>
-          <w:i/>
-          <w:color w:val="305496"/>
-          <w:sz w:val="22"/>
-        </w:rPr>
-        <w:t xml:space="preserve">G</w:t>
-      </w:r>
-      <w:r>
-        <w:rPr>
-          <w:rFonts w:ascii="Arial" w:hAnsi="Arial" w:cs="Arial"/>
-          <w:b/>
-          <w:i/>
-          <w:color w:val="305496"/>
-          <w:sz w:val="22"/>
-          <w:vertAlign w:val="subscript"/>
-        </w:rPr>
-        <w:t xml:space="preserve">1</w:t>
-      </w:r>
-      <w:r>
-        <w:rPr>
-          <w:rFonts w:ascii="Arial" w:hAnsi="Arial" w:cs="Arial"/>
-          <w:b/>
-          <w:i/>
-          <w:color w:val="305496"/>
-          <w:sz w:val="22"/>
-        </w:rPr>
-        <w:t xml:space="preserve">·</w:t>
-      </w:r>
-      <w:r>
-        <w:rPr>
-          <w:rFonts w:ascii="Arial" w:hAnsi="Arial" w:cs="Arial"/>
-          <w:b/>
-          <w:i/>
-          <w:color w:val="305496"/>
-          <w:sz w:val="22"/>
-        </w:rPr>
-        <w:t xml:space="preserve">G</w:t>
-      </w:r>
-      <w:r>
-        <w:rPr>
-          <w:rFonts w:ascii="Arial" w:hAnsi="Arial" w:cs="Arial"/>
-          <w:b/>
-          <w:i/>
-          <w:color w:val="305496"/>
-          <w:sz w:val="22"/>
-          <w:vertAlign w:val="subscript"/>
-        </w:rPr>
-        <w:t xml:space="preserve">2</w:t>
-      </w:r>
-      <w:r>
-        <w:rPr>
-          <w:rFonts w:ascii="Arial" w:hAnsi="Arial" w:cs="Arial"/>
-          <w:b/>
-          <w:i/>
-          <w:color w:val="305496"/>
-          <w:sz w:val="22"/>
-        </w:rPr>
-        <w:t xml:space="preserve">·</w:t>
-      </w:r>
-      <w:r>
-        <w:rPr>
-          <w:rFonts w:ascii="Arial" w:hAnsi="Arial" w:cs="Arial"/>
-          <w:b/>
-          <w:i/>
-          <w:color w:val="305496"/>
-          <w:sz w:val="22"/>
-        </w:rPr>
-        <w:t xml:space="preserve">G</w:t>
-      </w:r>
-      <w:r>
-        <w:rPr>
-          <w:rFonts w:ascii="Arial" w:hAnsi="Arial" w:cs="Arial"/>
-          <w:b/>
-          <w:i/>
-          <w:color w:val="305496"/>
-          <w:sz w:val="22"/>
-          <w:vertAlign w:val="subscript"/>
-        </w:rPr>
-        <w:t xml:space="preserve">3</w:t>
-      </w:r>
-      <w:r>
-        <w:rPr>
-          <w:rFonts w:ascii="Arial" w:hAnsi="Arial" w:cs="Arial"/>
-          <w:b/>
-          <w:i/>
-          <w:color w:val="305496"/>
-          <w:sz w:val="22"/>
-        </w:rPr>
-        <w:t xml:space="preserve">/((1+</w:t>
-      </w:r>
-      <w:r>
-        <w:rPr>
-          <w:rFonts w:ascii="Arial" w:hAnsi="Arial" w:cs="Arial"/>
-          <w:b/>
-          <w:i/>
-          <w:color w:val="305496"/>
-          <w:sz w:val="22"/>
-        </w:rPr>
-        <w:t xml:space="preserve">G</w:t>
-      </w:r>
-      <w:r>
-        <w:rPr>
-          <w:rFonts w:ascii="Arial" w:hAnsi="Arial" w:cs="Arial"/>
-          <w:b/>
-          <w:i/>
-          <w:color w:val="305496"/>
-          <w:sz w:val="22"/>
-          <w:vertAlign w:val="subscript"/>
-        </w:rPr>
-        <w:t xml:space="preserve">1</w:t>
-      </w:r>
-      <w:r>
-        <w:rPr>
-          <w:rFonts w:ascii="Arial" w:hAnsi="Arial" w:cs="Arial"/>
-          <w:b/>
-          <w:i/>
-          <w:color w:val="305496"/>
-          <w:sz w:val="22"/>
-        </w:rPr>
-        <w:t xml:space="preserve">·</w:t>
-      </w:r>
-      <w:r>
-        <w:rPr>
-          <w:rFonts w:ascii="Arial" w:hAnsi="Arial" w:cs="Arial"/>
-          <w:b/>
-          <w:i/>
-          <w:color w:val="305496"/>
-          <w:sz w:val="22"/>
-        </w:rPr>
-        <w:t xml:space="preserve">H</w:t>
-      </w:r>
-      <w:r>
-        <w:rPr>
-          <w:rFonts w:ascii="Arial" w:hAnsi="Arial" w:cs="Arial"/>
-          <w:b/>
-          <w:i/>
-          <w:color w:val="305496"/>
-          <w:sz w:val="22"/>
-          <w:vertAlign w:val="subscript"/>
-        </w:rPr>
-        <w:t xml:space="preserve">1</w:t>
-      </w:r>
-      <w:r>
-        <w:rPr>
-          <w:rFonts w:ascii="Arial" w:hAnsi="Arial" w:cs="Arial"/>
-          <w:b/>
-          <w:i/>
-          <w:color w:val="305496"/>
-          <w:sz w:val="22"/>
-        </w:rPr>
-        <w:t xml:space="preserve">)·(1+</w:t>
-      </w:r>
-      <w:r>
-        <w:rPr>
-          <w:rFonts w:ascii="Arial" w:hAnsi="Arial" w:cs="Arial"/>
-          <w:b/>
-          <w:i/>
-          <w:color w:val="305496"/>
-          <w:sz w:val="22"/>
-        </w:rPr>
-        <w:t xml:space="preserve">G</w:t>
-      </w:r>
-      <w:r>
-        <w:rPr>
-          <w:rFonts w:ascii="Arial" w:hAnsi="Arial" w:cs="Arial"/>
-          <w:b/>
-          <w:i/>
-          <w:color w:val="305496"/>
-          <w:sz w:val="22"/>
-          <w:vertAlign w:val="subscript"/>
-        </w:rPr>
-        <w:t xml:space="preserve">3</w:t>
-      </w:r>
-      <w:r>
-        <w:rPr>
-          <w:rFonts w:ascii="Arial" w:hAnsi="Arial" w:cs="Arial"/>
-          <w:b/>
-          <w:i/>
-          <w:color w:val="305496"/>
-          <w:sz w:val="22"/>
-        </w:rPr>
-        <w:t xml:space="preserve">·</w:t>
-      </w:r>
-      <w:r>
-        <w:rPr>
-          <w:rFonts w:ascii="Arial" w:hAnsi="Arial" w:cs="Arial"/>
-          <w:b/>
-          <w:i/>
-          <w:color w:val="305496"/>
-          <w:sz w:val="22"/>
-        </w:rPr>
-        <w:t xml:space="preserve">H</w:t>
-      </w:r>
-      <w:r>
-        <w:rPr>
-          <w:rFonts w:ascii="Arial" w:hAnsi="Arial" w:cs="Arial"/>
-          <w:b/>
-          <w:i/>
-          <w:color w:val="305496"/>
-          <w:sz w:val="22"/>
-          <w:vertAlign w:val="subscript"/>
-        </w:rPr>
-        <w:t xml:space="preserve">2</w:t>
-      </w:r>
-      <w:r>
-        <w:rPr>
-          <w:rFonts w:ascii="Arial" w:hAnsi="Arial" w:cs="Arial"/>
-          <w:b/>
-          <w:i/>
-          <w:color w:val="305496"/>
-          <w:sz w:val="22"/>
-        </w:rPr>
         <w:t xml:space="preserve">))</w:t>
       </w:r>
       <w:r>
@@ -6388,7 +6653,8 @@
           <w:color w:val="305496"/>
           <w:sz w:val="22"/>
         </w:rPr>
-        <w:t xml:space="preserve">   (19)</w:t>
+        <w:tab/>
+        <w:t xml:space="preserve">(19)</w:t>
       </w:r>
     </w:p>
     <w:p>

--- a/Sistem-Kendali-Cerdas/Modul-Word/Modul-10-Aturan-Mason-dan-Grafik-Aliran-Sinyal.docx
+++ b/Sistem-Kendali-Cerdas/Modul-Word/Modul-10-Aturan-Mason-dan-Grafik-Aliran-Sinyal.docx
@@ -2578,17 +2578,66 @@
     </w:p>
     <w:p>
       <w:pPr>
-        <w:spacing w:line="360" w:lineRule="auto" w:after="120"/>
-        <w:jc w:val="both"/>
-      </w:pPr>
-      <w:r>
-        <w:rPr>
-          <w:rFonts w:ascii="Arial" w:hAnsi="Arial" w:cs="Arial"/>
-          <w:b w:val="0"/>
-          <w:i w:val="0"/>
-          <w:sz w:val="22"/>
-        </w:rPr>
-        <w:t xml:space="preserve">🔗 Modul Interaktif: https://dedik-romahadi.github.io/Mechanical-Engineering-Courses/Sistem-Kendali-Cerdas/Modul/Modul-10.html. Pada layar masuk, pilih tombol “👁️ Mode Preview (Tanpa Login)” untuk membaca seluruh materi tanpa perlu NIM dan PIN. Untuk mengerjakan Tugas dan Forum, masuk sebagai Mahasiswa memakai NIM dan PIN.</w:t>
+        <w:pBdr>
+          <w:top w:val="single" w:sz="6" w:space="10" w:color="BFE3D0"/>
+          <w:left w:val="single" w:sz="24" w:space="12" w:color="1F7A55"/>
+          <w:bottom w:val="single" w:sz="6" w:space="10" w:color="BFE3D0"/>
+          <w:right w:val="single" w:sz="6" w:space="10" w:color="BFE3D0"/>
+        </w:pBdr>
+        <w:shd w:val="clear" w:fill="F1FAF5"/>
+        <w:spacing w:before="140" w:after="60" w:line="264" w:lineRule="auto"/>
+        <w:ind w:left="170" w:right="170"/>
+        <w:jc w:val="left"/>
+      </w:pPr>
+      <w:r>
+        <w:rPr>
+          <w:rFonts w:ascii="Arial" w:hAnsi="Arial" w:cs="Arial"/>
+          <w:b/>
+          <w:i w:val="0"/>
+          <w:color w:val="1F7A55"/>
+          <w:sz w:val="17"/>
+          <w:spacing w:val="30"/>
+        </w:rPr>
+        <w:t xml:space="preserve">🔗 MODUL INTERAKTIF</w:t>
+      </w:r>
+      <w:r>
+        <w:br/>
+      </w:r>
+      <w:hyperlink r:id="rId19">
+        <w:r>
+          <w:rPr>
+            <w:rFonts w:ascii="Arial" w:hAnsi="Arial" w:cs="Arial"/>
+            <w:b/>
+            <w:color w:val="0563C1"/>
+            <w:sz w:val="20"/>
+            <w:u w:val="single"/>
+          </w:rPr>
+          <w:t xml:space="preserve">https://dedik-romahadi.github.io/Mechanical-Engineering-Courses/Sistem-Kendali-Cerdas/Modul/Modul-10.html</w:t>
+        </w:r>
+      </w:hyperlink>
+    </w:p>
+    <w:p>
+      <w:pPr>
+        <w:pBdr>
+          <w:top w:val="single" w:sz="6" w:space="10" w:color="BFE3D0"/>
+          <w:left w:val="single" w:sz="24" w:space="12" w:color="1F7A55"/>
+          <w:bottom w:val="single" w:sz="6" w:space="10" w:color="BFE3D0"/>
+          <w:right w:val="single" w:sz="6" w:space="10" w:color="BFE3D0"/>
+        </w:pBdr>
+        <w:shd w:val="clear" w:fill="F1FAF5"/>
+        <w:spacing w:before="0" w:after="140" w:line="264" w:lineRule="auto"/>
+        <w:ind w:left="170" w:right="170"/>
+        <w:jc w:val="left"/>
+      </w:pPr>
+      <w:r>
+        <w:rPr>
+          <w:rFonts w:ascii="Arial" w:hAnsi="Arial" w:cs="Arial"/>
+          <w:b w:val="0"/>
+          <w:i w:val="0"/>
+          <w:color w:val="44525F"/>
+          <w:sz w:val="19"/>
+        </w:rPr>
+        <w:t xml:space="preserve">Pada layar masuk, pilih tombol “👁️ Mode Preview (Tanpa Login)” untuk membaca seluruh materi tanpa perlu NIM dan PIN. Untuk mengerjakan Tugas dan Forum, masuk sebagai Mahasiswa memakai NIM dan PIN.</w:t>
       </w:r>
     </w:p>
     <w:p>
